--- a/NMS-projekat.docx
+++ b/NMS-projekat.docx
@@ -1,6 +1,6 @@
 
 <file path=word/document.xml><?xml version="1.0" encoding="utf-8"?>
-<w:document xmlns:wpc="http://schemas.microsoft.com/office/word/2010/wordprocessingCanvas" xmlns:mc="http://schemas.openxmlformats.org/markup-compatibility/2006" xmlns:o="urn:schemas-microsoft-com:office:office" xmlns:r="http://schemas.openxmlformats.org/officeDocument/2006/relationships" xmlns:m="http://schemas.openxmlformats.org/officeDocument/2006/math" xmlns:v="urn:schemas-microsoft-com:vml" xmlns:wp14="http://schemas.microsoft.com/office/word/2010/wordprocessingDrawing" xmlns:wp="http://schemas.openxmlformats.org/drawingml/2006/wordprocessingDrawing" xmlns:w10="urn:schemas-microsoft-com:office:word" xmlns:w="http://schemas.openxmlformats.org/wordprocessingml/2006/main" xmlns:w14="http://schemas.microsoft.com/office/word/2010/wordml" xmlns:w15="http://schemas.microsoft.com/office/word/2012/wordml" xmlns:wpg="http://schemas.microsoft.com/office/word/2010/wordprocessingGroup" xmlns:wpi="http://schemas.microsoft.com/office/word/2010/wordprocessingInk" xmlns:wne="http://schemas.microsoft.com/office/word/2006/wordml" xmlns:wps="http://schemas.microsoft.com/office/word/2010/wordprocessingShape" mc:Ignorable="w14 w15 wp14">
+<w:document xmlns:wpc="http://schemas.microsoft.com/office/word/2010/wordprocessingCanvas" xmlns:cx="http://schemas.microsoft.com/office/drawing/2014/chartex" xmlns:cx1="http://schemas.microsoft.com/office/drawing/2015/9/8/chartex" xmlns:cx2="http://schemas.microsoft.com/office/drawing/2015/10/21/chartex" xmlns:cx3="http://schemas.microsoft.com/office/drawing/2016/5/9/chartex" xmlns:cx4="http://schemas.microsoft.com/office/drawing/2016/5/10/chartex" xmlns:cx5="http://schemas.microsoft.com/office/drawing/2016/5/11/chartex" xmlns:cx6="http://schemas.microsoft.com/office/drawing/2016/5/12/chartex" xmlns:cx7="http://schemas.microsoft.com/office/drawing/2016/5/13/chartex" xmlns:cx8="http://schemas.microsoft.com/office/drawing/2016/5/14/chartex" xmlns:mc="http://schemas.openxmlformats.org/markup-compatibility/2006" xmlns:aink="http://schemas.microsoft.com/office/drawing/2016/ink" xmlns:am3d="http://schemas.microsoft.com/office/drawing/2017/model3d" xmlns:o="urn:schemas-microsoft-com:office:office" xmlns:oel="http://schemas.microsoft.com/office/2019/extlst" xmlns:r="http://schemas.openxmlformats.org/officeDocument/2006/relationships" xmlns:m="http://schemas.openxmlformats.org/officeDocument/2006/math" xmlns:v="urn:schemas-microsoft-com:vml" xmlns:wp14="http://schemas.microsoft.com/office/word/2010/wordprocessingDrawing" xmlns:wp="http://schemas.openxmlformats.org/drawingml/2006/wordprocessingDrawing" xmlns:w10="urn:schemas-microsoft-com:office:word" xmlns:w="http://schemas.openxmlformats.org/wordprocessingml/2006/main" xmlns:w14="http://schemas.microsoft.com/office/word/2010/wordml" xmlns:w15="http://schemas.microsoft.com/office/word/2012/wordml" xmlns:w16cex="http://schemas.microsoft.com/office/word/2018/wordml/cex" xmlns:w16cid="http://schemas.microsoft.com/office/word/2016/wordml/cid" xmlns:w16="http://schemas.microsoft.com/office/word/2018/wordml" xmlns:w16du="http://schemas.microsoft.com/office/word/2023/wordml/word16du" xmlns:w16sdtdh="http://schemas.microsoft.com/office/word/2020/wordml/sdtdatahash" xmlns:w16sdtfl="http://schemas.microsoft.com/office/word/2024/wordml/sdtformatlock" xmlns:w16se="http://schemas.microsoft.com/office/word/2015/wordml/symex" xmlns:wpg="http://schemas.microsoft.com/office/word/2010/wordprocessingGroup" xmlns:wpi="http://schemas.microsoft.com/office/word/2010/wordprocessingInk" xmlns:wne="http://schemas.microsoft.com/office/word/2006/wordml" xmlns:wps="http://schemas.microsoft.com/office/word/2010/wordprocessingShape" mc:Ignorable="w14 w15 w16se w16cid w16 w16cex w16sdtdh w16sdtfl w16du wp14">
   <w:body>
     <w:p>
       <w:pPr>
@@ -13,7 +13,7 @@
           <w:sz w:val="20"/>
         </w:rPr>
         <w:drawing>
-          <wp:inline distT="0" distB="0" distL="0" distR="0" wp14:anchorId="2DF46475" wp14:editId="13BEB3B9">
+          <wp:inline distT="0" distB="0" distL="0" distR="0" wp14:anchorId="1FD32A43" wp14:editId="0308FCD3">
             <wp:extent cx="5164445" cy="754094"/>
             <wp:effectExtent l="0" t="0" r="0" b="0"/>
             <wp:docPr id="2" name="Image 2"/>
@@ -237,7 +237,6 @@
         <w:t xml:space="preserve"> </w:t>
       </w:r>
       <w:proofErr w:type="spellStart"/>
-      <w:proofErr w:type="gramStart"/>
       <w:r>
         <w:rPr>
           <w:rFonts w:ascii="Times New Roman" w:hAnsi="Times New Roman" w:cs="Times New Roman"/>
@@ -247,7 +246,6 @@
         <w:t>sa</w:t>
       </w:r>
       <w:proofErr w:type="spellEnd"/>
-      <w:proofErr w:type="gramEnd"/>
       <w:r>
         <w:rPr>
           <w:rFonts w:ascii="Times New Roman" w:hAnsi="Times New Roman" w:cs="Times New Roman"/>
@@ -362,7 +360,7 @@
           <w:b/>
           <w:sz w:val="44"/>
         </w:rPr>
-        <w:t xml:space="preserve"> </w:t>
+        <w:t xml:space="preserve"> za </w:t>
       </w:r>
       <w:proofErr w:type="spellStart"/>
       <w:r>
@@ -371,213 +369,145 @@
           <w:b/>
           <w:sz w:val="44"/>
         </w:rPr>
-        <w:t>za</w:t>
-      </w:r>
-      <w:proofErr w:type="spellEnd"/>
-      <w:r>
-        <w:rPr>
-          <w:rFonts w:ascii="Times New Roman" w:hAnsi="Times New Roman" w:cs="Times New Roman"/>
-          <w:b/>
+        <w:t>podatke</w:t>
+      </w:r>
+      <w:proofErr w:type="spellEnd"/>
+    </w:p>
+    <w:p>
+      <w:pPr>
+        <w:jc w:val="center"/>
+        <w:rPr>
+          <w:rFonts w:ascii="Times New Roman" w:hAnsi="Times New Roman" w:cs="Times New Roman"/>
+        </w:rPr>
+      </w:pPr>
+    </w:p>
+    <w:p>
+      <w:pPr>
+        <w:jc w:val="center"/>
+        <w:rPr>
+          <w:rFonts w:ascii="Times New Roman" w:hAnsi="Times New Roman" w:cs="Times New Roman"/>
+        </w:rPr>
+      </w:pPr>
+    </w:p>
+    <w:p>
+      <w:pPr>
+        <w:jc w:val="center"/>
+        <w:rPr>
+          <w:rFonts w:ascii="Times New Roman" w:hAnsi="Times New Roman" w:cs="Times New Roman"/>
+        </w:rPr>
+      </w:pPr>
+    </w:p>
+    <w:p>
+      <w:pPr>
+        <w:jc w:val="center"/>
+        <w:rPr>
+          <w:rFonts w:ascii="Times New Roman" w:hAnsi="Times New Roman" w:cs="Times New Roman"/>
+        </w:rPr>
+      </w:pPr>
+    </w:p>
+    <w:p>
+      <w:pPr>
+        <w:jc w:val="center"/>
+        <w:rPr>
+          <w:rFonts w:ascii="Times New Roman" w:hAnsi="Times New Roman" w:cs="Times New Roman"/>
+        </w:rPr>
+      </w:pPr>
+    </w:p>
+    <w:p>
+      <w:pPr>
+        <w:jc w:val="center"/>
+        <w:rPr>
+          <w:rFonts w:ascii="Times New Roman" w:hAnsi="Times New Roman" w:cs="Times New Roman"/>
+        </w:rPr>
+      </w:pPr>
+    </w:p>
+    <w:p>
+      <w:pPr>
+        <w:jc w:val="center"/>
+        <w:rPr>
+          <w:rFonts w:ascii="Times New Roman" w:hAnsi="Times New Roman" w:cs="Times New Roman"/>
+        </w:rPr>
+      </w:pPr>
+    </w:p>
+    <w:p>
+      <w:pPr>
+        <w:jc w:val="center"/>
+        <w:rPr>
+          <w:rFonts w:ascii="Times New Roman" w:hAnsi="Times New Roman" w:cs="Times New Roman"/>
+        </w:rPr>
+      </w:pPr>
+    </w:p>
+    <w:p>
+      <w:pPr>
+        <w:jc w:val="center"/>
+        <w:rPr>
+          <w:rFonts w:ascii="Times New Roman" w:hAnsi="Times New Roman" w:cs="Times New Roman"/>
+        </w:rPr>
+      </w:pPr>
+    </w:p>
+    <w:p>
+      <w:pPr>
+        <w:rPr>
+          <w:rFonts w:ascii="Times New Roman" w:hAnsi="Times New Roman" w:cs="Times New Roman"/>
+        </w:rPr>
+      </w:pPr>
+    </w:p>
+    <w:p>
+      <w:pPr>
+        <w:rPr>
+          <w:rFonts w:ascii="Times New Roman" w:hAnsi="Times New Roman" w:cs="Times New Roman"/>
           <w:sz w:val="44"/>
         </w:rPr>
-        <w:t xml:space="preserve"> </w:t>
-      </w:r>
-      <w:proofErr w:type="spellStart"/>
-      <w:r>
-        <w:rPr>
-          <w:rFonts w:ascii="Times New Roman" w:hAnsi="Times New Roman" w:cs="Times New Roman"/>
-          <w:b/>
+      </w:pPr>
+      <w:proofErr w:type="spellStart"/>
+      <w:proofErr w:type="gramStart"/>
+      <w:r>
+        <w:rPr>
+          <w:rFonts w:ascii="Times New Roman" w:hAnsi="Times New Roman" w:cs="Times New Roman"/>
           <w:sz w:val="44"/>
         </w:rPr>
-        <w:t>podatke</w:t>
-      </w:r>
-      <w:proofErr w:type="spellEnd"/>
-    </w:p>
-    <w:p>
-      <w:pPr>
-        <w:jc w:val="center"/>
-        <w:rPr>
-          <w:rFonts w:ascii="Times New Roman" w:hAnsi="Times New Roman" w:cs="Times New Roman"/>
-        </w:rPr>
-      </w:pPr>
-    </w:p>
-    <w:p>
-      <w:pPr>
-        <w:jc w:val="center"/>
-        <w:rPr>
-          <w:rFonts w:ascii="Times New Roman" w:hAnsi="Times New Roman" w:cs="Times New Roman"/>
-        </w:rPr>
-      </w:pPr>
-    </w:p>
-    <w:p>
-      <w:pPr>
-        <w:jc w:val="center"/>
-        <w:rPr>
-          <w:rFonts w:ascii="Times New Roman" w:hAnsi="Times New Roman" w:cs="Times New Roman"/>
-        </w:rPr>
-      </w:pPr>
-    </w:p>
-    <w:p>
-      <w:pPr>
-        <w:jc w:val="center"/>
-        <w:rPr>
-          <w:rFonts w:ascii="Times New Roman" w:hAnsi="Times New Roman" w:cs="Times New Roman"/>
-        </w:rPr>
-      </w:pPr>
-    </w:p>
-    <w:p>
-      <w:pPr>
-        <w:jc w:val="center"/>
-        <w:rPr>
-          <w:rFonts w:ascii="Times New Roman" w:hAnsi="Times New Roman" w:cs="Times New Roman"/>
-        </w:rPr>
-      </w:pPr>
-    </w:p>
-    <w:p>
-      <w:pPr>
-        <w:jc w:val="center"/>
-        <w:rPr>
-          <w:rFonts w:ascii="Times New Roman" w:hAnsi="Times New Roman" w:cs="Times New Roman"/>
-        </w:rPr>
-      </w:pPr>
-    </w:p>
-    <w:p>
-      <w:pPr>
-        <w:jc w:val="center"/>
-        <w:rPr>
-          <w:rFonts w:ascii="Times New Roman" w:hAnsi="Times New Roman" w:cs="Times New Roman"/>
-        </w:rPr>
-      </w:pPr>
-    </w:p>
-    <w:p>
-      <w:pPr>
-        <w:jc w:val="center"/>
-        <w:rPr>
-          <w:rFonts w:ascii="Times New Roman" w:hAnsi="Times New Roman" w:cs="Times New Roman"/>
-        </w:rPr>
-      </w:pPr>
-    </w:p>
-    <w:p>
-      <w:pPr>
-        <w:jc w:val="center"/>
-        <w:rPr>
-          <w:rFonts w:ascii="Times New Roman" w:hAnsi="Times New Roman" w:cs="Times New Roman"/>
-        </w:rPr>
-      </w:pPr>
-    </w:p>
-    <w:p>
-      <w:pPr>
-        <w:rPr>
-          <w:rFonts w:ascii="Times New Roman" w:hAnsi="Times New Roman" w:cs="Times New Roman"/>
-        </w:rPr>
-      </w:pPr>
-    </w:p>
-    <w:p>
-      <w:pPr>
+        <w:t>Asistent</w:t>
+      </w:r>
+      <w:proofErr w:type="spellEnd"/>
+      <w:r>
         <w:rPr>
           <w:rFonts w:ascii="Times New Roman" w:hAnsi="Times New Roman" w:cs="Times New Roman"/>
           <w:sz w:val="44"/>
         </w:rPr>
-      </w:pPr>
-      <w:proofErr w:type="spellStart"/>
+        <w:t xml:space="preserve"> :</w:t>
+      </w:r>
+      <w:proofErr w:type="gramEnd"/>
+      <w:r>
+        <w:rPr>
+          <w:rFonts w:ascii="Times New Roman" w:hAnsi="Times New Roman" w:cs="Times New Roman"/>
+          <w:sz w:val="44"/>
+        </w:rPr>
+        <w:t xml:space="preserve"> Nebojša Pilipović</w:t>
+      </w:r>
+    </w:p>
+    <w:p>
+      <w:pPr>
+        <w:rPr>
+          <w:rFonts w:ascii="Times New Roman" w:hAnsi="Times New Roman" w:cs="Times New Roman"/>
+          <w:sz w:val="44"/>
+        </w:rPr>
+      </w:pPr>
       <w:proofErr w:type="gramStart"/>
       <w:r>
         <w:rPr>
           <w:rFonts w:ascii="Times New Roman" w:hAnsi="Times New Roman" w:cs="Times New Roman"/>
           <w:sz w:val="44"/>
         </w:rPr>
-        <w:t>Asistent</w:t>
-      </w:r>
-      <w:proofErr w:type="spellEnd"/>
+        <w:t>Student  :</w:t>
+      </w:r>
+      <w:proofErr w:type="gramEnd"/>
       <w:r>
         <w:rPr>
           <w:rFonts w:ascii="Times New Roman" w:hAnsi="Times New Roman" w:cs="Times New Roman"/>
           <w:sz w:val="44"/>
         </w:rPr>
-        <w:t xml:space="preserve"> :</w:t>
-      </w:r>
-      <w:proofErr w:type="gramEnd"/>
-      <w:r>
-        <w:rPr>
-          <w:rFonts w:ascii="Times New Roman" w:hAnsi="Times New Roman" w:cs="Times New Roman"/>
-          <w:sz w:val="44"/>
-        </w:rPr>
-        <w:t xml:space="preserve"> </w:t>
-      </w:r>
-      <w:proofErr w:type="spellStart"/>
-      <w:r>
-        <w:rPr>
-          <w:rFonts w:ascii="Times New Roman" w:hAnsi="Times New Roman" w:cs="Times New Roman"/>
-          <w:sz w:val="44"/>
-        </w:rPr>
-        <w:t>Nebojša</w:t>
-      </w:r>
-      <w:proofErr w:type="spellEnd"/>
-      <w:r>
-        <w:rPr>
-          <w:rFonts w:ascii="Times New Roman" w:hAnsi="Times New Roman" w:cs="Times New Roman"/>
-          <w:sz w:val="44"/>
-        </w:rPr>
-        <w:t xml:space="preserve"> </w:t>
-      </w:r>
-      <w:proofErr w:type="spellStart"/>
-      <w:r>
-        <w:rPr>
-          <w:rFonts w:ascii="Times New Roman" w:hAnsi="Times New Roman" w:cs="Times New Roman"/>
-          <w:sz w:val="44"/>
-        </w:rPr>
-        <w:t>Pilipović</w:t>
-      </w:r>
-      <w:proofErr w:type="spellEnd"/>
-    </w:p>
-    <w:p>
-      <w:pPr>
-        <w:rPr>
-          <w:rFonts w:ascii="Times New Roman" w:hAnsi="Times New Roman" w:cs="Times New Roman"/>
-          <w:sz w:val="44"/>
-        </w:rPr>
-      </w:pPr>
-      <w:proofErr w:type="gramStart"/>
-      <w:r>
-        <w:rPr>
-          <w:rFonts w:ascii="Times New Roman" w:hAnsi="Times New Roman" w:cs="Times New Roman"/>
-          <w:sz w:val="44"/>
-        </w:rPr>
-        <w:t>Student  :</w:t>
-      </w:r>
-      <w:proofErr w:type="gramEnd"/>
-      <w:r>
-        <w:rPr>
-          <w:rFonts w:ascii="Times New Roman" w:hAnsi="Times New Roman" w:cs="Times New Roman"/>
-          <w:sz w:val="44"/>
-        </w:rPr>
-        <w:t xml:space="preserve"> </w:t>
-      </w:r>
-      <w:proofErr w:type="spellStart"/>
-      <w:r>
-        <w:rPr>
-          <w:rFonts w:ascii="Times New Roman" w:hAnsi="Times New Roman" w:cs="Times New Roman"/>
-          <w:sz w:val="44"/>
-        </w:rPr>
-        <w:t>Aleksandar</w:t>
-      </w:r>
-      <w:proofErr w:type="spellEnd"/>
-      <w:r>
-        <w:rPr>
-          <w:rFonts w:ascii="Times New Roman" w:hAnsi="Times New Roman" w:cs="Times New Roman"/>
-          <w:sz w:val="44"/>
-        </w:rPr>
-        <w:t xml:space="preserve"> </w:t>
-      </w:r>
-      <w:proofErr w:type="spellStart"/>
-      <w:r>
-        <w:rPr>
-          <w:rFonts w:ascii="Times New Roman" w:hAnsi="Times New Roman" w:cs="Times New Roman"/>
-          <w:sz w:val="44"/>
-        </w:rPr>
-        <w:t>Vig</w:t>
-      </w:r>
-      <w:proofErr w:type="spellEnd"/>
+        <w:t xml:space="preserve"> Aleksandar Vig</w:t>
+      </w:r>
     </w:p>
     <w:p>
       <w:pPr>
@@ -1075,7 +1005,7 @@
           <w:noProof/>
         </w:rPr>
         <w:drawing>
-          <wp:inline distT="0" distB="0" distL="0" distR="0" wp14:anchorId="2578566A" wp14:editId="1497F2A2">
+          <wp:inline distT="0" distB="0" distL="0" distR="0" wp14:anchorId="0AD7CBC6" wp14:editId="13B1295A">
             <wp:extent cx="5732145" cy="1827240"/>
             <wp:effectExtent l="0" t="0" r="1905" b="1905"/>
             <wp:docPr id="3" name="Picture 3"/>
@@ -1243,104 +1173,96 @@
         <w:t xml:space="preserve">1. </w:t>
       </w:r>
       <w:proofErr w:type="spellStart"/>
+      <w:r>
+        <w:rPr>
+          <w:rFonts w:ascii="Times New Roman" w:hAnsi="Times New Roman" w:cs="Times New Roman"/>
+          <w:sz w:val="28"/>
+        </w:rPr>
+        <w:t>prikazane</w:t>
+      </w:r>
+      <w:proofErr w:type="spellEnd"/>
+      <w:r>
+        <w:rPr>
+          <w:rFonts w:ascii="Times New Roman" w:hAnsi="Times New Roman" w:cs="Times New Roman"/>
+          <w:sz w:val="28"/>
+        </w:rPr>
+        <w:t xml:space="preserve"> </w:t>
+      </w:r>
+      <w:proofErr w:type="spellStart"/>
+      <w:r>
+        <w:rPr>
+          <w:rFonts w:ascii="Times New Roman" w:hAnsi="Times New Roman" w:cs="Times New Roman"/>
+          <w:sz w:val="28"/>
+        </w:rPr>
+        <w:t>su</w:t>
+      </w:r>
+      <w:proofErr w:type="spellEnd"/>
+      <w:r>
+        <w:rPr>
+          <w:rFonts w:ascii="Times New Roman" w:hAnsi="Times New Roman" w:cs="Times New Roman"/>
+          <w:sz w:val="28"/>
+        </w:rPr>
+        <w:t xml:space="preserve"> </w:t>
+      </w:r>
+      <w:proofErr w:type="spellStart"/>
+      <w:r>
+        <w:rPr>
+          <w:rFonts w:ascii="Times New Roman" w:hAnsi="Times New Roman" w:cs="Times New Roman"/>
+          <w:sz w:val="28"/>
+        </w:rPr>
+        <w:t>komponente</w:t>
+      </w:r>
+      <w:proofErr w:type="spellEnd"/>
+      <w:r>
+        <w:rPr>
+          <w:rFonts w:ascii="Times New Roman" w:hAnsi="Times New Roman" w:cs="Times New Roman"/>
+          <w:sz w:val="28"/>
+        </w:rPr>
+        <w:t xml:space="preserve"> od </w:t>
+      </w:r>
+      <w:proofErr w:type="spellStart"/>
+      <w:r>
+        <w:rPr>
+          <w:rFonts w:ascii="Times New Roman" w:hAnsi="Times New Roman" w:cs="Times New Roman"/>
+          <w:sz w:val="28"/>
+        </w:rPr>
+        <w:t>kojih</w:t>
+      </w:r>
+      <w:proofErr w:type="spellEnd"/>
+      <w:r>
+        <w:rPr>
+          <w:rFonts w:ascii="Times New Roman" w:hAnsi="Times New Roman" w:cs="Times New Roman"/>
+          <w:sz w:val="28"/>
+        </w:rPr>
+        <w:t xml:space="preserve"> je </w:t>
+      </w:r>
+      <w:proofErr w:type="spellStart"/>
+      <w:r>
+        <w:rPr>
+          <w:rFonts w:ascii="Times New Roman" w:hAnsi="Times New Roman" w:cs="Times New Roman"/>
+          <w:sz w:val="28"/>
+        </w:rPr>
+        <w:t>sa</w:t>
+      </w:r>
+      <w:proofErr w:type="spellEnd"/>
+      <w:r>
+        <w:rPr>
+          <w:rFonts w:ascii="Times New Roman" w:hAnsi="Times New Roman" w:cs="Times New Roman"/>
+          <w:sz w:val="28"/>
+          <w:lang w:val="sr-Latn-RS"/>
+        </w:rPr>
+        <w:t xml:space="preserve">činjen </w:t>
+      </w:r>
       <w:proofErr w:type="gramStart"/>
       <w:r>
         <w:rPr>
           <w:rFonts w:ascii="Times New Roman" w:hAnsi="Times New Roman" w:cs="Times New Roman"/>
           <w:sz w:val="28"/>
-        </w:rPr>
-        <w:t>prikazane</w:t>
-      </w:r>
-      <w:proofErr w:type="spellEnd"/>
+          <w:lang w:val="sr-Latn-RS"/>
+        </w:rPr>
+        <w:t>procesor :</w:t>
+      </w:r>
       <w:proofErr w:type="gramEnd"/>
-      <w:r>
-        <w:rPr>
-          <w:rFonts w:ascii="Times New Roman" w:hAnsi="Times New Roman" w:cs="Times New Roman"/>
-          <w:sz w:val="28"/>
-        </w:rPr>
-        <w:t xml:space="preserve"> </w:t>
-      </w:r>
-      <w:proofErr w:type="spellStart"/>
-      <w:r>
-        <w:rPr>
-          <w:rFonts w:ascii="Times New Roman" w:hAnsi="Times New Roman" w:cs="Times New Roman"/>
-          <w:sz w:val="28"/>
-        </w:rPr>
-        <w:t>su</w:t>
-      </w:r>
-      <w:proofErr w:type="spellEnd"/>
-      <w:r>
-        <w:rPr>
-          <w:rFonts w:ascii="Times New Roman" w:hAnsi="Times New Roman" w:cs="Times New Roman"/>
-          <w:sz w:val="28"/>
-        </w:rPr>
-        <w:t xml:space="preserve"> </w:t>
-      </w:r>
-      <w:proofErr w:type="spellStart"/>
-      <w:r>
-        <w:rPr>
-          <w:rFonts w:ascii="Times New Roman" w:hAnsi="Times New Roman" w:cs="Times New Roman"/>
-          <w:sz w:val="28"/>
-        </w:rPr>
-        <w:t>komponente</w:t>
-      </w:r>
-      <w:proofErr w:type="spellEnd"/>
-      <w:r>
-        <w:rPr>
-          <w:rFonts w:ascii="Times New Roman" w:hAnsi="Times New Roman" w:cs="Times New Roman"/>
-          <w:sz w:val="28"/>
-        </w:rPr>
-        <w:t xml:space="preserve"> </w:t>
-      </w:r>
-      <w:proofErr w:type="spellStart"/>
-      <w:r>
-        <w:rPr>
-          <w:rFonts w:ascii="Times New Roman" w:hAnsi="Times New Roman" w:cs="Times New Roman"/>
-          <w:sz w:val="28"/>
-        </w:rPr>
-        <w:t>od</w:t>
-      </w:r>
-      <w:proofErr w:type="spellEnd"/>
-      <w:r>
-        <w:rPr>
-          <w:rFonts w:ascii="Times New Roman" w:hAnsi="Times New Roman" w:cs="Times New Roman"/>
-          <w:sz w:val="28"/>
-        </w:rPr>
-        <w:t xml:space="preserve"> </w:t>
-      </w:r>
-      <w:proofErr w:type="spellStart"/>
-      <w:r>
-        <w:rPr>
-          <w:rFonts w:ascii="Times New Roman" w:hAnsi="Times New Roman" w:cs="Times New Roman"/>
-          <w:sz w:val="28"/>
-        </w:rPr>
-        <w:t>kojih</w:t>
-      </w:r>
-      <w:proofErr w:type="spellEnd"/>
-      <w:r>
-        <w:rPr>
-          <w:rFonts w:ascii="Times New Roman" w:hAnsi="Times New Roman" w:cs="Times New Roman"/>
-          <w:sz w:val="28"/>
-        </w:rPr>
-        <w:t xml:space="preserve"> je </w:t>
-      </w:r>
-      <w:proofErr w:type="spellStart"/>
-      <w:r>
-        <w:rPr>
-          <w:rFonts w:ascii="Times New Roman" w:hAnsi="Times New Roman" w:cs="Times New Roman"/>
-          <w:sz w:val="28"/>
-        </w:rPr>
-        <w:t>sa</w:t>
-      </w:r>
-      <w:proofErr w:type="spellEnd"/>
-      <w:r>
-        <w:rPr>
-          <w:rFonts w:ascii="Times New Roman" w:hAnsi="Times New Roman" w:cs="Times New Roman"/>
-          <w:sz w:val="28"/>
-          <w:lang w:val="sr-Latn-RS"/>
-        </w:rPr>
-        <w:t>činjen procesor :</w:t>
-      </w:r>
     </w:p>
     <w:p>
       <w:pPr>
@@ -1505,7 +1427,7 @@
           <w:noProof/>
         </w:rPr>
         <w:drawing>
-          <wp:inline distT="0" distB="0" distL="0" distR="0" wp14:anchorId="4C297341" wp14:editId="6AB9CFE6">
+          <wp:inline distT="0" distB="0" distL="0" distR="0" wp14:anchorId="0E8C1192" wp14:editId="2E8AB4E4">
             <wp:extent cx="5599879" cy="1259306"/>
             <wp:effectExtent l="0" t="0" r="1270" b="0"/>
             <wp:docPr id="1" name="Picture 1"/>
@@ -1624,21 +1546,12 @@
           <w:sz w:val="28"/>
         </w:rPr>
       </w:pPr>
-      <w:proofErr w:type="spellStart"/>
-      <w:r>
-        <w:rPr>
-          <w:rFonts w:ascii="Times New Roman" w:hAnsi="Times New Roman" w:cs="Times New Roman"/>
-          <w:sz w:val="28"/>
-        </w:rPr>
-        <w:t>Za</w:t>
-      </w:r>
-      <w:proofErr w:type="spellEnd"/>
-      <w:r>
-        <w:rPr>
-          <w:rFonts w:ascii="Times New Roman" w:hAnsi="Times New Roman" w:cs="Times New Roman"/>
-          <w:sz w:val="28"/>
-        </w:rPr>
-        <w:t xml:space="preserve"> </w:t>
+      <w:r>
+        <w:rPr>
+          <w:rFonts w:ascii="Times New Roman" w:hAnsi="Times New Roman" w:cs="Times New Roman"/>
+          <w:sz w:val="28"/>
+        </w:rPr>
+        <w:t xml:space="preserve">Za </w:t>
       </w:r>
       <w:proofErr w:type="spellStart"/>
       <w:r>
@@ -1728,7 +1641,6 @@
         <w:t xml:space="preserve"> </w:t>
       </w:r>
       <w:proofErr w:type="spellStart"/>
-      <w:proofErr w:type="gramStart"/>
       <w:r>
         <w:rPr>
           <w:rFonts w:ascii="Times New Roman" w:hAnsi="Times New Roman" w:cs="Times New Roman"/>
@@ -1737,7 +1649,6 @@
         <w:t>na</w:t>
       </w:r>
       <w:proofErr w:type="spellEnd"/>
-      <w:proofErr w:type="gramEnd"/>
       <w:r>
         <w:rPr>
           <w:rFonts w:ascii="Times New Roman" w:hAnsi="Times New Roman" w:cs="Times New Roman"/>
@@ -1810,7 +1721,6 @@
         <w:t xml:space="preserve"> </w:t>
       </w:r>
       <w:proofErr w:type="spellStart"/>
-      <w:proofErr w:type="gramStart"/>
       <w:r>
         <w:rPr>
           <w:rFonts w:ascii="Times New Roman" w:hAnsi="Times New Roman" w:cs="Times New Roman"/>
@@ -1819,7 +1729,6 @@
         <w:t>na</w:t>
       </w:r>
       <w:proofErr w:type="spellEnd"/>
-      <w:proofErr w:type="gramEnd"/>
       <w:r>
         <w:rPr>
           <w:rFonts w:ascii="Times New Roman" w:hAnsi="Times New Roman" w:cs="Times New Roman"/>
@@ -1880,23 +1789,7 @@
           <w:rFonts w:ascii="Times New Roman" w:hAnsi="Times New Roman" w:cs="Times New Roman"/>
           <w:sz w:val="28"/>
         </w:rPr>
-        <w:t xml:space="preserve"> </w:t>
-      </w:r>
-      <w:proofErr w:type="spellStart"/>
-      <w:r>
-        <w:rPr>
-          <w:rFonts w:ascii="Times New Roman" w:hAnsi="Times New Roman" w:cs="Times New Roman"/>
-          <w:sz w:val="28"/>
-        </w:rPr>
-        <w:t>od</w:t>
-      </w:r>
-      <w:proofErr w:type="spellEnd"/>
-      <w:r>
-        <w:rPr>
-          <w:rFonts w:ascii="Times New Roman" w:hAnsi="Times New Roman" w:cs="Times New Roman"/>
-          <w:sz w:val="28"/>
-        </w:rPr>
-        <w:t xml:space="preserve"> </w:t>
+        <w:t xml:space="preserve"> od </w:t>
       </w:r>
       <w:proofErr w:type="spellStart"/>
       <w:r>
@@ -1928,23 +1821,7 @@
           <w:rFonts w:ascii="Times New Roman" w:hAnsi="Times New Roman" w:cs="Times New Roman"/>
           <w:sz w:val="28"/>
         </w:rPr>
-        <w:t xml:space="preserve"> </w:t>
-      </w:r>
-      <w:proofErr w:type="spellStart"/>
-      <w:r>
-        <w:rPr>
-          <w:rFonts w:ascii="Times New Roman" w:hAnsi="Times New Roman" w:cs="Times New Roman"/>
-          <w:sz w:val="28"/>
-        </w:rPr>
-        <w:t>oni</w:t>
-      </w:r>
-      <w:proofErr w:type="spellEnd"/>
-      <w:r>
-        <w:rPr>
-          <w:rFonts w:ascii="Times New Roman" w:hAnsi="Times New Roman" w:cs="Times New Roman"/>
-          <w:sz w:val="28"/>
-        </w:rPr>
-        <w:t xml:space="preserve"> </w:t>
+        <w:t xml:space="preserve"> oni </w:t>
       </w:r>
       <w:proofErr w:type="spellStart"/>
       <w:r>
@@ -2355,7 +2232,7 @@
         </w:rPr>
         <w:lastRenderedPageBreak/>
         <w:drawing>
-          <wp:inline distT="0" distB="0" distL="0" distR="0">
+          <wp:inline distT="0" distB="0" distL="0" distR="0" wp14:anchorId="1A4A5C6B" wp14:editId="31C83EF0">
             <wp:extent cx="6132382" cy="1459832"/>
             <wp:effectExtent l="0" t="0" r="1905" b="7620"/>
             <wp:docPr id="6" name="Picture 6"/>
@@ -2520,7 +2397,7 @@
           <w:noProof/>
         </w:rPr>
         <w:drawing>
-          <wp:inline distT="0" distB="0" distL="0" distR="0">
+          <wp:inline distT="0" distB="0" distL="0" distR="0" wp14:anchorId="6A235903" wp14:editId="691AA5C9">
             <wp:extent cx="5727065" cy="1219200"/>
             <wp:effectExtent l="0" t="0" r="6985" b="0"/>
             <wp:docPr id="11" name="Picture 11"/>
@@ -2685,7 +2562,7 @@
           <w:noProof/>
         </w:rPr>
         <w:drawing>
-          <wp:inline distT="0" distB="0" distL="0" distR="0">
+          <wp:inline distT="0" distB="0" distL="0" distR="0" wp14:anchorId="3E570283" wp14:editId="2B08240C">
             <wp:extent cx="6112042" cy="402545"/>
             <wp:effectExtent l="0" t="0" r="0" b="0"/>
             <wp:docPr id="8" name="Picture 8"/>
@@ -2857,7 +2734,7 @@
           <w:noProof/>
         </w:rPr>
         <w:drawing>
-          <wp:inline distT="0" distB="0" distL="0" distR="0">
+          <wp:inline distT="0" distB="0" distL="0" distR="0" wp14:anchorId="725BACA2" wp14:editId="41FABF9B">
             <wp:extent cx="6047740" cy="440555"/>
             <wp:effectExtent l="0" t="0" r="0" b="0"/>
             <wp:docPr id="9" name="Picture 9"/>
@@ -3021,7 +2898,7 @@
           <w:noProof/>
         </w:rPr>
         <w:drawing>
-          <wp:inline distT="0" distB="0" distL="0" distR="0">
+          <wp:inline distT="0" distB="0" distL="0" distR="0" wp14:anchorId="4B9587C8" wp14:editId="4286E1C4">
             <wp:extent cx="6047874" cy="533774"/>
             <wp:effectExtent l="0" t="0" r="0" b="0"/>
             <wp:docPr id="10" name="Picture 10"/>
@@ -3246,7 +3123,6 @@
           <w:sz w:val="32"/>
         </w:rPr>
       </w:pPr>
-      <w:proofErr w:type="spellStart"/>
       <w:r>
         <w:rPr>
           <w:rFonts w:ascii="Times New Roman" w:hAnsi="Times New Roman" w:cs="Times New Roman"/>
@@ -3256,7 +3132,6 @@
         <w:lastRenderedPageBreak/>
         <w:t>Ke</w:t>
       </w:r>
-      <w:proofErr w:type="spellEnd"/>
       <w:r>
         <w:rPr>
           <w:rFonts w:ascii="Times New Roman" w:hAnsi="Times New Roman" w:cs="Times New Roman"/>
@@ -3278,7 +3153,7 @@
           <w:b/>
           <w:sz w:val="32"/>
         </w:rPr>
-        <w:pict>
+        <w:pict w14:anchorId="4B8FFB70">
           <v:shapetype id="_x0000_t75" coordsize="21600,21600" o:spt="75" o:preferrelative="t" path="m@4@5l@4@11@9@11@9@5xe" filled="f" stroked="f">
             <v:stroke joinstyle="miter"/>
             <v:formulas>
@@ -3298,7 +3173,7 @@
             <v:path o:extrusionok="f" gradientshapeok="t" o:connecttype="rect"/>
             <o:lock v:ext="edit" aspectratio="t"/>
           </v:shapetype>
-          <v:shape id="_x0000_i1025" type="#_x0000_t75" style="width:450.25pt;height:286.95pt">
+          <v:shape id="_x0000_i1025" type="#_x0000_t75" style="width:450.6pt;height:286.8pt">
             <v:imagedata r:id="rId14" o:title="l1_hit_logic"/>
           </v:shape>
         </w:pict>
@@ -3367,43 +3242,7 @@
           <w:sz w:val="28"/>
           <w:szCs w:val="28"/>
         </w:rPr>
-        <w:t xml:space="preserve">. </w:t>
-      </w:r>
-      <w:proofErr w:type="spellStart"/>
-      <w:r>
-        <w:rPr>
-          <w:rFonts w:ascii="Times New Roman" w:hAnsi="Times New Roman" w:cs="Times New Roman"/>
-          <w:sz w:val="28"/>
-          <w:szCs w:val="28"/>
-        </w:rPr>
-        <w:t>Logika</w:t>
-      </w:r>
-      <w:proofErr w:type="spellEnd"/>
-      <w:r>
-        <w:rPr>
-          <w:rFonts w:ascii="Times New Roman" w:hAnsi="Times New Roman" w:cs="Times New Roman"/>
-          <w:sz w:val="28"/>
-          <w:szCs w:val="28"/>
-        </w:rPr>
-        <w:t xml:space="preserve"> </w:t>
-      </w:r>
-      <w:proofErr w:type="spellStart"/>
-      <w:r>
-        <w:rPr>
-          <w:rFonts w:ascii="Times New Roman" w:hAnsi="Times New Roman" w:cs="Times New Roman"/>
-          <w:sz w:val="28"/>
-          <w:szCs w:val="28"/>
-        </w:rPr>
-        <w:t>po</w:t>
-      </w:r>
-      <w:proofErr w:type="spellEnd"/>
-      <w:r>
-        <w:rPr>
-          <w:rFonts w:ascii="Times New Roman" w:hAnsi="Times New Roman" w:cs="Times New Roman"/>
-          <w:sz w:val="28"/>
-          <w:szCs w:val="28"/>
-        </w:rPr>
-        <w:t xml:space="preserve"> </w:t>
+        <w:t xml:space="preserve">. Logika po </w:t>
       </w:r>
       <w:proofErr w:type="spellStart"/>
       <w:r>
@@ -3511,7 +3350,6 @@
         <w:t xml:space="preserve"> 7. </w:t>
       </w:r>
       <w:proofErr w:type="spellStart"/>
-      <w:proofErr w:type="gramStart"/>
       <w:r>
         <w:rPr>
           <w:rFonts w:ascii="Times New Roman" w:hAnsi="Times New Roman" w:cs="Times New Roman"/>
@@ -3521,7 +3359,6 @@
         <w:t>prikazana</w:t>
       </w:r>
       <w:proofErr w:type="spellEnd"/>
-      <w:proofErr w:type="gramEnd"/>
       <w:r>
         <w:rPr>
           <w:rFonts w:ascii="Times New Roman" w:hAnsi="Times New Roman" w:cs="Times New Roman"/>
@@ -4392,7 +4229,6 @@
           <w:sz w:val="32"/>
         </w:rPr>
       </w:pPr>
-      <w:proofErr w:type="spellStart"/>
       <w:r>
         <w:rPr>
           <w:rFonts w:ascii="Times New Roman" w:hAnsi="Times New Roman" w:cs="Times New Roman"/>
@@ -4402,7 +4238,6 @@
         <w:lastRenderedPageBreak/>
         <w:t>Ke</w:t>
       </w:r>
-      <w:proofErr w:type="spellEnd"/>
       <w:r>
         <w:rPr>
           <w:rFonts w:ascii="Times New Roman" w:hAnsi="Times New Roman" w:cs="Times New Roman"/>
@@ -4424,7 +4259,7 @@
           <w:noProof/>
         </w:rPr>
         <w:drawing>
-          <wp:inline distT="0" distB="0" distL="0" distR="0">
+          <wp:inline distT="0" distB="0" distL="0" distR="0" wp14:anchorId="6DADCC5B" wp14:editId="3F85A2A3">
             <wp:extent cx="6704263" cy="3007895"/>
             <wp:effectExtent l="0" t="0" r="1905" b="2540"/>
             <wp:docPr id="4" name="Picture 4"/>
@@ -4523,43 +4358,7 @@
           <w:sz w:val="28"/>
           <w:szCs w:val="28"/>
         </w:rPr>
-        <w:t xml:space="preserve">. </w:t>
-      </w:r>
-      <w:proofErr w:type="spellStart"/>
-      <w:r>
-        <w:rPr>
-          <w:rFonts w:ascii="Times New Roman" w:hAnsi="Times New Roman" w:cs="Times New Roman"/>
-          <w:sz w:val="28"/>
-          <w:szCs w:val="28"/>
-        </w:rPr>
-        <w:t>Logika</w:t>
-      </w:r>
-      <w:proofErr w:type="spellEnd"/>
-      <w:r>
-        <w:rPr>
-          <w:rFonts w:ascii="Times New Roman" w:hAnsi="Times New Roman" w:cs="Times New Roman"/>
-          <w:sz w:val="28"/>
-          <w:szCs w:val="28"/>
-        </w:rPr>
-        <w:t xml:space="preserve"> </w:t>
-      </w:r>
-      <w:proofErr w:type="spellStart"/>
-      <w:r>
-        <w:rPr>
-          <w:rFonts w:ascii="Times New Roman" w:hAnsi="Times New Roman" w:cs="Times New Roman"/>
-          <w:sz w:val="28"/>
-          <w:szCs w:val="28"/>
-        </w:rPr>
-        <w:t>po</w:t>
-      </w:r>
-      <w:proofErr w:type="spellEnd"/>
-      <w:r>
-        <w:rPr>
-          <w:rFonts w:ascii="Times New Roman" w:hAnsi="Times New Roman" w:cs="Times New Roman"/>
-          <w:sz w:val="28"/>
-          <w:szCs w:val="28"/>
-        </w:rPr>
-        <w:t xml:space="preserve"> </w:t>
+        <w:t xml:space="preserve">. Logika po </w:t>
       </w:r>
       <w:proofErr w:type="spellStart"/>
       <w:r>
@@ -4727,7 +4526,6 @@
         <w:t xml:space="preserve">. </w:t>
       </w:r>
       <w:proofErr w:type="spellStart"/>
-      <w:proofErr w:type="gramStart"/>
       <w:r>
         <w:rPr>
           <w:rFonts w:ascii="Times New Roman" w:hAnsi="Times New Roman" w:cs="Times New Roman"/>
@@ -4737,7 +4535,6 @@
         <w:t>prikazana</w:t>
       </w:r>
       <w:proofErr w:type="spellEnd"/>
-      <w:proofErr w:type="gramEnd"/>
       <w:r>
         <w:rPr>
           <w:rFonts w:ascii="Times New Roman" w:hAnsi="Times New Roman" w:cs="Times New Roman"/>
@@ -5215,7 +5012,7 @@
           <w:noProof/>
         </w:rPr>
         <w:drawing>
-          <wp:inline distT="0" distB="0" distL="0" distR="0" wp14:anchorId="414F1B50" wp14:editId="523C3ED4">
+          <wp:inline distT="0" distB="0" distL="0" distR="0" wp14:anchorId="04BD307E" wp14:editId="68FA0D1D">
             <wp:extent cx="1959428" cy="979714"/>
             <wp:effectExtent l="0" t="0" r="3175" b="0"/>
             <wp:docPr id="5" name="Picture 5"/>
@@ -5874,7 +5671,6 @@
           <w:sz w:val="32"/>
         </w:rPr>
       </w:pPr>
-      <w:proofErr w:type="spellStart"/>
       <w:r>
         <w:rPr>
           <w:rFonts w:ascii="Times New Roman" w:hAnsi="Times New Roman" w:cs="Times New Roman"/>
@@ -5882,34 +5678,772 @@
           <w:sz w:val="32"/>
         </w:rPr>
         <w:lastRenderedPageBreak/>
-        <w:t>Analiza</w:t>
-      </w:r>
-      <w:proofErr w:type="spellEnd"/>
+        <w:t xml:space="preserve">Analiza rada </w:t>
+      </w:r>
+      <w:proofErr w:type="spellStart"/>
       <w:r>
         <w:rPr>
           <w:rFonts w:ascii="Times New Roman" w:hAnsi="Times New Roman" w:cs="Times New Roman"/>
           <w:b/>
           <w:sz w:val="32"/>
         </w:rPr>
-        <w:t xml:space="preserve"> </w:t>
-      </w:r>
-      <w:proofErr w:type="spellStart"/>
-      <w:r>
+        <w:t>sistema</w:t>
+      </w:r>
+      <w:proofErr w:type="spellEnd"/>
+    </w:p>
+    <w:p>
+      <w:pPr>
+        <w:rPr>
+          <w:rFonts w:ascii="Times New Roman" w:hAnsi="Times New Roman" w:cs="Times New Roman"/>
+          <w:sz w:val="28"/>
+        </w:rPr>
+      </w:pPr>
+      <w:r>
+        <w:rPr>
+          <w:rFonts w:ascii="Times New Roman" w:hAnsi="Times New Roman" w:cs="Times New Roman"/>
+          <w:sz w:val="28"/>
+        </w:rPr>
+        <w:t xml:space="preserve">U </w:t>
+      </w:r>
+      <w:proofErr w:type="spellStart"/>
+      <w:r>
+        <w:rPr>
+          <w:rFonts w:ascii="Times New Roman" w:hAnsi="Times New Roman" w:cs="Times New Roman"/>
+          <w:sz w:val="28"/>
+        </w:rPr>
+        <w:t>nastavku</w:t>
+      </w:r>
+      <w:proofErr w:type="spellEnd"/>
+      <w:r>
+        <w:rPr>
+          <w:rFonts w:ascii="Times New Roman" w:hAnsi="Times New Roman" w:cs="Times New Roman"/>
+          <w:sz w:val="28"/>
+        </w:rPr>
+        <w:t xml:space="preserve"> </w:t>
+      </w:r>
+      <w:proofErr w:type="spellStart"/>
+      <w:r>
+        <w:rPr>
+          <w:rFonts w:ascii="Times New Roman" w:hAnsi="Times New Roman" w:cs="Times New Roman"/>
+          <w:sz w:val="28"/>
+        </w:rPr>
+        <w:t>biće</w:t>
+      </w:r>
+      <w:proofErr w:type="spellEnd"/>
+      <w:r>
+        <w:rPr>
+          <w:rFonts w:ascii="Times New Roman" w:hAnsi="Times New Roman" w:cs="Times New Roman"/>
+          <w:sz w:val="28"/>
+        </w:rPr>
+        <w:t xml:space="preserve"> </w:t>
+      </w:r>
+      <w:proofErr w:type="spellStart"/>
+      <w:r>
+        <w:rPr>
+          <w:rFonts w:ascii="Times New Roman" w:hAnsi="Times New Roman" w:cs="Times New Roman"/>
+          <w:sz w:val="28"/>
+        </w:rPr>
+        <w:t>prikazani</w:t>
+      </w:r>
+      <w:proofErr w:type="spellEnd"/>
+      <w:r>
+        <w:rPr>
+          <w:rFonts w:ascii="Times New Roman" w:hAnsi="Times New Roman" w:cs="Times New Roman"/>
+          <w:sz w:val="28"/>
+        </w:rPr>
+        <w:t xml:space="preserve"> </w:t>
+      </w:r>
+      <w:proofErr w:type="spellStart"/>
+      <w:r>
+        <w:rPr>
+          <w:rFonts w:ascii="Times New Roman" w:hAnsi="Times New Roman" w:cs="Times New Roman"/>
+          <w:sz w:val="28"/>
+        </w:rPr>
+        <w:t>asemble</w:t>
+      </w:r>
+      <w:r>
+        <w:rPr>
+          <w:rFonts w:ascii="Times New Roman" w:hAnsi="Times New Roman" w:cs="Times New Roman"/>
+          <w:sz w:val="28"/>
+        </w:rPr>
+        <w:t>r</w:t>
+      </w:r>
+      <w:r>
+        <w:rPr>
+          <w:rFonts w:ascii="Times New Roman" w:hAnsi="Times New Roman" w:cs="Times New Roman"/>
+          <w:sz w:val="28"/>
+        </w:rPr>
+        <w:t>ski</w:t>
+      </w:r>
+      <w:proofErr w:type="spellEnd"/>
+      <w:r>
+        <w:rPr>
+          <w:rFonts w:ascii="Times New Roman" w:hAnsi="Times New Roman" w:cs="Times New Roman"/>
+          <w:sz w:val="28"/>
+        </w:rPr>
+        <w:t xml:space="preserve"> </w:t>
+      </w:r>
+      <w:proofErr w:type="spellStart"/>
+      <w:r>
+        <w:rPr>
+          <w:rFonts w:ascii="Times New Roman" w:hAnsi="Times New Roman" w:cs="Times New Roman"/>
+          <w:sz w:val="28"/>
+        </w:rPr>
+        <w:t>kod</w:t>
+      </w:r>
+      <w:r>
+        <w:rPr>
+          <w:rFonts w:ascii="Times New Roman" w:hAnsi="Times New Roman" w:cs="Times New Roman"/>
+          <w:sz w:val="28"/>
+        </w:rPr>
+        <w:t>ovi</w:t>
+      </w:r>
+      <w:proofErr w:type="spellEnd"/>
+      <w:r>
+        <w:rPr>
+          <w:rFonts w:ascii="Times New Roman" w:hAnsi="Times New Roman" w:cs="Times New Roman"/>
+          <w:sz w:val="28"/>
+        </w:rPr>
+        <w:t xml:space="preserve"> </w:t>
+      </w:r>
+      <w:proofErr w:type="spellStart"/>
+      <w:r>
+        <w:rPr>
+          <w:rFonts w:ascii="Times New Roman" w:hAnsi="Times New Roman" w:cs="Times New Roman"/>
+          <w:sz w:val="28"/>
+        </w:rPr>
+        <w:t>i</w:t>
+      </w:r>
+      <w:proofErr w:type="spellEnd"/>
+      <w:r>
+        <w:rPr>
+          <w:rFonts w:ascii="Times New Roman" w:hAnsi="Times New Roman" w:cs="Times New Roman"/>
+          <w:sz w:val="28"/>
+        </w:rPr>
+        <w:t xml:space="preserve"> </w:t>
+      </w:r>
+      <w:proofErr w:type="spellStart"/>
+      <w:r>
+        <w:rPr>
+          <w:rFonts w:ascii="Times New Roman" w:hAnsi="Times New Roman" w:cs="Times New Roman"/>
+          <w:sz w:val="28"/>
+        </w:rPr>
+        <w:t>talasni</w:t>
+      </w:r>
+      <w:proofErr w:type="spellEnd"/>
+      <w:r>
+        <w:rPr>
+          <w:rFonts w:ascii="Times New Roman" w:hAnsi="Times New Roman" w:cs="Times New Roman"/>
+          <w:sz w:val="28"/>
+        </w:rPr>
+        <w:t xml:space="preserve"> </w:t>
+      </w:r>
+      <w:proofErr w:type="spellStart"/>
+      <w:r>
+        <w:rPr>
+          <w:rFonts w:ascii="Times New Roman" w:hAnsi="Times New Roman" w:cs="Times New Roman"/>
+          <w:sz w:val="28"/>
+        </w:rPr>
+        <w:t>oblici</w:t>
+      </w:r>
+      <w:proofErr w:type="spellEnd"/>
+      <w:r>
+        <w:rPr>
+          <w:rFonts w:ascii="Times New Roman" w:hAnsi="Times New Roman" w:cs="Times New Roman"/>
+          <w:sz w:val="28"/>
+        </w:rPr>
+        <w:t xml:space="preserve"> </w:t>
+      </w:r>
+      <w:proofErr w:type="spellStart"/>
+      <w:r>
+        <w:rPr>
+          <w:rFonts w:ascii="Times New Roman" w:hAnsi="Times New Roman" w:cs="Times New Roman"/>
+          <w:sz w:val="28"/>
+        </w:rPr>
+        <w:t>kao</w:t>
+      </w:r>
+      <w:proofErr w:type="spellEnd"/>
+      <w:r>
+        <w:rPr>
+          <w:rFonts w:ascii="Times New Roman" w:hAnsi="Times New Roman" w:cs="Times New Roman"/>
+          <w:sz w:val="28"/>
+        </w:rPr>
+        <w:t xml:space="preserve"> </w:t>
+      </w:r>
+      <w:proofErr w:type="spellStart"/>
+      <w:r>
+        <w:rPr>
+          <w:rFonts w:ascii="Times New Roman" w:hAnsi="Times New Roman" w:cs="Times New Roman"/>
+          <w:sz w:val="28"/>
+        </w:rPr>
+        <w:t>dokaz</w:t>
+      </w:r>
+      <w:proofErr w:type="spellEnd"/>
+      <w:r>
+        <w:rPr>
+          <w:rFonts w:ascii="Times New Roman" w:hAnsi="Times New Roman" w:cs="Times New Roman"/>
+          <w:sz w:val="28"/>
+        </w:rPr>
+        <w:t xml:space="preserve"> </w:t>
+      </w:r>
+      <w:proofErr w:type="spellStart"/>
+      <w:r>
+        <w:rPr>
+          <w:rFonts w:ascii="Times New Roman" w:hAnsi="Times New Roman" w:cs="Times New Roman"/>
+          <w:sz w:val="28"/>
+        </w:rPr>
+        <w:t>ispravnosti</w:t>
+      </w:r>
+      <w:proofErr w:type="spellEnd"/>
+      <w:r>
+        <w:rPr>
+          <w:rFonts w:ascii="Times New Roman" w:hAnsi="Times New Roman" w:cs="Times New Roman"/>
+          <w:sz w:val="28"/>
+        </w:rPr>
+        <w:t xml:space="preserve"> </w:t>
+      </w:r>
+      <w:proofErr w:type="spellStart"/>
+      <w:r>
+        <w:rPr>
+          <w:rFonts w:ascii="Times New Roman" w:hAnsi="Times New Roman" w:cs="Times New Roman"/>
+          <w:sz w:val="28"/>
+        </w:rPr>
+        <w:t>sistema</w:t>
+      </w:r>
+      <w:proofErr w:type="spellEnd"/>
+      <w:r>
+        <w:rPr>
+          <w:rFonts w:ascii="Times New Roman" w:hAnsi="Times New Roman" w:cs="Times New Roman"/>
+          <w:sz w:val="28"/>
+        </w:rPr>
+        <w:t xml:space="preserve">. </w:t>
+      </w:r>
+      <w:proofErr w:type="spellStart"/>
+      <w:r>
+        <w:rPr>
+          <w:rFonts w:ascii="Times New Roman" w:hAnsi="Times New Roman" w:cs="Times New Roman"/>
+          <w:sz w:val="28"/>
+        </w:rPr>
+        <w:t>Korišćen</w:t>
+      </w:r>
+      <w:proofErr w:type="spellEnd"/>
+      <w:r>
+        <w:rPr>
+          <w:rFonts w:ascii="Times New Roman" w:hAnsi="Times New Roman" w:cs="Times New Roman"/>
+          <w:sz w:val="28"/>
+        </w:rPr>
+        <w:t xml:space="preserve"> je </w:t>
+      </w:r>
+      <w:proofErr w:type="spellStart"/>
+      <w:r>
+        <w:rPr>
+          <w:rFonts w:ascii="Times New Roman" w:hAnsi="Times New Roman" w:cs="Times New Roman"/>
+          <w:sz w:val="28"/>
+        </w:rPr>
+        <w:t>Ripes</w:t>
+      </w:r>
+      <w:proofErr w:type="spellEnd"/>
+      <w:r>
+        <w:rPr>
+          <w:rFonts w:ascii="Times New Roman" w:hAnsi="Times New Roman" w:cs="Times New Roman"/>
+          <w:sz w:val="28"/>
+        </w:rPr>
+        <w:t xml:space="preserve"> </w:t>
+      </w:r>
+      <w:r>
+        <w:rPr>
+          <w:rFonts w:ascii="Times New Roman" w:hAnsi="Times New Roman" w:cs="Times New Roman"/>
+          <w:sz w:val="28"/>
+        </w:rPr>
+        <w:t xml:space="preserve">simulator </w:t>
+      </w:r>
+      <w:proofErr w:type="spellStart"/>
+      <w:r>
+        <w:rPr>
+          <w:rFonts w:ascii="Times New Roman" w:hAnsi="Times New Roman" w:cs="Times New Roman"/>
+          <w:sz w:val="28"/>
+        </w:rPr>
+        <w:t>kojim</w:t>
+      </w:r>
+      <w:proofErr w:type="spellEnd"/>
+      <w:r>
+        <w:rPr>
+          <w:rFonts w:ascii="Times New Roman" w:hAnsi="Times New Roman" w:cs="Times New Roman"/>
+          <w:sz w:val="28"/>
+        </w:rPr>
+        <w:t xml:space="preserve"> je </w:t>
+      </w:r>
+      <w:proofErr w:type="spellStart"/>
+      <w:r>
+        <w:rPr>
+          <w:rFonts w:ascii="Times New Roman" w:hAnsi="Times New Roman" w:cs="Times New Roman"/>
+          <w:sz w:val="28"/>
+        </w:rPr>
+        <w:t>dati</w:t>
+      </w:r>
+      <w:proofErr w:type="spellEnd"/>
+      <w:r>
+        <w:rPr>
+          <w:rFonts w:ascii="Times New Roman" w:hAnsi="Times New Roman" w:cs="Times New Roman"/>
+          <w:sz w:val="28"/>
+        </w:rPr>
+        <w:t xml:space="preserve"> </w:t>
+      </w:r>
+      <w:proofErr w:type="spellStart"/>
+      <w:r>
+        <w:rPr>
+          <w:rFonts w:ascii="Times New Roman" w:hAnsi="Times New Roman" w:cs="Times New Roman"/>
+          <w:sz w:val="28"/>
+        </w:rPr>
+        <w:t>kod</w:t>
+      </w:r>
+      <w:proofErr w:type="spellEnd"/>
+      <w:r>
+        <w:rPr>
+          <w:rFonts w:ascii="Times New Roman" w:hAnsi="Times New Roman" w:cs="Times New Roman"/>
+          <w:sz w:val="28"/>
+        </w:rPr>
+        <w:t xml:space="preserve"> </w:t>
+      </w:r>
+      <w:proofErr w:type="spellStart"/>
+      <w:r>
+        <w:rPr>
+          <w:rFonts w:ascii="Times New Roman" w:hAnsi="Times New Roman" w:cs="Times New Roman"/>
+          <w:sz w:val="28"/>
+        </w:rPr>
+        <w:t>konvertovan</w:t>
+      </w:r>
+      <w:proofErr w:type="spellEnd"/>
+      <w:r>
+        <w:rPr>
+          <w:rFonts w:ascii="Times New Roman" w:hAnsi="Times New Roman" w:cs="Times New Roman"/>
+          <w:sz w:val="28"/>
+        </w:rPr>
+        <w:t xml:space="preserve"> u </w:t>
+      </w:r>
+      <w:proofErr w:type="spellStart"/>
+      <w:r>
+        <w:rPr>
+          <w:rFonts w:ascii="Times New Roman" w:hAnsi="Times New Roman" w:cs="Times New Roman"/>
+          <w:sz w:val="28"/>
+        </w:rPr>
+        <w:t>binaran</w:t>
+      </w:r>
+      <w:proofErr w:type="spellEnd"/>
+      <w:r>
+        <w:rPr>
+          <w:rFonts w:ascii="Times New Roman" w:hAnsi="Times New Roman" w:cs="Times New Roman"/>
+          <w:sz w:val="28"/>
+        </w:rPr>
+        <w:t xml:space="preserve"> </w:t>
+      </w:r>
+      <w:proofErr w:type="spellStart"/>
+      <w:r>
+        <w:rPr>
+          <w:rFonts w:ascii="Times New Roman" w:hAnsi="Times New Roman" w:cs="Times New Roman"/>
+          <w:sz w:val="28"/>
+        </w:rPr>
+        <w:t>zapis</w:t>
+      </w:r>
+      <w:proofErr w:type="spellEnd"/>
+      <w:r>
+        <w:rPr>
+          <w:rFonts w:ascii="Times New Roman" w:hAnsi="Times New Roman" w:cs="Times New Roman"/>
+          <w:sz w:val="28"/>
+        </w:rPr>
+        <w:t xml:space="preserve"> koji je </w:t>
+      </w:r>
+      <w:proofErr w:type="spellStart"/>
+      <w:r>
+        <w:rPr>
+          <w:rFonts w:ascii="Times New Roman" w:hAnsi="Times New Roman" w:cs="Times New Roman"/>
+          <w:sz w:val="28"/>
+        </w:rPr>
+        <w:t>zatim</w:t>
+      </w:r>
+      <w:proofErr w:type="spellEnd"/>
+      <w:r>
+        <w:rPr>
+          <w:rFonts w:ascii="Times New Roman" w:hAnsi="Times New Roman" w:cs="Times New Roman"/>
+          <w:sz w:val="28"/>
+        </w:rPr>
+        <w:t xml:space="preserve"> </w:t>
+      </w:r>
+      <w:proofErr w:type="spellStart"/>
+      <w:r>
+        <w:rPr>
+          <w:rFonts w:ascii="Times New Roman" w:hAnsi="Times New Roman" w:cs="Times New Roman"/>
+          <w:sz w:val="28"/>
+        </w:rPr>
+        <w:t>učitan</w:t>
+      </w:r>
+      <w:proofErr w:type="spellEnd"/>
+      <w:r>
+        <w:rPr>
+          <w:rFonts w:ascii="Times New Roman" w:hAnsi="Times New Roman" w:cs="Times New Roman"/>
+          <w:sz w:val="28"/>
+        </w:rPr>
+        <w:t xml:space="preserve"> u </w:t>
+      </w:r>
+      <w:proofErr w:type="spellStart"/>
+      <w:r>
+        <w:rPr>
+          <w:rFonts w:ascii="Times New Roman" w:hAnsi="Times New Roman" w:cs="Times New Roman"/>
+          <w:sz w:val="28"/>
+        </w:rPr>
+        <w:t>instrukcionu</w:t>
+      </w:r>
+      <w:proofErr w:type="spellEnd"/>
+      <w:r>
+        <w:rPr>
+          <w:rFonts w:ascii="Times New Roman" w:hAnsi="Times New Roman" w:cs="Times New Roman"/>
+          <w:sz w:val="28"/>
+        </w:rPr>
+        <w:t xml:space="preserve"> </w:t>
+      </w:r>
+      <w:proofErr w:type="spellStart"/>
+      <w:r>
+        <w:rPr>
+          <w:rFonts w:ascii="Times New Roman" w:hAnsi="Times New Roman" w:cs="Times New Roman"/>
+          <w:sz w:val="28"/>
+        </w:rPr>
+        <w:t>memoriju</w:t>
+      </w:r>
+      <w:proofErr w:type="spellEnd"/>
+      <w:r>
+        <w:rPr>
+          <w:rFonts w:ascii="Times New Roman" w:hAnsi="Times New Roman" w:cs="Times New Roman"/>
+          <w:sz w:val="28"/>
+        </w:rPr>
+        <w:t xml:space="preserve">. </w:t>
+      </w:r>
+    </w:p>
+    <w:p>
+      <w:pPr>
+        <w:rPr>
+          <w:rFonts w:ascii="Times New Roman" w:hAnsi="Times New Roman" w:cs="Times New Roman"/>
+          <w:sz w:val="28"/>
+        </w:rPr>
+      </w:pPr>
+      <w:proofErr w:type="spellStart"/>
+      <w:r>
+        <w:rPr>
+          <w:rFonts w:ascii="Times New Roman" w:hAnsi="Times New Roman" w:cs="Times New Roman"/>
+          <w:sz w:val="28"/>
+        </w:rPr>
+        <w:t>Ripes</w:t>
+      </w:r>
+      <w:proofErr w:type="spellEnd"/>
+      <w:r>
+        <w:rPr>
+          <w:rFonts w:ascii="Times New Roman" w:hAnsi="Times New Roman" w:cs="Times New Roman"/>
+          <w:sz w:val="28"/>
+        </w:rPr>
+        <w:t xml:space="preserve"> </w:t>
+      </w:r>
+      <w:r>
+        <w:rPr>
+          <w:rFonts w:ascii="Times New Roman" w:hAnsi="Times New Roman" w:cs="Times New Roman"/>
+          <w:sz w:val="28"/>
+        </w:rPr>
+        <w:t xml:space="preserve">simulator </w:t>
+      </w:r>
+      <w:proofErr w:type="spellStart"/>
+      <w:r>
+        <w:rPr>
+          <w:rFonts w:ascii="Times New Roman" w:hAnsi="Times New Roman" w:cs="Times New Roman"/>
+          <w:sz w:val="28"/>
+        </w:rPr>
+        <w:t>poseduje</w:t>
+      </w:r>
+      <w:proofErr w:type="spellEnd"/>
+      <w:r>
+        <w:rPr>
+          <w:rFonts w:ascii="Times New Roman" w:hAnsi="Times New Roman" w:cs="Times New Roman"/>
+          <w:sz w:val="28"/>
+        </w:rPr>
+        <w:t xml:space="preserve"> </w:t>
+      </w:r>
+      <w:proofErr w:type="spellStart"/>
+      <w:r>
+        <w:rPr>
+          <w:rFonts w:ascii="Times New Roman" w:hAnsi="Times New Roman" w:cs="Times New Roman"/>
+          <w:sz w:val="28"/>
+        </w:rPr>
+        <w:t>i</w:t>
+      </w:r>
+      <w:proofErr w:type="spellEnd"/>
+      <w:r>
+        <w:rPr>
+          <w:rFonts w:ascii="Times New Roman" w:hAnsi="Times New Roman" w:cs="Times New Roman"/>
+          <w:sz w:val="28"/>
+        </w:rPr>
+        <w:t xml:space="preserve"> model pipeline </w:t>
+      </w:r>
+      <w:proofErr w:type="spellStart"/>
+      <w:r>
+        <w:rPr>
+          <w:rFonts w:ascii="Times New Roman" w:hAnsi="Times New Roman" w:cs="Times New Roman"/>
+          <w:sz w:val="28"/>
+        </w:rPr>
+        <w:t>procesora</w:t>
+      </w:r>
+      <w:proofErr w:type="spellEnd"/>
+      <w:r>
+        <w:rPr>
+          <w:rFonts w:ascii="Times New Roman" w:hAnsi="Times New Roman" w:cs="Times New Roman"/>
+          <w:sz w:val="28"/>
+        </w:rPr>
+        <w:t xml:space="preserve">, taj model je </w:t>
+      </w:r>
+      <w:proofErr w:type="spellStart"/>
+      <w:r>
+        <w:rPr>
+          <w:rFonts w:ascii="Times New Roman" w:hAnsi="Times New Roman" w:cs="Times New Roman"/>
+          <w:sz w:val="28"/>
+        </w:rPr>
+        <w:t>korišćen</w:t>
+      </w:r>
+      <w:proofErr w:type="spellEnd"/>
+      <w:r>
+        <w:rPr>
+          <w:rFonts w:ascii="Times New Roman" w:hAnsi="Times New Roman" w:cs="Times New Roman"/>
+          <w:sz w:val="28"/>
+        </w:rPr>
+        <w:t xml:space="preserve"> </w:t>
+      </w:r>
+      <w:proofErr w:type="spellStart"/>
+      <w:r>
+        <w:rPr>
+          <w:rFonts w:ascii="Times New Roman" w:hAnsi="Times New Roman" w:cs="Times New Roman"/>
+          <w:sz w:val="28"/>
+        </w:rPr>
+        <w:t>kao</w:t>
+      </w:r>
+      <w:proofErr w:type="spellEnd"/>
+      <w:r>
+        <w:rPr>
+          <w:rFonts w:ascii="Times New Roman" w:hAnsi="Times New Roman" w:cs="Times New Roman"/>
+          <w:sz w:val="28"/>
+        </w:rPr>
+        <w:t xml:space="preserve"> </w:t>
+      </w:r>
+      <w:proofErr w:type="spellStart"/>
+      <w:r>
+        <w:rPr>
+          <w:rFonts w:ascii="Times New Roman" w:hAnsi="Times New Roman" w:cs="Times New Roman"/>
+          <w:sz w:val="28"/>
+        </w:rPr>
+        <w:t>referentni</w:t>
+      </w:r>
+      <w:proofErr w:type="spellEnd"/>
+      <w:r>
+        <w:rPr>
+          <w:rFonts w:ascii="Times New Roman" w:hAnsi="Times New Roman" w:cs="Times New Roman"/>
+          <w:sz w:val="28"/>
+        </w:rPr>
+        <w:t xml:space="preserve"> model </w:t>
+      </w:r>
+      <w:proofErr w:type="spellStart"/>
+      <w:r>
+        <w:rPr>
+          <w:rFonts w:ascii="Times New Roman" w:hAnsi="Times New Roman" w:cs="Times New Roman"/>
+          <w:sz w:val="28"/>
+        </w:rPr>
+        <w:t>sa</w:t>
+      </w:r>
+      <w:proofErr w:type="spellEnd"/>
+      <w:r>
+        <w:rPr>
+          <w:rFonts w:ascii="Times New Roman" w:hAnsi="Times New Roman" w:cs="Times New Roman"/>
+          <w:sz w:val="28"/>
+        </w:rPr>
+        <w:t xml:space="preserve"> </w:t>
+      </w:r>
+      <w:proofErr w:type="spellStart"/>
+      <w:r>
+        <w:rPr>
+          <w:rFonts w:ascii="Times New Roman" w:hAnsi="Times New Roman" w:cs="Times New Roman"/>
+          <w:sz w:val="28"/>
+        </w:rPr>
+        <w:t>čijim</w:t>
+      </w:r>
+      <w:proofErr w:type="spellEnd"/>
+      <w:r>
+        <w:rPr>
+          <w:rFonts w:ascii="Times New Roman" w:hAnsi="Times New Roman" w:cs="Times New Roman"/>
+          <w:sz w:val="28"/>
+        </w:rPr>
+        <w:t xml:space="preserve"> </w:t>
+      </w:r>
+      <w:proofErr w:type="spellStart"/>
+      <w:r>
+        <w:rPr>
+          <w:rFonts w:ascii="Times New Roman" w:hAnsi="Times New Roman" w:cs="Times New Roman"/>
+          <w:sz w:val="28"/>
+        </w:rPr>
+        <w:t>vrednostima</w:t>
+      </w:r>
+      <w:proofErr w:type="spellEnd"/>
+      <w:r>
+        <w:rPr>
+          <w:rFonts w:ascii="Times New Roman" w:hAnsi="Times New Roman" w:cs="Times New Roman"/>
+          <w:sz w:val="28"/>
+        </w:rPr>
+        <w:t xml:space="preserve"> </w:t>
+      </w:r>
+      <w:proofErr w:type="spellStart"/>
+      <w:r>
+        <w:rPr>
+          <w:rFonts w:ascii="Times New Roman" w:hAnsi="Times New Roman" w:cs="Times New Roman"/>
+          <w:sz w:val="28"/>
+        </w:rPr>
+        <w:t>iz</w:t>
+      </w:r>
+      <w:proofErr w:type="spellEnd"/>
+      <w:r>
+        <w:rPr>
+          <w:rFonts w:ascii="Times New Roman" w:hAnsi="Times New Roman" w:cs="Times New Roman"/>
+          <w:sz w:val="28"/>
+        </w:rPr>
+        <w:t xml:space="preserve"> </w:t>
+      </w:r>
+      <w:proofErr w:type="spellStart"/>
+      <w:r>
+        <w:rPr>
+          <w:rFonts w:ascii="Times New Roman" w:hAnsi="Times New Roman" w:cs="Times New Roman"/>
+          <w:sz w:val="28"/>
+        </w:rPr>
+        <w:t>registara</w:t>
+      </w:r>
+      <w:proofErr w:type="spellEnd"/>
+      <w:r>
+        <w:rPr>
+          <w:rFonts w:ascii="Times New Roman" w:hAnsi="Times New Roman" w:cs="Times New Roman"/>
+          <w:sz w:val="28"/>
+        </w:rPr>
+        <w:t xml:space="preserve"> </w:t>
+      </w:r>
+      <w:proofErr w:type="spellStart"/>
+      <w:r>
+        <w:rPr>
+          <w:rFonts w:ascii="Times New Roman" w:hAnsi="Times New Roman" w:cs="Times New Roman"/>
+          <w:sz w:val="28"/>
+        </w:rPr>
+        <w:t>su</w:t>
+      </w:r>
+      <w:proofErr w:type="spellEnd"/>
+      <w:r>
+        <w:rPr>
+          <w:rFonts w:ascii="Times New Roman" w:hAnsi="Times New Roman" w:cs="Times New Roman"/>
+          <w:sz w:val="28"/>
+        </w:rPr>
+        <w:t xml:space="preserve"> </w:t>
+      </w:r>
+      <w:proofErr w:type="spellStart"/>
+      <w:r>
+        <w:rPr>
+          <w:rFonts w:ascii="Times New Roman" w:hAnsi="Times New Roman" w:cs="Times New Roman"/>
+          <w:sz w:val="28"/>
+        </w:rPr>
+        <w:t>proveravane</w:t>
+      </w:r>
+      <w:proofErr w:type="spellEnd"/>
+      <w:r>
+        <w:rPr>
+          <w:rFonts w:ascii="Times New Roman" w:hAnsi="Times New Roman" w:cs="Times New Roman"/>
+          <w:sz w:val="28"/>
+        </w:rPr>
+        <w:t xml:space="preserve"> </w:t>
+      </w:r>
+      <w:proofErr w:type="spellStart"/>
+      <w:r>
+        <w:rPr>
+          <w:rFonts w:ascii="Times New Roman" w:hAnsi="Times New Roman" w:cs="Times New Roman"/>
+          <w:sz w:val="28"/>
+        </w:rPr>
+        <w:t>vrednosti</w:t>
+      </w:r>
+      <w:proofErr w:type="spellEnd"/>
+      <w:r>
+        <w:rPr>
+          <w:rFonts w:ascii="Times New Roman" w:hAnsi="Times New Roman" w:cs="Times New Roman"/>
+          <w:sz w:val="28"/>
+        </w:rPr>
+        <w:t xml:space="preserve"> u </w:t>
+      </w:r>
+      <w:proofErr w:type="spellStart"/>
+      <w:r>
+        <w:rPr>
+          <w:rFonts w:ascii="Times New Roman" w:hAnsi="Times New Roman" w:cs="Times New Roman"/>
+          <w:sz w:val="28"/>
+        </w:rPr>
+        <w:t>regis</w:t>
+      </w:r>
+      <w:r>
+        <w:rPr>
+          <w:rFonts w:ascii="Times New Roman" w:hAnsi="Times New Roman" w:cs="Times New Roman"/>
+          <w:sz w:val="28"/>
+        </w:rPr>
+        <w:t>trima</w:t>
+      </w:r>
+      <w:proofErr w:type="spellEnd"/>
+      <w:r>
+        <w:rPr>
+          <w:rFonts w:ascii="Times New Roman" w:hAnsi="Times New Roman" w:cs="Times New Roman"/>
+          <w:sz w:val="28"/>
+        </w:rPr>
+        <w:t xml:space="preserve"> </w:t>
+      </w:r>
+      <w:proofErr w:type="spellStart"/>
+      <w:r>
+        <w:rPr>
+          <w:rFonts w:ascii="Times New Roman" w:hAnsi="Times New Roman" w:cs="Times New Roman"/>
+          <w:sz w:val="28"/>
+        </w:rPr>
+        <w:t>implementiranog</w:t>
+      </w:r>
+      <w:proofErr w:type="spellEnd"/>
+      <w:r>
+        <w:rPr>
+          <w:rFonts w:ascii="Times New Roman" w:hAnsi="Times New Roman" w:cs="Times New Roman"/>
+          <w:sz w:val="28"/>
+        </w:rPr>
+        <w:t xml:space="preserve"> </w:t>
+      </w:r>
+      <w:proofErr w:type="spellStart"/>
+      <w:r>
+        <w:rPr>
+          <w:rFonts w:ascii="Times New Roman" w:hAnsi="Times New Roman" w:cs="Times New Roman"/>
+          <w:sz w:val="28"/>
+        </w:rPr>
+        <w:t>procesora</w:t>
+      </w:r>
+      <w:proofErr w:type="spellEnd"/>
+      <w:r>
+        <w:rPr>
+          <w:rFonts w:ascii="Times New Roman" w:hAnsi="Times New Roman" w:cs="Times New Roman"/>
+          <w:sz w:val="28"/>
+        </w:rPr>
+        <w:t>.</w:t>
+      </w:r>
+    </w:p>
+    <w:p>
+      <w:pPr>
+        <w:jc w:val="center"/>
         <w:rPr>
           <w:rFonts w:ascii="Times New Roman" w:hAnsi="Times New Roman" w:cs="Times New Roman"/>
           <w:b/>
           <w:sz w:val="32"/>
         </w:rPr>
-        <w:t>rada</w:t>
-      </w:r>
-      <w:proofErr w:type="spellEnd"/>
+      </w:pPr>
       <w:r>
         <w:rPr>
           <w:rFonts w:ascii="Times New Roman" w:hAnsi="Times New Roman" w:cs="Times New Roman"/>
           <w:b/>
           <w:sz w:val="32"/>
         </w:rPr>
-        <w:t xml:space="preserve"> </w:t>
+        <w:t xml:space="preserve">Test </w:t>
       </w:r>
       <w:proofErr w:type="spellStart"/>
       <w:r>
@@ -5918,841 +6452,42 @@
           <w:b/>
           <w:sz w:val="32"/>
         </w:rPr>
-        <w:t>sistema</w:t>
-      </w:r>
-      <w:proofErr w:type="spellEnd"/>
-    </w:p>
-    <w:p>
-      <w:pPr>
-        <w:rPr>
-          <w:rFonts w:ascii="Times New Roman" w:hAnsi="Times New Roman" w:cs="Times New Roman"/>
-          <w:sz w:val="28"/>
-        </w:rPr>
-      </w:pPr>
-      <w:r>
-        <w:rPr>
-          <w:rFonts w:ascii="Times New Roman" w:hAnsi="Times New Roman" w:cs="Times New Roman"/>
-          <w:sz w:val="28"/>
-        </w:rPr>
-        <w:t xml:space="preserve">U </w:t>
-      </w:r>
-      <w:proofErr w:type="spellStart"/>
-      <w:r>
-        <w:rPr>
-          <w:rFonts w:ascii="Times New Roman" w:hAnsi="Times New Roman" w:cs="Times New Roman"/>
-          <w:sz w:val="28"/>
-        </w:rPr>
-        <w:t>nastavku</w:t>
-      </w:r>
-      <w:proofErr w:type="spellEnd"/>
-      <w:r>
-        <w:rPr>
-          <w:rFonts w:ascii="Times New Roman" w:hAnsi="Times New Roman" w:cs="Times New Roman"/>
-          <w:sz w:val="28"/>
-        </w:rPr>
-        <w:t xml:space="preserve"> </w:t>
-      </w:r>
-      <w:proofErr w:type="spellStart"/>
-      <w:r>
-        <w:rPr>
-          <w:rFonts w:ascii="Times New Roman" w:hAnsi="Times New Roman" w:cs="Times New Roman"/>
-          <w:sz w:val="28"/>
-        </w:rPr>
-        <w:t>biće</w:t>
-      </w:r>
-      <w:proofErr w:type="spellEnd"/>
-      <w:r>
-        <w:rPr>
-          <w:rFonts w:ascii="Times New Roman" w:hAnsi="Times New Roman" w:cs="Times New Roman"/>
-          <w:sz w:val="28"/>
-        </w:rPr>
-        <w:t xml:space="preserve"> </w:t>
-      </w:r>
-      <w:proofErr w:type="spellStart"/>
-      <w:r>
-        <w:rPr>
-          <w:rFonts w:ascii="Times New Roman" w:hAnsi="Times New Roman" w:cs="Times New Roman"/>
-          <w:sz w:val="28"/>
-        </w:rPr>
-        <w:t>prikazani</w:t>
-      </w:r>
-      <w:proofErr w:type="spellEnd"/>
-      <w:r>
-        <w:rPr>
-          <w:rFonts w:ascii="Times New Roman" w:hAnsi="Times New Roman" w:cs="Times New Roman"/>
-          <w:sz w:val="28"/>
-        </w:rPr>
-        <w:t xml:space="preserve"> </w:t>
-      </w:r>
-      <w:proofErr w:type="spellStart"/>
-      <w:r>
-        <w:rPr>
-          <w:rFonts w:ascii="Times New Roman" w:hAnsi="Times New Roman" w:cs="Times New Roman"/>
-          <w:sz w:val="28"/>
-        </w:rPr>
-        <w:t>asemble</w:t>
-      </w:r>
-      <w:r>
-        <w:rPr>
-          <w:rFonts w:ascii="Times New Roman" w:hAnsi="Times New Roman" w:cs="Times New Roman"/>
-          <w:sz w:val="28"/>
-        </w:rPr>
-        <w:t>r</w:t>
-      </w:r>
-      <w:r>
-        <w:rPr>
-          <w:rFonts w:ascii="Times New Roman" w:hAnsi="Times New Roman" w:cs="Times New Roman"/>
-          <w:sz w:val="28"/>
-        </w:rPr>
-        <w:t>ski</w:t>
-      </w:r>
-      <w:proofErr w:type="spellEnd"/>
-      <w:r>
-        <w:rPr>
-          <w:rFonts w:ascii="Times New Roman" w:hAnsi="Times New Roman" w:cs="Times New Roman"/>
-          <w:sz w:val="28"/>
-        </w:rPr>
-        <w:t xml:space="preserve"> </w:t>
-      </w:r>
-      <w:proofErr w:type="spellStart"/>
-      <w:r>
-        <w:rPr>
-          <w:rFonts w:ascii="Times New Roman" w:hAnsi="Times New Roman" w:cs="Times New Roman"/>
-          <w:sz w:val="28"/>
-        </w:rPr>
-        <w:t>kod</w:t>
-      </w:r>
-      <w:r>
-        <w:rPr>
-          <w:rFonts w:ascii="Times New Roman" w:hAnsi="Times New Roman" w:cs="Times New Roman"/>
-          <w:sz w:val="28"/>
-        </w:rPr>
-        <w:t>ovi</w:t>
-      </w:r>
-      <w:proofErr w:type="spellEnd"/>
-      <w:r>
-        <w:rPr>
-          <w:rFonts w:ascii="Times New Roman" w:hAnsi="Times New Roman" w:cs="Times New Roman"/>
-          <w:sz w:val="28"/>
-        </w:rPr>
-        <w:t xml:space="preserve"> </w:t>
-      </w:r>
-      <w:proofErr w:type="spellStart"/>
-      <w:r>
-        <w:rPr>
-          <w:rFonts w:ascii="Times New Roman" w:hAnsi="Times New Roman" w:cs="Times New Roman"/>
-          <w:sz w:val="28"/>
-        </w:rPr>
-        <w:t>i</w:t>
-      </w:r>
-      <w:proofErr w:type="spellEnd"/>
-      <w:r>
-        <w:rPr>
-          <w:rFonts w:ascii="Times New Roman" w:hAnsi="Times New Roman" w:cs="Times New Roman"/>
-          <w:sz w:val="28"/>
-        </w:rPr>
-        <w:t xml:space="preserve"> </w:t>
-      </w:r>
-      <w:proofErr w:type="spellStart"/>
-      <w:r>
-        <w:rPr>
-          <w:rFonts w:ascii="Times New Roman" w:hAnsi="Times New Roman" w:cs="Times New Roman"/>
-          <w:sz w:val="28"/>
-        </w:rPr>
-        <w:t>talasni</w:t>
-      </w:r>
-      <w:proofErr w:type="spellEnd"/>
-      <w:r>
-        <w:rPr>
-          <w:rFonts w:ascii="Times New Roman" w:hAnsi="Times New Roman" w:cs="Times New Roman"/>
-          <w:sz w:val="28"/>
-        </w:rPr>
-        <w:t xml:space="preserve"> </w:t>
-      </w:r>
-      <w:proofErr w:type="spellStart"/>
-      <w:r>
-        <w:rPr>
-          <w:rFonts w:ascii="Times New Roman" w:hAnsi="Times New Roman" w:cs="Times New Roman"/>
-          <w:sz w:val="28"/>
-        </w:rPr>
-        <w:t>oblici</w:t>
-      </w:r>
-      <w:proofErr w:type="spellEnd"/>
-      <w:r>
-        <w:rPr>
-          <w:rFonts w:ascii="Times New Roman" w:hAnsi="Times New Roman" w:cs="Times New Roman"/>
-          <w:sz w:val="28"/>
-        </w:rPr>
-        <w:t xml:space="preserve"> </w:t>
-      </w:r>
-      <w:proofErr w:type="spellStart"/>
-      <w:r>
-        <w:rPr>
-          <w:rFonts w:ascii="Times New Roman" w:hAnsi="Times New Roman" w:cs="Times New Roman"/>
-          <w:sz w:val="28"/>
-        </w:rPr>
-        <w:t>kao</w:t>
-      </w:r>
-      <w:proofErr w:type="spellEnd"/>
-      <w:r>
-        <w:rPr>
-          <w:rFonts w:ascii="Times New Roman" w:hAnsi="Times New Roman" w:cs="Times New Roman"/>
-          <w:sz w:val="28"/>
-        </w:rPr>
-        <w:t xml:space="preserve"> </w:t>
-      </w:r>
-      <w:proofErr w:type="spellStart"/>
-      <w:r>
-        <w:rPr>
-          <w:rFonts w:ascii="Times New Roman" w:hAnsi="Times New Roman" w:cs="Times New Roman"/>
-          <w:sz w:val="28"/>
-        </w:rPr>
-        <w:t>dokaz</w:t>
-      </w:r>
-      <w:proofErr w:type="spellEnd"/>
-      <w:r>
-        <w:rPr>
-          <w:rFonts w:ascii="Times New Roman" w:hAnsi="Times New Roman" w:cs="Times New Roman"/>
-          <w:sz w:val="28"/>
-        </w:rPr>
-        <w:t xml:space="preserve"> </w:t>
-      </w:r>
-      <w:proofErr w:type="spellStart"/>
-      <w:r>
-        <w:rPr>
-          <w:rFonts w:ascii="Times New Roman" w:hAnsi="Times New Roman" w:cs="Times New Roman"/>
-          <w:sz w:val="28"/>
-        </w:rPr>
-        <w:t>ispravnosti</w:t>
-      </w:r>
-      <w:proofErr w:type="spellEnd"/>
-      <w:r>
-        <w:rPr>
-          <w:rFonts w:ascii="Times New Roman" w:hAnsi="Times New Roman" w:cs="Times New Roman"/>
-          <w:sz w:val="28"/>
-        </w:rPr>
-        <w:t xml:space="preserve"> </w:t>
-      </w:r>
-      <w:proofErr w:type="spellStart"/>
-      <w:r>
-        <w:rPr>
-          <w:rFonts w:ascii="Times New Roman" w:hAnsi="Times New Roman" w:cs="Times New Roman"/>
-          <w:sz w:val="28"/>
-        </w:rPr>
-        <w:t>sistema</w:t>
-      </w:r>
-      <w:proofErr w:type="spellEnd"/>
-      <w:r>
-        <w:rPr>
-          <w:rFonts w:ascii="Times New Roman" w:hAnsi="Times New Roman" w:cs="Times New Roman"/>
-          <w:sz w:val="28"/>
-        </w:rPr>
-        <w:t xml:space="preserve">. </w:t>
-      </w:r>
-      <w:proofErr w:type="spellStart"/>
-      <w:r>
-        <w:rPr>
-          <w:rFonts w:ascii="Times New Roman" w:hAnsi="Times New Roman" w:cs="Times New Roman"/>
-          <w:sz w:val="28"/>
-        </w:rPr>
-        <w:t>Korišćen</w:t>
-      </w:r>
-      <w:proofErr w:type="spellEnd"/>
-      <w:r>
-        <w:rPr>
-          <w:rFonts w:ascii="Times New Roman" w:hAnsi="Times New Roman" w:cs="Times New Roman"/>
-          <w:sz w:val="28"/>
-        </w:rPr>
-        <w:t xml:space="preserve"> je </w:t>
-      </w:r>
-      <w:proofErr w:type="spellStart"/>
-      <w:r>
-        <w:rPr>
-          <w:rFonts w:ascii="Times New Roman" w:hAnsi="Times New Roman" w:cs="Times New Roman"/>
-          <w:sz w:val="28"/>
-        </w:rPr>
-        <w:t>Ripes</w:t>
-      </w:r>
-      <w:proofErr w:type="spellEnd"/>
-      <w:r>
-        <w:rPr>
-          <w:rFonts w:ascii="Times New Roman" w:hAnsi="Times New Roman" w:cs="Times New Roman"/>
-          <w:sz w:val="28"/>
-        </w:rPr>
-        <w:t xml:space="preserve"> </w:t>
-      </w:r>
-      <w:r>
-        <w:rPr>
-          <w:rFonts w:ascii="Times New Roman" w:hAnsi="Times New Roman" w:cs="Times New Roman"/>
-          <w:sz w:val="28"/>
-        </w:rPr>
-        <w:t xml:space="preserve">simulator </w:t>
-      </w:r>
-      <w:proofErr w:type="spellStart"/>
-      <w:r>
-        <w:rPr>
-          <w:rFonts w:ascii="Times New Roman" w:hAnsi="Times New Roman" w:cs="Times New Roman"/>
-          <w:sz w:val="28"/>
-        </w:rPr>
-        <w:t>kojim</w:t>
-      </w:r>
-      <w:proofErr w:type="spellEnd"/>
-      <w:r>
-        <w:rPr>
-          <w:rFonts w:ascii="Times New Roman" w:hAnsi="Times New Roman" w:cs="Times New Roman"/>
-          <w:sz w:val="28"/>
-        </w:rPr>
-        <w:t xml:space="preserve"> je </w:t>
-      </w:r>
-      <w:proofErr w:type="spellStart"/>
-      <w:r>
-        <w:rPr>
-          <w:rFonts w:ascii="Times New Roman" w:hAnsi="Times New Roman" w:cs="Times New Roman"/>
-          <w:sz w:val="28"/>
-        </w:rPr>
-        <w:t>dati</w:t>
-      </w:r>
-      <w:proofErr w:type="spellEnd"/>
-      <w:r>
-        <w:rPr>
-          <w:rFonts w:ascii="Times New Roman" w:hAnsi="Times New Roman" w:cs="Times New Roman"/>
-          <w:sz w:val="28"/>
-        </w:rPr>
-        <w:t xml:space="preserve"> </w:t>
-      </w:r>
-      <w:proofErr w:type="spellStart"/>
-      <w:r>
-        <w:rPr>
-          <w:rFonts w:ascii="Times New Roman" w:hAnsi="Times New Roman" w:cs="Times New Roman"/>
-          <w:sz w:val="28"/>
-        </w:rPr>
-        <w:t>kod</w:t>
-      </w:r>
-      <w:proofErr w:type="spellEnd"/>
-      <w:r>
-        <w:rPr>
-          <w:rFonts w:ascii="Times New Roman" w:hAnsi="Times New Roman" w:cs="Times New Roman"/>
-          <w:sz w:val="28"/>
-        </w:rPr>
-        <w:t xml:space="preserve"> </w:t>
-      </w:r>
-      <w:proofErr w:type="spellStart"/>
-      <w:r>
-        <w:rPr>
-          <w:rFonts w:ascii="Times New Roman" w:hAnsi="Times New Roman" w:cs="Times New Roman"/>
-          <w:sz w:val="28"/>
-        </w:rPr>
-        <w:t>konvertovan</w:t>
-      </w:r>
-      <w:proofErr w:type="spellEnd"/>
-      <w:r>
-        <w:rPr>
-          <w:rFonts w:ascii="Times New Roman" w:hAnsi="Times New Roman" w:cs="Times New Roman"/>
-          <w:sz w:val="28"/>
-        </w:rPr>
-        <w:t xml:space="preserve"> u </w:t>
-      </w:r>
-      <w:proofErr w:type="spellStart"/>
-      <w:r>
-        <w:rPr>
-          <w:rFonts w:ascii="Times New Roman" w:hAnsi="Times New Roman" w:cs="Times New Roman"/>
-          <w:sz w:val="28"/>
-        </w:rPr>
-        <w:t>binaran</w:t>
-      </w:r>
-      <w:proofErr w:type="spellEnd"/>
-      <w:r>
-        <w:rPr>
-          <w:rFonts w:ascii="Times New Roman" w:hAnsi="Times New Roman" w:cs="Times New Roman"/>
-          <w:sz w:val="28"/>
-        </w:rPr>
-        <w:t xml:space="preserve"> </w:t>
-      </w:r>
-      <w:proofErr w:type="spellStart"/>
-      <w:r>
-        <w:rPr>
-          <w:rFonts w:ascii="Times New Roman" w:hAnsi="Times New Roman" w:cs="Times New Roman"/>
-          <w:sz w:val="28"/>
-        </w:rPr>
-        <w:t>zapis</w:t>
-      </w:r>
-      <w:proofErr w:type="spellEnd"/>
-      <w:r>
-        <w:rPr>
-          <w:rFonts w:ascii="Times New Roman" w:hAnsi="Times New Roman" w:cs="Times New Roman"/>
-          <w:sz w:val="28"/>
-        </w:rPr>
-        <w:t xml:space="preserve"> </w:t>
-      </w:r>
-      <w:proofErr w:type="spellStart"/>
-      <w:r>
-        <w:rPr>
-          <w:rFonts w:ascii="Times New Roman" w:hAnsi="Times New Roman" w:cs="Times New Roman"/>
-          <w:sz w:val="28"/>
-        </w:rPr>
-        <w:t>koji</w:t>
-      </w:r>
-      <w:proofErr w:type="spellEnd"/>
-      <w:r>
-        <w:rPr>
-          <w:rFonts w:ascii="Times New Roman" w:hAnsi="Times New Roman" w:cs="Times New Roman"/>
-          <w:sz w:val="28"/>
-        </w:rPr>
-        <w:t xml:space="preserve"> je </w:t>
-      </w:r>
-      <w:proofErr w:type="spellStart"/>
-      <w:r>
-        <w:rPr>
-          <w:rFonts w:ascii="Times New Roman" w:hAnsi="Times New Roman" w:cs="Times New Roman"/>
-          <w:sz w:val="28"/>
-        </w:rPr>
-        <w:t>zatim</w:t>
-      </w:r>
-      <w:proofErr w:type="spellEnd"/>
-      <w:r>
-        <w:rPr>
-          <w:rFonts w:ascii="Times New Roman" w:hAnsi="Times New Roman" w:cs="Times New Roman"/>
-          <w:sz w:val="28"/>
-        </w:rPr>
-        <w:t xml:space="preserve"> </w:t>
-      </w:r>
-      <w:proofErr w:type="spellStart"/>
-      <w:r>
-        <w:rPr>
-          <w:rFonts w:ascii="Times New Roman" w:hAnsi="Times New Roman" w:cs="Times New Roman"/>
-          <w:sz w:val="28"/>
-        </w:rPr>
-        <w:t>učitan</w:t>
-      </w:r>
-      <w:proofErr w:type="spellEnd"/>
-      <w:r>
-        <w:rPr>
-          <w:rFonts w:ascii="Times New Roman" w:hAnsi="Times New Roman" w:cs="Times New Roman"/>
-          <w:sz w:val="28"/>
-        </w:rPr>
-        <w:t xml:space="preserve"> u </w:t>
-      </w:r>
-      <w:proofErr w:type="spellStart"/>
-      <w:r>
-        <w:rPr>
-          <w:rFonts w:ascii="Times New Roman" w:hAnsi="Times New Roman" w:cs="Times New Roman"/>
-          <w:sz w:val="28"/>
-        </w:rPr>
-        <w:t>instrukcionu</w:t>
-      </w:r>
-      <w:proofErr w:type="spellEnd"/>
-      <w:r>
-        <w:rPr>
-          <w:rFonts w:ascii="Times New Roman" w:hAnsi="Times New Roman" w:cs="Times New Roman"/>
-          <w:sz w:val="28"/>
-        </w:rPr>
-        <w:t xml:space="preserve"> </w:t>
-      </w:r>
-      <w:proofErr w:type="spellStart"/>
-      <w:r>
-        <w:rPr>
-          <w:rFonts w:ascii="Times New Roman" w:hAnsi="Times New Roman" w:cs="Times New Roman"/>
-          <w:sz w:val="28"/>
-        </w:rPr>
-        <w:t>memoriju</w:t>
-      </w:r>
-      <w:proofErr w:type="spellEnd"/>
-      <w:r>
-        <w:rPr>
-          <w:rFonts w:ascii="Times New Roman" w:hAnsi="Times New Roman" w:cs="Times New Roman"/>
-          <w:sz w:val="28"/>
-        </w:rPr>
-        <w:t xml:space="preserve">. </w:t>
-      </w:r>
-    </w:p>
-    <w:p>
-      <w:pPr>
-        <w:rPr>
-          <w:rFonts w:ascii="Times New Roman" w:hAnsi="Times New Roman" w:cs="Times New Roman"/>
-          <w:sz w:val="28"/>
-        </w:rPr>
-      </w:pPr>
-      <w:proofErr w:type="spellStart"/>
-      <w:r>
-        <w:rPr>
-          <w:rFonts w:ascii="Times New Roman" w:hAnsi="Times New Roman" w:cs="Times New Roman"/>
-          <w:sz w:val="28"/>
-        </w:rPr>
-        <w:t>Ripes</w:t>
-      </w:r>
-      <w:proofErr w:type="spellEnd"/>
-      <w:r>
-        <w:rPr>
-          <w:rFonts w:ascii="Times New Roman" w:hAnsi="Times New Roman" w:cs="Times New Roman"/>
-          <w:sz w:val="28"/>
-        </w:rPr>
-        <w:t xml:space="preserve"> </w:t>
-      </w:r>
-      <w:r>
-        <w:rPr>
-          <w:rFonts w:ascii="Times New Roman" w:hAnsi="Times New Roman" w:cs="Times New Roman"/>
-          <w:sz w:val="28"/>
-        </w:rPr>
-        <w:t xml:space="preserve">simulator </w:t>
-      </w:r>
-      <w:proofErr w:type="spellStart"/>
-      <w:r>
-        <w:rPr>
-          <w:rFonts w:ascii="Times New Roman" w:hAnsi="Times New Roman" w:cs="Times New Roman"/>
-          <w:sz w:val="28"/>
-        </w:rPr>
-        <w:t>poseduje</w:t>
-      </w:r>
-      <w:proofErr w:type="spellEnd"/>
-      <w:r>
-        <w:rPr>
-          <w:rFonts w:ascii="Times New Roman" w:hAnsi="Times New Roman" w:cs="Times New Roman"/>
-          <w:sz w:val="28"/>
-        </w:rPr>
-        <w:t xml:space="preserve"> </w:t>
-      </w:r>
-      <w:proofErr w:type="spellStart"/>
-      <w:r>
-        <w:rPr>
-          <w:rFonts w:ascii="Times New Roman" w:hAnsi="Times New Roman" w:cs="Times New Roman"/>
-          <w:sz w:val="28"/>
-        </w:rPr>
-        <w:t>i</w:t>
-      </w:r>
-      <w:proofErr w:type="spellEnd"/>
-      <w:r>
-        <w:rPr>
-          <w:rFonts w:ascii="Times New Roman" w:hAnsi="Times New Roman" w:cs="Times New Roman"/>
-          <w:sz w:val="28"/>
-        </w:rPr>
-        <w:t xml:space="preserve"> model pipeline </w:t>
-      </w:r>
-      <w:proofErr w:type="spellStart"/>
-      <w:r>
-        <w:rPr>
-          <w:rFonts w:ascii="Times New Roman" w:hAnsi="Times New Roman" w:cs="Times New Roman"/>
-          <w:sz w:val="28"/>
-        </w:rPr>
-        <w:t>procesora</w:t>
-      </w:r>
-      <w:proofErr w:type="spellEnd"/>
-      <w:r>
-        <w:rPr>
-          <w:rFonts w:ascii="Times New Roman" w:hAnsi="Times New Roman" w:cs="Times New Roman"/>
-          <w:sz w:val="28"/>
-        </w:rPr>
-        <w:t xml:space="preserve">, </w:t>
-      </w:r>
-      <w:proofErr w:type="spellStart"/>
-      <w:r>
-        <w:rPr>
-          <w:rFonts w:ascii="Times New Roman" w:hAnsi="Times New Roman" w:cs="Times New Roman"/>
-          <w:sz w:val="28"/>
-        </w:rPr>
-        <w:t>taj</w:t>
-      </w:r>
-      <w:proofErr w:type="spellEnd"/>
-      <w:r>
-        <w:rPr>
-          <w:rFonts w:ascii="Times New Roman" w:hAnsi="Times New Roman" w:cs="Times New Roman"/>
-          <w:sz w:val="28"/>
-        </w:rPr>
-        <w:t xml:space="preserve"> model je </w:t>
-      </w:r>
-      <w:proofErr w:type="spellStart"/>
-      <w:r>
-        <w:rPr>
-          <w:rFonts w:ascii="Times New Roman" w:hAnsi="Times New Roman" w:cs="Times New Roman"/>
-          <w:sz w:val="28"/>
-        </w:rPr>
-        <w:t>korišćen</w:t>
-      </w:r>
-      <w:proofErr w:type="spellEnd"/>
-      <w:r>
-        <w:rPr>
-          <w:rFonts w:ascii="Times New Roman" w:hAnsi="Times New Roman" w:cs="Times New Roman"/>
-          <w:sz w:val="28"/>
-        </w:rPr>
-        <w:t xml:space="preserve"> </w:t>
-      </w:r>
-      <w:proofErr w:type="spellStart"/>
-      <w:r>
-        <w:rPr>
-          <w:rFonts w:ascii="Times New Roman" w:hAnsi="Times New Roman" w:cs="Times New Roman"/>
-          <w:sz w:val="28"/>
-        </w:rPr>
-        <w:t>kao</w:t>
-      </w:r>
-      <w:proofErr w:type="spellEnd"/>
-      <w:r>
-        <w:rPr>
-          <w:rFonts w:ascii="Times New Roman" w:hAnsi="Times New Roman" w:cs="Times New Roman"/>
-          <w:sz w:val="28"/>
-        </w:rPr>
-        <w:t xml:space="preserve"> </w:t>
-      </w:r>
-      <w:proofErr w:type="spellStart"/>
-      <w:r>
-        <w:rPr>
-          <w:rFonts w:ascii="Times New Roman" w:hAnsi="Times New Roman" w:cs="Times New Roman"/>
-          <w:sz w:val="28"/>
-        </w:rPr>
-        <w:t>referentni</w:t>
-      </w:r>
-      <w:proofErr w:type="spellEnd"/>
-      <w:r>
-        <w:rPr>
-          <w:rFonts w:ascii="Times New Roman" w:hAnsi="Times New Roman" w:cs="Times New Roman"/>
-          <w:sz w:val="28"/>
-        </w:rPr>
-        <w:t xml:space="preserve"> model </w:t>
-      </w:r>
-      <w:proofErr w:type="spellStart"/>
-      <w:proofErr w:type="gramStart"/>
-      <w:r>
-        <w:rPr>
-          <w:rFonts w:ascii="Times New Roman" w:hAnsi="Times New Roman" w:cs="Times New Roman"/>
-          <w:sz w:val="28"/>
-        </w:rPr>
-        <w:t>sa</w:t>
-      </w:r>
-      <w:proofErr w:type="spellEnd"/>
-      <w:proofErr w:type="gramEnd"/>
-      <w:r>
-        <w:rPr>
-          <w:rFonts w:ascii="Times New Roman" w:hAnsi="Times New Roman" w:cs="Times New Roman"/>
-          <w:sz w:val="28"/>
-        </w:rPr>
-        <w:t xml:space="preserve"> </w:t>
-      </w:r>
-      <w:proofErr w:type="spellStart"/>
-      <w:r>
-        <w:rPr>
-          <w:rFonts w:ascii="Times New Roman" w:hAnsi="Times New Roman" w:cs="Times New Roman"/>
-          <w:sz w:val="28"/>
-        </w:rPr>
-        <w:t>čijim</w:t>
-      </w:r>
-      <w:proofErr w:type="spellEnd"/>
-      <w:r>
-        <w:rPr>
-          <w:rFonts w:ascii="Times New Roman" w:hAnsi="Times New Roman" w:cs="Times New Roman"/>
-          <w:sz w:val="28"/>
-        </w:rPr>
-        <w:t xml:space="preserve"> </w:t>
-      </w:r>
-      <w:proofErr w:type="spellStart"/>
-      <w:r>
-        <w:rPr>
-          <w:rFonts w:ascii="Times New Roman" w:hAnsi="Times New Roman" w:cs="Times New Roman"/>
-          <w:sz w:val="28"/>
-        </w:rPr>
-        <w:t>vrednostima</w:t>
-      </w:r>
-      <w:proofErr w:type="spellEnd"/>
-      <w:r>
-        <w:rPr>
-          <w:rFonts w:ascii="Times New Roman" w:hAnsi="Times New Roman" w:cs="Times New Roman"/>
-          <w:sz w:val="28"/>
-        </w:rPr>
-        <w:t xml:space="preserve"> </w:t>
-      </w:r>
-      <w:proofErr w:type="spellStart"/>
-      <w:r>
-        <w:rPr>
-          <w:rFonts w:ascii="Times New Roman" w:hAnsi="Times New Roman" w:cs="Times New Roman"/>
-          <w:sz w:val="28"/>
-        </w:rPr>
-        <w:t>iz</w:t>
-      </w:r>
-      <w:proofErr w:type="spellEnd"/>
-      <w:r>
-        <w:rPr>
-          <w:rFonts w:ascii="Times New Roman" w:hAnsi="Times New Roman" w:cs="Times New Roman"/>
-          <w:sz w:val="28"/>
-        </w:rPr>
-        <w:t xml:space="preserve"> </w:t>
-      </w:r>
-      <w:proofErr w:type="spellStart"/>
-      <w:r>
-        <w:rPr>
-          <w:rFonts w:ascii="Times New Roman" w:hAnsi="Times New Roman" w:cs="Times New Roman"/>
-          <w:sz w:val="28"/>
-        </w:rPr>
-        <w:t>registara</w:t>
-      </w:r>
-      <w:proofErr w:type="spellEnd"/>
-      <w:r>
-        <w:rPr>
-          <w:rFonts w:ascii="Times New Roman" w:hAnsi="Times New Roman" w:cs="Times New Roman"/>
-          <w:sz w:val="28"/>
-        </w:rPr>
-        <w:t xml:space="preserve"> </w:t>
-      </w:r>
-      <w:proofErr w:type="spellStart"/>
-      <w:r>
-        <w:rPr>
-          <w:rFonts w:ascii="Times New Roman" w:hAnsi="Times New Roman" w:cs="Times New Roman"/>
-          <w:sz w:val="28"/>
-        </w:rPr>
-        <w:t>su</w:t>
-      </w:r>
-      <w:proofErr w:type="spellEnd"/>
-      <w:r>
-        <w:rPr>
-          <w:rFonts w:ascii="Times New Roman" w:hAnsi="Times New Roman" w:cs="Times New Roman"/>
-          <w:sz w:val="28"/>
-        </w:rPr>
-        <w:t xml:space="preserve"> </w:t>
-      </w:r>
-      <w:proofErr w:type="spellStart"/>
-      <w:r>
-        <w:rPr>
-          <w:rFonts w:ascii="Times New Roman" w:hAnsi="Times New Roman" w:cs="Times New Roman"/>
-          <w:sz w:val="28"/>
-        </w:rPr>
-        <w:t>proveravane</w:t>
-      </w:r>
-      <w:proofErr w:type="spellEnd"/>
-      <w:r>
-        <w:rPr>
-          <w:rFonts w:ascii="Times New Roman" w:hAnsi="Times New Roman" w:cs="Times New Roman"/>
-          <w:sz w:val="28"/>
-        </w:rPr>
-        <w:t xml:space="preserve"> </w:t>
-      </w:r>
-      <w:proofErr w:type="spellStart"/>
-      <w:r>
-        <w:rPr>
-          <w:rFonts w:ascii="Times New Roman" w:hAnsi="Times New Roman" w:cs="Times New Roman"/>
-          <w:sz w:val="28"/>
-        </w:rPr>
-        <w:t>vrednosti</w:t>
-      </w:r>
-      <w:proofErr w:type="spellEnd"/>
-      <w:r>
-        <w:rPr>
-          <w:rFonts w:ascii="Times New Roman" w:hAnsi="Times New Roman" w:cs="Times New Roman"/>
-          <w:sz w:val="28"/>
-        </w:rPr>
-        <w:t xml:space="preserve"> u </w:t>
-      </w:r>
-      <w:proofErr w:type="spellStart"/>
-      <w:r>
-        <w:rPr>
-          <w:rFonts w:ascii="Times New Roman" w:hAnsi="Times New Roman" w:cs="Times New Roman"/>
-          <w:sz w:val="28"/>
-        </w:rPr>
-        <w:t>regis</w:t>
-      </w:r>
-      <w:r>
-        <w:rPr>
-          <w:rFonts w:ascii="Times New Roman" w:hAnsi="Times New Roman" w:cs="Times New Roman"/>
-          <w:sz w:val="28"/>
-        </w:rPr>
-        <w:t>trima</w:t>
-      </w:r>
-      <w:proofErr w:type="spellEnd"/>
-      <w:r>
-        <w:rPr>
-          <w:rFonts w:ascii="Times New Roman" w:hAnsi="Times New Roman" w:cs="Times New Roman"/>
-          <w:sz w:val="28"/>
-        </w:rPr>
-        <w:t xml:space="preserve"> </w:t>
-      </w:r>
-      <w:proofErr w:type="spellStart"/>
-      <w:r>
-        <w:rPr>
-          <w:rFonts w:ascii="Times New Roman" w:hAnsi="Times New Roman" w:cs="Times New Roman"/>
-          <w:sz w:val="28"/>
-        </w:rPr>
-        <w:t>implementiranog</w:t>
-      </w:r>
-      <w:proofErr w:type="spellEnd"/>
-      <w:r>
-        <w:rPr>
-          <w:rFonts w:ascii="Times New Roman" w:hAnsi="Times New Roman" w:cs="Times New Roman"/>
-          <w:sz w:val="28"/>
-        </w:rPr>
-        <w:t xml:space="preserve"> </w:t>
-      </w:r>
-      <w:proofErr w:type="spellStart"/>
-      <w:r>
-        <w:rPr>
-          <w:rFonts w:ascii="Times New Roman" w:hAnsi="Times New Roman" w:cs="Times New Roman"/>
-          <w:sz w:val="28"/>
-        </w:rPr>
-        <w:t>procesora</w:t>
-      </w:r>
-      <w:proofErr w:type="spellEnd"/>
-      <w:r>
-        <w:rPr>
-          <w:rFonts w:ascii="Times New Roman" w:hAnsi="Times New Roman" w:cs="Times New Roman"/>
-          <w:sz w:val="28"/>
-        </w:rPr>
-        <w:t>.</w:t>
-      </w:r>
-    </w:p>
-    <w:p>
-      <w:pPr>
-        <w:jc w:val="center"/>
+        <w:t>implementiranih</w:t>
+      </w:r>
+      <w:proofErr w:type="spellEnd"/>
+      <w:r>
         <w:rPr>
           <w:rFonts w:ascii="Times New Roman" w:hAnsi="Times New Roman" w:cs="Times New Roman"/>
           <w:b/>
           <w:sz w:val="32"/>
         </w:rPr>
-      </w:pPr>
+        <w:t xml:space="preserve"> </w:t>
+      </w:r>
+      <w:proofErr w:type="spellStart"/>
       <w:r>
         <w:rPr>
           <w:rFonts w:ascii="Times New Roman" w:hAnsi="Times New Roman" w:cs="Times New Roman"/>
           <w:b/>
           <w:sz w:val="32"/>
         </w:rPr>
-        <w:t xml:space="preserve">Test </w:t>
-      </w:r>
-      <w:proofErr w:type="spellStart"/>
+        <w:t>instrukcija</w:t>
+      </w:r>
+      <w:proofErr w:type="spellEnd"/>
       <w:r>
         <w:rPr>
           <w:rFonts w:ascii="Times New Roman" w:hAnsi="Times New Roman" w:cs="Times New Roman"/>
           <w:b/>
           <w:sz w:val="32"/>
         </w:rPr>
-        <w:t>implementiranih</w:t>
-      </w:r>
-      <w:proofErr w:type="spellEnd"/>
+        <w:t xml:space="preserve"> R </w:t>
+      </w:r>
+      <w:proofErr w:type="spellStart"/>
       <w:r>
         <w:rPr>
           <w:rFonts w:ascii="Times New Roman" w:hAnsi="Times New Roman" w:cs="Times New Roman"/>
           <w:b/>
           <w:sz w:val="32"/>
         </w:rPr>
-        <w:t xml:space="preserve"> </w:t>
-      </w:r>
-      <w:proofErr w:type="spellStart"/>
-      <w:r>
-        <w:rPr>
-          <w:rFonts w:ascii="Times New Roman" w:hAnsi="Times New Roman" w:cs="Times New Roman"/>
-          <w:b/>
-          <w:sz w:val="32"/>
-        </w:rPr>
-        <w:t>instrukcija</w:t>
-      </w:r>
-      <w:proofErr w:type="spellEnd"/>
-      <w:r>
-        <w:rPr>
-          <w:rFonts w:ascii="Times New Roman" w:hAnsi="Times New Roman" w:cs="Times New Roman"/>
-          <w:b/>
-          <w:sz w:val="32"/>
-        </w:rPr>
-        <w:t xml:space="preserve"> R </w:t>
-      </w:r>
-      <w:proofErr w:type="spellStart"/>
-      <w:r>
-        <w:rPr>
-          <w:rFonts w:ascii="Times New Roman" w:hAnsi="Times New Roman" w:cs="Times New Roman"/>
-          <w:b/>
-          <w:sz w:val="32"/>
-        </w:rPr>
         <w:t>formata</w:t>
       </w:r>
       <w:proofErr w:type="spellEnd"/>
@@ -7069,25 +6804,7 @@
           <w:sz w:val="28"/>
           <w:szCs w:val="28"/>
         </w:rPr>
-        <w:t xml:space="preserve"> je </w:t>
-      </w:r>
-      <w:proofErr w:type="spellStart"/>
-      <w:r>
-        <w:rPr>
-          <w:rFonts w:ascii="Times New Roman" w:hAnsi="Times New Roman" w:cs="Times New Roman"/>
-          <w:sz w:val="28"/>
-          <w:szCs w:val="28"/>
-        </w:rPr>
-        <w:t>za</w:t>
-      </w:r>
-      <w:proofErr w:type="spellEnd"/>
-      <w:r>
-        <w:rPr>
-          <w:rFonts w:ascii="Times New Roman" w:hAnsi="Times New Roman" w:cs="Times New Roman"/>
-          <w:sz w:val="28"/>
-          <w:szCs w:val="28"/>
-        </w:rPr>
-        <w:t xml:space="preserve"> </w:t>
+        <w:t xml:space="preserve"> je za </w:t>
       </w:r>
       <w:proofErr w:type="spellStart"/>
       <w:r>
@@ -7231,25 +6948,7 @@
           <w:sz w:val="28"/>
           <w:szCs w:val="28"/>
         </w:rPr>
-        <w:t xml:space="preserve"> </w:t>
-      </w:r>
-      <w:proofErr w:type="spellStart"/>
-      <w:r>
-        <w:rPr>
-          <w:rFonts w:ascii="Times New Roman" w:hAnsi="Times New Roman" w:cs="Times New Roman"/>
-          <w:sz w:val="28"/>
-          <w:szCs w:val="28"/>
-        </w:rPr>
-        <w:t>oba</w:t>
-      </w:r>
-      <w:proofErr w:type="spellEnd"/>
-      <w:r>
-        <w:rPr>
-          <w:rFonts w:ascii="Times New Roman" w:hAnsi="Times New Roman" w:cs="Times New Roman"/>
-          <w:sz w:val="28"/>
-          <w:szCs w:val="28"/>
-        </w:rPr>
-        <w:t xml:space="preserve"> </w:t>
+        <w:t xml:space="preserve"> oba </w:t>
       </w:r>
       <w:proofErr w:type="spellStart"/>
       <w:r>
@@ -7335,7 +7034,7 @@
           <w:szCs w:val="28"/>
         </w:rPr>
         <w:drawing>
-          <wp:inline distT="0" distB="0" distL="0" distR="0">
+          <wp:inline distT="0" distB="0" distL="0" distR="0" wp14:anchorId="5BD60C57" wp14:editId="3DA45AA5">
             <wp:extent cx="6911372" cy="2205790"/>
             <wp:effectExtent l="0" t="0" r="3810" b="4445"/>
             <wp:docPr id="7" name="Picture 7"/>
@@ -7533,7 +7232,7 @@
         </w:rPr>
         <w:lastRenderedPageBreak/>
         <w:drawing>
-          <wp:inline distT="0" distB="0" distL="0" distR="0">
+          <wp:inline distT="0" distB="0" distL="0" distR="0" wp14:anchorId="65363B23" wp14:editId="3BA544E5">
             <wp:extent cx="6826225" cy="1730188"/>
             <wp:effectExtent l="0" t="0" r="0" b="3810"/>
             <wp:docPr id="12" name="Picture 12"/>
@@ -8067,25 +7766,7 @@
           <w:sz w:val="28"/>
           <w:szCs w:val="28"/>
         </w:rPr>
-        <w:t xml:space="preserve"> je </w:t>
-      </w:r>
-      <w:proofErr w:type="spellStart"/>
-      <w:r>
-        <w:rPr>
-          <w:rFonts w:ascii="Times New Roman" w:hAnsi="Times New Roman" w:cs="Times New Roman"/>
-          <w:sz w:val="28"/>
-          <w:szCs w:val="28"/>
-        </w:rPr>
-        <w:t>za</w:t>
-      </w:r>
-      <w:proofErr w:type="spellEnd"/>
-      <w:r>
-        <w:rPr>
-          <w:rFonts w:ascii="Times New Roman" w:hAnsi="Times New Roman" w:cs="Times New Roman"/>
-          <w:sz w:val="28"/>
-          <w:szCs w:val="28"/>
-        </w:rPr>
-        <w:t xml:space="preserve"> </w:t>
+        <w:t xml:space="preserve"> je za </w:t>
       </w:r>
       <w:proofErr w:type="spellStart"/>
       <w:r>
@@ -8372,7 +8053,7 @@
           <w:noProof/>
         </w:rPr>
         <w:drawing>
-          <wp:inline distT="0" distB="0" distL="0" distR="0">
+          <wp:inline distT="0" distB="0" distL="0" distR="0" wp14:anchorId="2C1F426F" wp14:editId="46445BCA">
             <wp:extent cx="6795091" cy="1778000"/>
             <wp:effectExtent l="0" t="0" r="6350" b="0"/>
             <wp:docPr id="13" name="Picture 13"/>
@@ -8567,7 +8248,7 @@
         </w:rPr>
         <w:lastRenderedPageBreak/>
         <w:drawing>
-          <wp:inline distT="0" distB="0" distL="0" distR="0">
+          <wp:inline distT="0" distB="0" distL="0" distR="0" wp14:anchorId="47822874" wp14:editId="4E5F5DFB">
             <wp:extent cx="6805462" cy="1611086"/>
             <wp:effectExtent l="0" t="0" r="0" b="8255"/>
             <wp:docPr id="14" name="Picture 14"/>
@@ -9435,25 +9116,7 @@
           <w:sz w:val="28"/>
           <w:szCs w:val="28"/>
         </w:rPr>
-        <w:t xml:space="preserve"> </w:t>
-      </w:r>
-      <w:proofErr w:type="spellStart"/>
-      <w:r>
-        <w:rPr>
-          <w:rFonts w:ascii="Times New Roman" w:hAnsi="Times New Roman" w:cs="Times New Roman"/>
-          <w:sz w:val="28"/>
-          <w:szCs w:val="28"/>
-        </w:rPr>
-        <w:t>oba</w:t>
-      </w:r>
-      <w:proofErr w:type="spellEnd"/>
-      <w:r>
-        <w:rPr>
-          <w:rFonts w:ascii="Times New Roman" w:hAnsi="Times New Roman" w:cs="Times New Roman"/>
-          <w:sz w:val="28"/>
-          <w:szCs w:val="28"/>
-        </w:rPr>
-        <w:t xml:space="preserve"> </w:t>
+        <w:t xml:space="preserve"> oba </w:t>
       </w:r>
       <w:proofErr w:type="spellStart"/>
       <w:r>
@@ -9955,7 +9618,7 @@
           <w:szCs w:val="28"/>
         </w:rPr>
         <w:drawing>
-          <wp:inline distT="0" distB="0" distL="0" distR="0">
+          <wp:inline distT="0" distB="0" distL="0" distR="0" wp14:anchorId="0584130D" wp14:editId="36DB8B1A">
             <wp:extent cx="6106795" cy="1934799"/>
             <wp:effectExtent l="0" t="0" r="0" b="8890"/>
             <wp:docPr id="17" name="Picture 17"/>
@@ -10286,7 +9949,6 @@
         <w:t xml:space="preserve"> toga </w:t>
       </w:r>
       <w:proofErr w:type="spellStart"/>
-      <w:proofErr w:type="gramStart"/>
       <w:r>
         <w:rPr>
           <w:rFonts w:ascii="Times New Roman" w:hAnsi="Times New Roman" w:cs="Times New Roman"/>
@@ -10296,7 +9958,6 @@
         <w:t>te</w:t>
       </w:r>
       <w:proofErr w:type="spellEnd"/>
-      <w:proofErr w:type="gramEnd"/>
       <w:r>
         <w:rPr>
           <w:rFonts w:ascii="Times New Roman" w:hAnsi="Times New Roman" w:cs="Times New Roman"/>
@@ -10465,25 +10126,7 @@
           <w:sz w:val="28"/>
           <w:szCs w:val="28"/>
         </w:rPr>
-        <w:t xml:space="preserve"> </w:t>
-      </w:r>
-      <w:proofErr w:type="spellStart"/>
-      <w:r>
-        <w:rPr>
-          <w:rFonts w:ascii="Times New Roman" w:hAnsi="Times New Roman" w:cs="Times New Roman"/>
-          <w:sz w:val="28"/>
-          <w:szCs w:val="28"/>
-        </w:rPr>
-        <w:t>po</w:t>
-      </w:r>
-      <w:proofErr w:type="spellEnd"/>
-      <w:r>
-        <w:rPr>
-          <w:rFonts w:ascii="Times New Roman" w:hAnsi="Times New Roman" w:cs="Times New Roman"/>
-          <w:sz w:val="28"/>
-          <w:szCs w:val="28"/>
-        </w:rPr>
-        <w:t xml:space="preserve"> </w:t>
+        <w:t xml:space="preserve"> po </w:t>
       </w:r>
       <w:proofErr w:type="spellStart"/>
       <w:r>
@@ -10550,7 +10193,7 @@
           <w:noProof/>
         </w:rPr>
         <w:drawing>
-          <wp:inline distT="0" distB="0" distL="0" distR="0">
+          <wp:inline distT="0" distB="0" distL="0" distR="0" wp14:anchorId="1F7432D3" wp14:editId="10314CE3">
             <wp:extent cx="6861544" cy="960783"/>
             <wp:effectExtent l="0" t="0" r="0" b="0"/>
             <wp:docPr id="18" name="Picture 18"/>
@@ -10759,7 +10402,7 @@
           <w:szCs w:val="32"/>
         </w:rPr>
         <w:drawing>
-          <wp:inline distT="0" distB="0" distL="0" distR="0">
+          <wp:inline distT="0" distB="0" distL="0" distR="0" wp14:anchorId="57770FEB" wp14:editId="0DAA8C02">
             <wp:extent cx="6172741" cy="2179983"/>
             <wp:effectExtent l="0" t="0" r="0" b="0"/>
             <wp:docPr id="19" name="Picture 19"/>
@@ -10976,7 +10619,7 @@
           <w:noProof/>
         </w:rPr>
         <w:drawing>
-          <wp:inline distT="0" distB="0" distL="0" distR="0">
+          <wp:inline distT="0" distB="0" distL="0" distR="0" wp14:anchorId="62C9CFD6" wp14:editId="21AD4B5F">
             <wp:extent cx="6738922" cy="960783"/>
             <wp:effectExtent l="0" t="0" r="5080" b="0"/>
             <wp:docPr id="20" name="Picture 20"/>
@@ -11438,7 +11081,7 @@
           <w:szCs w:val="32"/>
         </w:rPr>
         <w:drawing>
-          <wp:inline distT="0" distB="0" distL="0" distR="0">
+          <wp:inline distT="0" distB="0" distL="0" distR="0" wp14:anchorId="294E95BF" wp14:editId="46D37729">
             <wp:extent cx="6311891" cy="1961322"/>
             <wp:effectExtent l="0" t="0" r="0" b="1270"/>
             <wp:docPr id="21" name="Picture 21"/>
@@ -11718,6 +11361,168 @@
           <w:sz w:val="28"/>
           <w:szCs w:val="28"/>
         </w:rPr>
+        <w:t xml:space="preserve"> je za </w:t>
+      </w:r>
+      <w:proofErr w:type="spellStart"/>
+      <w:r>
+        <w:rPr>
+          <w:rFonts w:ascii="Times New Roman" w:hAnsi="Times New Roman" w:cs="Times New Roman"/>
+          <w:sz w:val="28"/>
+          <w:szCs w:val="28"/>
+        </w:rPr>
+        <w:t>testiranje</w:t>
+      </w:r>
+      <w:proofErr w:type="spellEnd"/>
+      <w:r>
+        <w:rPr>
+          <w:rFonts w:ascii="Times New Roman" w:hAnsi="Times New Roman" w:cs="Times New Roman"/>
+          <w:sz w:val="28"/>
+          <w:szCs w:val="28"/>
+        </w:rPr>
+        <w:t xml:space="preserve"> </w:t>
+      </w:r>
+      <w:proofErr w:type="spellStart"/>
+      <w:r>
+        <w:rPr>
+          <w:rFonts w:ascii="Times New Roman" w:hAnsi="Times New Roman" w:cs="Times New Roman"/>
+          <w:sz w:val="28"/>
+          <w:szCs w:val="28"/>
+        </w:rPr>
+        <w:t>ispravnosti</w:t>
+      </w:r>
+      <w:proofErr w:type="spellEnd"/>
+      <w:r>
+        <w:rPr>
+          <w:rFonts w:ascii="Times New Roman" w:hAnsi="Times New Roman" w:cs="Times New Roman"/>
+          <w:sz w:val="28"/>
+          <w:szCs w:val="28"/>
+        </w:rPr>
+        <w:t xml:space="preserve"> </w:t>
+      </w:r>
+      <w:proofErr w:type="spellStart"/>
+      <w:r>
+        <w:rPr>
+          <w:rFonts w:ascii="Times New Roman" w:hAnsi="Times New Roman" w:cs="Times New Roman"/>
+          <w:sz w:val="28"/>
+          <w:szCs w:val="28"/>
+        </w:rPr>
+        <w:t>izvršavanja</w:t>
+      </w:r>
+      <w:proofErr w:type="spellEnd"/>
+      <w:r>
+        <w:rPr>
+          <w:rFonts w:ascii="Times New Roman" w:hAnsi="Times New Roman" w:cs="Times New Roman"/>
+          <w:sz w:val="28"/>
+          <w:szCs w:val="28"/>
+        </w:rPr>
+        <w:t xml:space="preserve"> </w:t>
+      </w:r>
+      <w:proofErr w:type="spellStart"/>
+      <w:r>
+        <w:rPr>
+          <w:rFonts w:ascii="Times New Roman" w:hAnsi="Times New Roman" w:cs="Times New Roman"/>
+          <w:sz w:val="28"/>
+          <w:szCs w:val="28"/>
+        </w:rPr>
+        <w:t>instrukcije</w:t>
+      </w:r>
+      <w:proofErr w:type="spellEnd"/>
+      <w:r>
+        <w:rPr>
+          <w:rFonts w:ascii="Times New Roman" w:hAnsi="Times New Roman" w:cs="Times New Roman"/>
+          <w:sz w:val="28"/>
+          <w:szCs w:val="28"/>
+        </w:rPr>
+        <w:t xml:space="preserve"> </w:t>
+      </w:r>
+      <w:proofErr w:type="spellStart"/>
+      <w:r>
+        <w:rPr>
+          <w:rFonts w:ascii="Times New Roman" w:hAnsi="Times New Roman" w:cs="Times New Roman"/>
+          <w:sz w:val="28"/>
+          <w:szCs w:val="28"/>
+        </w:rPr>
+        <w:t>bezuslovnog</w:t>
+      </w:r>
+      <w:proofErr w:type="spellEnd"/>
+      <w:r>
+        <w:rPr>
+          <w:rFonts w:ascii="Times New Roman" w:hAnsi="Times New Roman" w:cs="Times New Roman"/>
+          <w:sz w:val="28"/>
+          <w:szCs w:val="28"/>
+        </w:rPr>
+        <w:t xml:space="preserve"> </w:t>
+      </w:r>
+      <w:proofErr w:type="spellStart"/>
+      <w:r>
+        <w:rPr>
+          <w:rFonts w:ascii="Times New Roman" w:hAnsi="Times New Roman" w:cs="Times New Roman"/>
+          <w:sz w:val="28"/>
+          <w:szCs w:val="28"/>
+        </w:rPr>
+        <w:t>skoka</w:t>
+      </w:r>
+      <w:proofErr w:type="spellEnd"/>
+      <w:r>
+        <w:rPr>
+          <w:rFonts w:ascii="Times New Roman" w:hAnsi="Times New Roman" w:cs="Times New Roman"/>
+          <w:sz w:val="28"/>
+          <w:szCs w:val="28"/>
+        </w:rPr>
+        <w:t xml:space="preserve"> (</w:t>
+      </w:r>
+      <w:proofErr w:type="spellStart"/>
+      <w:r>
+        <w:rPr>
+          <w:rFonts w:ascii="Times New Roman" w:hAnsi="Times New Roman" w:cs="Times New Roman"/>
+          <w:sz w:val="28"/>
+          <w:szCs w:val="28"/>
+        </w:rPr>
+        <w:t>jal</w:t>
+      </w:r>
+      <w:proofErr w:type="spellEnd"/>
+      <w:r>
+        <w:rPr>
+          <w:rFonts w:ascii="Times New Roman" w:hAnsi="Times New Roman" w:cs="Times New Roman"/>
+          <w:sz w:val="28"/>
+          <w:szCs w:val="28"/>
+        </w:rPr>
+        <w:t xml:space="preserve">). U </w:t>
+      </w:r>
+      <w:proofErr w:type="spellStart"/>
+      <w:r>
+        <w:rPr>
+          <w:rFonts w:ascii="Times New Roman" w:hAnsi="Times New Roman" w:cs="Times New Roman"/>
+          <w:sz w:val="28"/>
+          <w:szCs w:val="28"/>
+        </w:rPr>
+        <w:t>registar</w:t>
+      </w:r>
+      <w:proofErr w:type="spellEnd"/>
+      <w:r>
+        <w:rPr>
+          <w:rFonts w:ascii="Times New Roman" w:hAnsi="Times New Roman" w:cs="Times New Roman"/>
+          <w:sz w:val="28"/>
+          <w:szCs w:val="28"/>
+        </w:rPr>
+        <w:t xml:space="preserve"> x6 </w:t>
+      </w:r>
+      <w:proofErr w:type="spellStart"/>
+      <w:r>
+        <w:rPr>
+          <w:rFonts w:ascii="Times New Roman" w:hAnsi="Times New Roman" w:cs="Times New Roman"/>
+          <w:sz w:val="28"/>
+          <w:szCs w:val="28"/>
+        </w:rPr>
+        <w:t>upisana</w:t>
+      </w:r>
+      <w:proofErr w:type="spellEnd"/>
+      <w:r>
+        <w:rPr>
+          <w:rFonts w:ascii="Times New Roman" w:hAnsi="Times New Roman" w:cs="Times New Roman"/>
+          <w:sz w:val="28"/>
+          <w:szCs w:val="28"/>
+        </w:rPr>
         <w:t xml:space="preserve"> je </w:t>
       </w:r>
       <w:proofErr w:type="spellStart"/>
@@ -11727,142 +11532,34 @@
           <w:sz w:val="28"/>
           <w:szCs w:val="28"/>
         </w:rPr>
-        <w:t>za</w:t>
-      </w:r>
-      <w:proofErr w:type="spellEnd"/>
-      <w:r>
-        <w:rPr>
-          <w:rFonts w:ascii="Times New Roman" w:hAnsi="Times New Roman" w:cs="Times New Roman"/>
-          <w:sz w:val="28"/>
-          <w:szCs w:val="28"/>
-        </w:rPr>
-        <w:t xml:space="preserve"> </w:t>
-      </w:r>
-      <w:proofErr w:type="spellStart"/>
-      <w:r>
-        <w:rPr>
-          <w:rFonts w:ascii="Times New Roman" w:hAnsi="Times New Roman" w:cs="Times New Roman"/>
-          <w:sz w:val="28"/>
-          <w:szCs w:val="28"/>
-        </w:rPr>
-        <w:t>testiranje</w:t>
-      </w:r>
-      <w:proofErr w:type="spellEnd"/>
-      <w:r>
-        <w:rPr>
-          <w:rFonts w:ascii="Times New Roman" w:hAnsi="Times New Roman" w:cs="Times New Roman"/>
-          <w:sz w:val="28"/>
-          <w:szCs w:val="28"/>
-        </w:rPr>
-        <w:t xml:space="preserve"> </w:t>
-      </w:r>
-      <w:proofErr w:type="spellStart"/>
-      <w:r>
-        <w:rPr>
-          <w:rFonts w:ascii="Times New Roman" w:hAnsi="Times New Roman" w:cs="Times New Roman"/>
-          <w:sz w:val="28"/>
-          <w:szCs w:val="28"/>
-        </w:rPr>
-        <w:t>ispravnosti</w:t>
-      </w:r>
-      <w:proofErr w:type="spellEnd"/>
-      <w:r>
-        <w:rPr>
-          <w:rFonts w:ascii="Times New Roman" w:hAnsi="Times New Roman" w:cs="Times New Roman"/>
-          <w:sz w:val="28"/>
-          <w:szCs w:val="28"/>
-        </w:rPr>
-        <w:t xml:space="preserve"> </w:t>
-      </w:r>
-      <w:proofErr w:type="spellStart"/>
-      <w:r>
-        <w:rPr>
-          <w:rFonts w:ascii="Times New Roman" w:hAnsi="Times New Roman" w:cs="Times New Roman"/>
-          <w:sz w:val="28"/>
-          <w:szCs w:val="28"/>
-        </w:rPr>
-        <w:t>izvršavanja</w:t>
-      </w:r>
-      <w:proofErr w:type="spellEnd"/>
-      <w:r>
-        <w:rPr>
-          <w:rFonts w:ascii="Times New Roman" w:hAnsi="Times New Roman" w:cs="Times New Roman"/>
-          <w:sz w:val="28"/>
-          <w:szCs w:val="28"/>
-        </w:rPr>
-        <w:t xml:space="preserve"> </w:t>
-      </w:r>
-      <w:proofErr w:type="spellStart"/>
-      <w:r>
-        <w:rPr>
-          <w:rFonts w:ascii="Times New Roman" w:hAnsi="Times New Roman" w:cs="Times New Roman"/>
-          <w:sz w:val="28"/>
-          <w:szCs w:val="28"/>
-        </w:rPr>
-        <w:t>instrukcije</w:t>
-      </w:r>
-      <w:proofErr w:type="spellEnd"/>
-      <w:r>
-        <w:rPr>
-          <w:rFonts w:ascii="Times New Roman" w:hAnsi="Times New Roman" w:cs="Times New Roman"/>
-          <w:sz w:val="28"/>
-          <w:szCs w:val="28"/>
-        </w:rPr>
-        <w:t xml:space="preserve"> </w:t>
-      </w:r>
-      <w:proofErr w:type="spellStart"/>
-      <w:r>
-        <w:rPr>
-          <w:rFonts w:ascii="Times New Roman" w:hAnsi="Times New Roman" w:cs="Times New Roman"/>
-          <w:sz w:val="28"/>
-          <w:szCs w:val="28"/>
-        </w:rPr>
-        <w:t>bezuslovnog</w:t>
-      </w:r>
-      <w:proofErr w:type="spellEnd"/>
-      <w:r>
-        <w:rPr>
-          <w:rFonts w:ascii="Times New Roman" w:hAnsi="Times New Roman" w:cs="Times New Roman"/>
-          <w:sz w:val="28"/>
-          <w:szCs w:val="28"/>
-        </w:rPr>
-        <w:t xml:space="preserve"> </w:t>
-      </w:r>
-      <w:proofErr w:type="spellStart"/>
-      <w:r>
-        <w:rPr>
-          <w:rFonts w:ascii="Times New Roman" w:hAnsi="Times New Roman" w:cs="Times New Roman"/>
-          <w:sz w:val="28"/>
-          <w:szCs w:val="28"/>
-        </w:rPr>
-        <w:t>skoka</w:t>
-      </w:r>
-      <w:proofErr w:type="spellEnd"/>
-      <w:r>
-        <w:rPr>
-          <w:rFonts w:ascii="Times New Roman" w:hAnsi="Times New Roman" w:cs="Times New Roman"/>
-          <w:sz w:val="28"/>
-          <w:szCs w:val="28"/>
-        </w:rPr>
-        <w:t xml:space="preserve"> (</w:t>
-      </w:r>
-      <w:proofErr w:type="spellStart"/>
-      <w:r>
-        <w:rPr>
-          <w:rFonts w:ascii="Times New Roman" w:hAnsi="Times New Roman" w:cs="Times New Roman"/>
-          <w:sz w:val="28"/>
-          <w:szCs w:val="28"/>
-        </w:rPr>
-        <w:t>jal</w:t>
-      </w:r>
-      <w:proofErr w:type="spellEnd"/>
-      <w:r>
-        <w:rPr>
-          <w:rFonts w:ascii="Times New Roman" w:hAnsi="Times New Roman" w:cs="Times New Roman"/>
-          <w:sz w:val="28"/>
-          <w:szCs w:val="28"/>
-        </w:rPr>
-        <w:t xml:space="preserve">). U </w:t>
+        <w:t>vrednost</w:t>
+      </w:r>
+      <w:proofErr w:type="spellEnd"/>
+      <w:r>
+        <w:rPr>
+          <w:rFonts w:ascii="Times New Roman" w:hAnsi="Times New Roman" w:cs="Times New Roman"/>
+          <w:sz w:val="28"/>
+          <w:szCs w:val="28"/>
+        </w:rPr>
+        <w:t xml:space="preserve"> 6, </w:t>
+      </w:r>
+      <w:proofErr w:type="spellStart"/>
+      <w:r>
+        <w:rPr>
+          <w:rFonts w:ascii="Times New Roman" w:hAnsi="Times New Roman" w:cs="Times New Roman"/>
+          <w:sz w:val="28"/>
+          <w:szCs w:val="28"/>
+        </w:rPr>
+        <w:t>dok</w:t>
+      </w:r>
+      <w:proofErr w:type="spellEnd"/>
+      <w:r>
+        <w:rPr>
+          <w:rFonts w:ascii="Times New Roman" w:hAnsi="Times New Roman" w:cs="Times New Roman"/>
+          <w:sz w:val="28"/>
+          <w:szCs w:val="28"/>
+        </w:rPr>
+        <w:t xml:space="preserve"> u </w:t>
       </w:r>
       <w:proofErr w:type="spellStart"/>
       <w:r>
@@ -11880,7 +11577,7 @@
           <w:sz w:val="28"/>
           <w:szCs w:val="28"/>
         </w:rPr>
-        <w:t xml:space="preserve"> x6 </w:t>
+        <w:t xml:space="preserve"> x7 </w:t>
       </w:r>
       <w:proofErr w:type="spellStart"/>
       <w:r>
@@ -11898,7 +11595,15 @@
           <w:sz w:val="28"/>
           <w:szCs w:val="28"/>
         </w:rPr>
-        <w:t xml:space="preserve"> je </w:t>
+        <w:t xml:space="preserve"> </w:t>
+      </w:r>
+      <w:r>
+        <w:rPr>
+          <w:rFonts w:ascii="Times New Roman" w:hAnsi="Times New Roman" w:cs="Times New Roman"/>
+          <w:sz w:val="28"/>
+          <w:szCs w:val="28"/>
+        </w:rPr>
+        <w:t xml:space="preserve">je </w:t>
       </w:r>
       <w:proofErr w:type="spellStart"/>
       <w:r>
@@ -11916,86 +11621,6 @@
           <w:sz w:val="28"/>
           <w:szCs w:val="28"/>
         </w:rPr>
-        <w:t xml:space="preserve"> 6, </w:t>
-      </w:r>
-      <w:proofErr w:type="spellStart"/>
-      <w:r>
-        <w:rPr>
-          <w:rFonts w:ascii="Times New Roman" w:hAnsi="Times New Roman" w:cs="Times New Roman"/>
-          <w:sz w:val="28"/>
-          <w:szCs w:val="28"/>
-        </w:rPr>
-        <w:t>dok</w:t>
-      </w:r>
-      <w:proofErr w:type="spellEnd"/>
-      <w:r>
-        <w:rPr>
-          <w:rFonts w:ascii="Times New Roman" w:hAnsi="Times New Roman" w:cs="Times New Roman"/>
-          <w:sz w:val="28"/>
-          <w:szCs w:val="28"/>
-        </w:rPr>
-        <w:t xml:space="preserve"> u </w:t>
-      </w:r>
-      <w:proofErr w:type="spellStart"/>
-      <w:r>
-        <w:rPr>
-          <w:rFonts w:ascii="Times New Roman" w:hAnsi="Times New Roman" w:cs="Times New Roman"/>
-          <w:sz w:val="28"/>
-          <w:szCs w:val="28"/>
-        </w:rPr>
-        <w:t>registar</w:t>
-      </w:r>
-      <w:proofErr w:type="spellEnd"/>
-      <w:r>
-        <w:rPr>
-          <w:rFonts w:ascii="Times New Roman" w:hAnsi="Times New Roman" w:cs="Times New Roman"/>
-          <w:sz w:val="28"/>
-          <w:szCs w:val="28"/>
-        </w:rPr>
-        <w:t xml:space="preserve"> x7 </w:t>
-      </w:r>
-      <w:proofErr w:type="spellStart"/>
-      <w:r>
-        <w:rPr>
-          <w:rFonts w:ascii="Times New Roman" w:hAnsi="Times New Roman" w:cs="Times New Roman"/>
-          <w:sz w:val="28"/>
-          <w:szCs w:val="28"/>
-        </w:rPr>
-        <w:t>upisana</w:t>
-      </w:r>
-      <w:proofErr w:type="spellEnd"/>
-      <w:r>
-        <w:rPr>
-          <w:rFonts w:ascii="Times New Roman" w:hAnsi="Times New Roman" w:cs="Times New Roman"/>
-          <w:sz w:val="28"/>
-          <w:szCs w:val="28"/>
-        </w:rPr>
-        <w:t xml:space="preserve"> </w:t>
-      </w:r>
-      <w:r>
-        <w:rPr>
-          <w:rFonts w:ascii="Times New Roman" w:hAnsi="Times New Roman" w:cs="Times New Roman"/>
-          <w:sz w:val="28"/>
-          <w:szCs w:val="28"/>
-        </w:rPr>
-        <w:t xml:space="preserve">je </w:t>
-      </w:r>
-      <w:proofErr w:type="spellStart"/>
-      <w:r>
-        <w:rPr>
-          <w:rFonts w:ascii="Times New Roman" w:hAnsi="Times New Roman" w:cs="Times New Roman"/>
-          <w:sz w:val="28"/>
-          <w:szCs w:val="28"/>
-        </w:rPr>
-        <w:t>vrednost</w:t>
-      </w:r>
-      <w:proofErr w:type="spellEnd"/>
-      <w:r>
-        <w:rPr>
-          <w:rFonts w:ascii="Times New Roman" w:hAnsi="Times New Roman" w:cs="Times New Roman"/>
-          <w:sz w:val="28"/>
-          <w:szCs w:val="28"/>
-        </w:rPr>
         <w:t xml:space="preserve"> 7. Da </w:t>
       </w:r>
       <w:proofErr w:type="spellStart"/>
@@ -12068,7 +11693,25 @@
           <w:sz w:val="28"/>
           <w:szCs w:val="28"/>
         </w:rPr>
-        <w:t xml:space="preserve">, ne bi </w:t>
+        <w:t xml:space="preserve">, ne </w:t>
+      </w:r>
+      <w:proofErr w:type="spellStart"/>
+      <w:r>
+        <w:rPr>
+          <w:rFonts w:ascii="Times New Roman" w:hAnsi="Times New Roman" w:cs="Times New Roman"/>
+          <w:sz w:val="28"/>
+          <w:szCs w:val="28"/>
+        </w:rPr>
+        <w:t>bi</w:t>
+      </w:r>
+      <w:proofErr w:type="spellEnd"/>
+      <w:r>
+        <w:rPr>
+          <w:rFonts w:ascii="Times New Roman" w:hAnsi="Times New Roman" w:cs="Times New Roman"/>
+          <w:sz w:val="28"/>
+          <w:szCs w:val="28"/>
+        </w:rPr>
+        <w:t xml:space="preserve"> </w:t>
       </w:r>
       <w:proofErr w:type="spellStart"/>
       <w:r>
@@ -12355,7 +11998,7 @@
           <w:szCs w:val="32"/>
         </w:rPr>
         <w:drawing>
-          <wp:inline distT="0" distB="0" distL="0" distR="0">
+          <wp:inline distT="0" distB="0" distL="0" distR="0" wp14:anchorId="398F3144" wp14:editId="2D6F4B6C">
             <wp:extent cx="6910882" cy="1325218"/>
             <wp:effectExtent l="0" t="0" r="4445" b="8890"/>
             <wp:docPr id="22" name="Picture 22"/>
@@ -14325,25 +13968,7 @@
           <w:sz w:val="28"/>
           <w:szCs w:val="28"/>
         </w:rPr>
-        <w:t xml:space="preserve"> </w:t>
-      </w:r>
-      <w:proofErr w:type="spellStart"/>
-      <w:r>
-        <w:rPr>
-          <w:rFonts w:ascii="Times New Roman" w:hAnsi="Times New Roman" w:cs="Times New Roman"/>
-          <w:sz w:val="28"/>
-          <w:szCs w:val="28"/>
-        </w:rPr>
-        <w:t>polje</w:t>
-      </w:r>
-      <w:proofErr w:type="spellEnd"/>
-      <w:r>
-        <w:rPr>
-          <w:rFonts w:ascii="Times New Roman" w:hAnsi="Times New Roman" w:cs="Times New Roman"/>
-          <w:sz w:val="28"/>
-          <w:szCs w:val="28"/>
-        </w:rPr>
-        <w:t xml:space="preserve">. Data </w:t>
+        <w:t xml:space="preserve"> polje. Data </w:t>
       </w:r>
       <w:proofErr w:type="spellStart"/>
       <w:r>
@@ -14603,6 +14228,725 @@
           <w:sz w:val="28"/>
           <w:szCs w:val="28"/>
         </w:rPr>
+        <w:t xml:space="preserve">. Obe </w:t>
+      </w:r>
+      <w:proofErr w:type="spellStart"/>
+      <w:r>
+        <w:rPr>
+          <w:rFonts w:ascii="Times New Roman" w:hAnsi="Times New Roman" w:cs="Times New Roman"/>
+          <w:sz w:val="28"/>
+          <w:szCs w:val="28"/>
+        </w:rPr>
+        <w:t>keš</w:t>
+      </w:r>
+      <w:proofErr w:type="spellEnd"/>
+      <w:r>
+        <w:rPr>
+          <w:rFonts w:ascii="Times New Roman" w:hAnsi="Times New Roman" w:cs="Times New Roman"/>
+          <w:sz w:val="28"/>
+          <w:szCs w:val="28"/>
+        </w:rPr>
+        <w:t xml:space="preserve"> </w:t>
+      </w:r>
+      <w:proofErr w:type="spellStart"/>
+      <w:r>
+        <w:rPr>
+          <w:rFonts w:ascii="Times New Roman" w:hAnsi="Times New Roman" w:cs="Times New Roman"/>
+          <w:sz w:val="28"/>
+          <w:szCs w:val="28"/>
+        </w:rPr>
+        <w:t>memorije</w:t>
+      </w:r>
+      <w:proofErr w:type="spellEnd"/>
+      <w:r>
+        <w:rPr>
+          <w:rFonts w:ascii="Times New Roman" w:hAnsi="Times New Roman" w:cs="Times New Roman"/>
+          <w:sz w:val="28"/>
+          <w:szCs w:val="28"/>
+        </w:rPr>
+        <w:t xml:space="preserve"> </w:t>
+      </w:r>
+      <w:proofErr w:type="spellStart"/>
+      <w:r>
+        <w:rPr>
+          <w:rFonts w:ascii="Times New Roman" w:hAnsi="Times New Roman" w:cs="Times New Roman"/>
+          <w:sz w:val="28"/>
+          <w:szCs w:val="28"/>
+        </w:rPr>
+        <w:t>su</w:t>
+      </w:r>
+      <w:proofErr w:type="spellEnd"/>
+      <w:r>
+        <w:rPr>
+          <w:rFonts w:ascii="Times New Roman" w:hAnsi="Times New Roman" w:cs="Times New Roman"/>
+          <w:sz w:val="28"/>
+          <w:szCs w:val="28"/>
+        </w:rPr>
+        <w:t xml:space="preserve"> </w:t>
+      </w:r>
+      <w:proofErr w:type="spellStart"/>
+      <w:r>
+        <w:rPr>
+          <w:rFonts w:ascii="Times New Roman" w:hAnsi="Times New Roman" w:cs="Times New Roman"/>
+          <w:sz w:val="28"/>
+          <w:szCs w:val="28"/>
+        </w:rPr>
+        <w:t>bajt</w:t>
+      </w:r>
+      <w:proofErr w:type="spellEnd"/>
+      <w:r>
+        <w:rPr>
+          <w:rFonts w:ascii="Times New Roman" w:hAnsi="Times New Roman" w:cs="Times New Roman"/>
+          <w:sz w:val="28"/>
+          <w:szCs w:val="28"/>
+        </w:rPr>
+        <w:t xml:space="preserve"> </w:t>
+      </w:r>
+      <w:proofErr w:type="spellStart"/>
+      <w:r>
+        <w:rPr>
+          <w:rFonts w:ascii="Times New Roman" w:hAnsi="Times New Roman" w:cs="Times New Roman"/>
+          <w:sz w:val="28"/>
+          <w:szCs w:val="28"/>
+        </w:rPr>
+        <w:t>adresibilne</w:t>
+      </w:r>
+      <w:proofErr w:type="spellEnd"/>
+      <w:r>
+        <w:rPr>
+          <w:rFonts w:ascii="Times New Roman" w:hAnsi="Times New Roman" w:cs="Times New Roman"/>
+          <w:sz w:val="28"/>
+          <w:szCs w:val="28"/>
+        </w:rPr>
+        <w:t xml:space="preserve">, </w:t>
+      </w:r>
+      <w:proofErr w:type="spellStart"/>
+      <w:r>
+        <w:rPr>
+          <w:rFonts w:ascii="Times New Roman" w:hAnsi="Times New Roman" w:cs="Times New Roman"/>
+          <w:sz w:val="28"/>
+          <w:szCs w:val="28"/>
+        </w:rPr>
+        <w:t>prva</w:t>
+      </w:r>
+      <w:proofErr w:type="spellEnd"/>
+      <w:r>
+        <w:rPr>
+          <w:rFonts w:ascii="Times New Roman" w:hAnsi="Times New Roman" w:cs="Times New Roman"/>
+          <w:sz w:val="28"/>
+          <w:szCs w:val="28"/>
+        </w:rPr>
+        <w:t xml:space="preserve"> </w:t>
+      </w:r>
+      <w:proofErr w:type="spellStart"/>
+      <w:r>
+        <w:rPr>
+          <w:rFonts w:ascii="Times New Roman" w:hAnsi="Times New Roman" w:cs="Times New Roman"/>
+          <w:sz w:val="28"/>
+          <w:szCs w:val="28"/>
+        </w:rPr>
+        <w:t>adresa</w:t>
+      </w:r>
+      <w:proofErr w:type="spellEnd"/>
+      <w:r>
+        <w:rPr>
+          <w:rFonts w:ascii="Times New Roman" w:hAnsi="Times New Roman" w:cs="Times New Roman"/>
+          <w:sz w:val="28"/>
+          <w:szCs w:val="28"/>
+        </w:rPr>
+        <w:t xml:space="preserve"> je </w:t>
+      </w:r>
+      <w:proofErr w:type="spellStart"/>
+      <w:r>
+        <w:rPr>
+          <w:rFonts w:ascii="Times New Roman" w:hAnsi="Times New Roman" w:cs="Times New Roman"/>
+          <w:sz w:val="28"/>
+          <w:szCs w:val="28"/>
+        </w:rPr>
+        <w:t>nula</w:t>
+      </w:r>
+      <w:proofErr w:type="spellEnd"/>
+      <w:r>
+        <w:rPr>
+          <w:rFonts w:ascii="Times New Roman" w:hAnsi="Times New Roman" w:cs="Times New Roman"/>
+          <w:sz w:val="28"/>
+          <w:szCs w:val="28"/>
+        </w:rPr>
+        <w:t xml:space="preserve">. U </w:t>
+      </w:r>
+      <w:proofErr w:type="spellStart"/>
+      <w:r>
+        <w:rPr>
+          <w:rFonts w:ascii="Times New Roman" w:hAnsi="Times New Roman" w:cs="Times New Roman"/>
+          <w:sz w:val="28"/>
+          <w:szCs w:val="28"/>
+        </w:rPr>
+        <w:t>prvoj</w:t>
+      </w:r>
+      <w:proofErr w:type="spellEnd"/>
+      <w:r>
+        <w:rPr>
+          <w:rFonts w:ascii="Times New Roman" w:hAnsi="Times New Roman" w:cs="Times New Roman"/>
+          <w:sz w:val="28"/>
+          <w:szCs w:val="28"/>
+        </w:rPr>
+        <w:t xml:space="preserve"> </w:t>
+      </w:r>
+      <w:proofErr w:type="spellStart"/>
+      <w:r>
+        <w:rPr>
+          <w:rFonts w:ascii="Times New Roman" w:hAnsi="Times New Roman" w:cs="Times New Roman"/>
+          <w:sz w:val="28"/>
+          <w:szCs w:val="28"/>
+        </w:rPr>
+        <w:t>koloni</w:t>
+      </w:r>
+      <w:proofErr w:type="spellEnd"/>
+      <w:r>
+        <w:rPr>
+          <w:rFonts w:ascii="Times New Roman" w:hAnsi="Times New Roman" w:cs="Times New Roman"/>
+          <w:sz w:val="28"/>
+          <w:szCs w:val="28"/>
+        </w:rPr>
+        <w:t xml:space="preserve"> </w:t>
+      </w:r>
+      <w:proofErr w:type="spellStart"/>
+      <w:r>
+        <w:rPr>
+          <w:rFonts w:ascii="Times New Roman" w:hAnsi="Times New Roman" w:cs="Times New Roman"/>
+          <w:sz w:val="28"/>
+          <w:szCs w:val="28"/>
+        </w:rPr>
+        <w:t>podaci</w:t>
+      </w:r>
+      <w:proofErr w:type="spellEnd"/>
+      <w:r>
+        <w:rPr>
+          <w:rFonts w:ascii="Times New Roman" w:hAnsi="Times New Roman" w:cs="Times New Roman"/>
+          <w:sz w:val="28"/>
+          <w:szCs w:val="28"/>
+        </w:rPr>
+        <w:t xml:space="preserve"> se </w:t>
+      </w:r>
+      <w:proofErr w:type="spellStart"/>
+      <w:r>
+        <w:rPr>
+          <w:rFonts w:ascii="Times New Roman" w:hAnsi="Times New Roman" w:cs="Times New Roman"/>
+          <w:sz w:val="28"/>
+          <w:szCs w:val="28"/>
+        </w:rPr>
+        <w:t>upisuju</w:t>
+      </w:r>
+      <w:proofErr w:type="spellEnd"/>
+      <w:r>
+        <w:rPr>
+          <w:rFonts w:ascii="Times New Roman" w:hAnsi="Times New Roman" w:cs="Times New Roman"/>
+          <w:sz w:val="28"/>
+          <w:szCs w:val="28"/>
+        </w:rPr>
+        <w:t xml:space="preserve"> u </w:t>
+      </w:r>
+      <w:proofErr w:type="spellStart"/>
+      <w:r>
+        <w:rPr>
+          <w:rFonts w:ascii="Times New Roman" w:hAnsi="Times New Roman" w:cs="Times New Roman"/>
+          <w:sz w:val="28"/>
+          <w:szCs w:val="28"/>
+        </w:rPr>
+        <w:t>nulti</w:t>
+      </w:r>
+      <w:proofErr w:type="spellEnd"/>
+      <w:r>
+        <w:rPr>
+          <w:rFonts w:ascii="Times New Roman" w:hAnsi="Times New Roman" w:cs="Times New Roman"/>
+          <w:sz w:val="28"/>
+          <w:szCs w:val="28"/>
+        </w:rPr>
+        <w:t xml:space="preserve"> set, u </w:t>
+      </w:r>
+      <w:proofErr w:type="spellStart"/>
+      <w:r>
+        <w:rPr>
+          <w:rFonts w:ascii="Times New Roman" w:hAnsi="Times New Roman" w:cs="Times New Roman"/>
+          <w:sz w:val="28"/>
+          <w:szCs w:val="28"/>
+        </w:rPr>
+        <w:t>drugoj</w:t>
+      </w:r>
+      <w:proofErr w:type="spellEnd"/>
+      <w:r>
+        <w:rPr>
+          <w:rFonts w:ascii="Times New Roman" w:hAnsi="Times New Roman" w:cs="Times New Roman"/>
+          <w:sz w:val="28"/>
+          <w:szCs w:val="28"/>
+        </w:rPr>
+        <w:t xml:space="preserve"> </w:t>
+      </w:r>
+      <w:proofErr w:type="spellStart"/>
+      <w:r>
+        <w:rPr>
+          <w:rFonts w:ascii="Times New Roman" w:hAnsi="Times New Roman" w:cs="Times New Roman"/>
+          <w:sz w:val="28"/>
+          <w:szCs w:val="28"/>
+        </w:rPr>
+        <w:t>koloni</w:t>
+      </w:r>
+      <w:proofErr w:type="spellEnd"/>
+      <w:r>
+        <w:rPr>
+          <w:rFonts w:ascii="Times New Roman" w:hAnsi="Times New Roman" w:cs="Times New Roman"/>
+          <w:sz w:val="28"/>
+          <w:szCs w:val="28"/>
+        </w:rPr>
+        <w:t xml:space="preserve"> </w:t>
+      </w:r>
+      <w:proofErr w:type="spellStart"/>
+      <w:r>
+        <w:rPr>
+          <w:rFonts w:ascii="Times New Roman" w:hAnsi="Times New Roman" w:cs="Times New Roman"/>
+          <w:sz w:val="28"/>
+          <w:szCs w:val="28"/>
+        </w:rPr>
+        <w:t>podaci</w:t>
+      </w:r>
+      <w:proofErr w:type="spellEnd"/>
+      <w:r>
+        <w:rPr>
+          <w:rFonts w:ascii="Times New Roman" w:hAnsi="Times New Roman" w:cs="Times New Roman"/>
+          <w:sz w:val="28"/>
+          <w:szCs w:val="28"/>
+        </w:rPr>
+        <w:t xml:space="preserve"> se </w:t>
+      </w:r>
+      <w:proofErr w:type="spellStart"/>
+      <w:r>
+        <w:rPr>
+          <w:rFonts w:ascii="Times New Roman" w:hAnsi="Times New Roman" w:cs="Times New Roman"/>
+          <w:sz w:val="28"/>
+          <w:szCs w:val="28"/>
+        </w:rPr>
+        <w:t>upisuju</w:t>
+      </w:r>
+      <w:proofErr w:type="spellEnd"/>
+      <w:r>
+        <w:rPr>
+          <w:rFonts w:ascii="Times New Roman" w:hAnsi="Times New Roman" w:cs="Times New Roman"/>
+          <w:sz w:val="28"/>
+          <w:szCs w:val="28"/>
+        </w:rPr>
+        <w:t xml:space="preserve"> u </w:t>
+      </w:r>
+      <w:proofErr w:type="spellStart"/>
+      <w:r>
+        <w:rPr>
+          <w:rFonts w:ascii="Times New Roman" w:hAnsi="Times New Roman" w:cs="Times New Roman"/>
+          <w:sz w:val="28"/>
+          <w:szCs w:val="28"/>
+        </w:rPr>
+        <w:t>treći</w:t>
+      </w:r>
+      <w:proofErr w:type="spellEnd"/>
+      <w:r>
+        <w:rPr>
+          <w:rFonts w:ascii="Times New Roman" w:hAnsi="Times New Roman" w:cs="Times New Roman"/>
+          <w:sz w:val="28"/>
+          <w:szCs w:val="28"/>
+        </w:rPr>
+        <w:t xml:space="preserve"> set (12/4 = 3) </w:t>
+      </w:r>
+      <w:proofErr w:type="spellStart"/>
+      <w:r>
+        <w:rPr>
+          <w:rFonts w:ascii="Times New Roman" w:hAnsi="Times New Roman" w:cs="Times New Roman"/>
+          <w:sz w:val="28"/>
+          <w:szCs w:val="28"/>
+        </w:rPr>
+        <w:t>i</w:t>
+      </w:r>
+      <w:proofErr w:type="spellEnd"/>
+      <w:r>
+        <w:rPr>
+          <w:rFonts w:ascii="Times New Roman" w:hAnsi="Times New Roman" w:cs="Times New Roman"/>
+          <w:sz w:val="28"/>
+          <w:szCs w:val="28"/>
+        </w:rPr>
+        <w:t xml:space="preserve"> u </w:t>
+      </w:r>
+      <w:proofErr w:type="spellStart"/>
+      <w:r>
+        <w:rPr>
+          <w:rFonts w:ascii="Times New Roman" w:hAnsi="Times New Roman" w:cs="Times New Roman"/>
+          <w:sz w:val="28"/>
+          <w:szCs w:val="28"/>
+        </w:rPr>
+        <w:t>trećoj</w:t>
+      </w:r>
+      <w:proofErr w:type="spellEnd"/>
+      <w:r>
+        <w:rPr>
+          <w:rFonts w:ascii="Times New Roman" w:hAnsi="Times New Roman" w:cs="Times New Roman"/>
+          <w:sz w:val="28"/>
+          <w:szCs w:val="28"/>
+        </w:rPr>
+        <w:t xml:space="preserve"> </w:t>
+      </w:r>
+      <w:proofErr w:type="spellStart"/>
+      <w:r>
+        <w:rPr>
+          <w:rFonts w:ascii="Times New Roman" w:hAnsi="Times New Roman" w:cs="Times New Roman"/>
+          <w:sz w:val="28"/>
+          <w:szCs w:val="28"/>
+        </w:rPr>
+        <w:t>koloni</w:t>
+      </w:r>
+      <w:proofErr w:type="spellEnd"/>
+      <w:r>
+        <w:rPr>
+          <w:rFonts w:ascii="Times New Roman" w:hAnsi="Times New Roman" w:cs="Times New Roman"/>
+          <w:sz w:val="28"/>
+          <w:szCs w:val="28"/>
+        </w:rPr>
+        <w:t xml:space="preserve"> </w:t>
+      </w:r>
+      <w:proofErr w:type="spellStart"/>
+      <w:r>
+        <w:rPr>
+          <w:rFonts w:ascii="Times New Roman" w:hAnsi="Times New Roman" w:cs="Times New Roman"/>
+          <w:sz w:val="28"/>
+          <w:szCs w:val="28"/>
+        </w:rPr>
+        <w:t>podaci</w:t>
+      </w:r>
+      <w:proofErr w:type="spellEnd"/>
+      <w:r>
+        <w:rPr>
+          <w:rFonts w:ascii="Times New Roman" w:hAnsi="Times New Roman" w:cs="Times New Roman"/>
+          <w:sz w:val="28"/>
+          <w:szCs w:val="28"/>
+        </w:rPr>
+        <w:t xml:space="preserve"> se </w:t>
+      </w:r>
+      <w:proofErr w:type="spellStart"/>
+      <w:r>
+        <w:rPr>
+          <w:rFonts w:ascii="Times New Roman" w:hAnsi="Times New Roman" w:cs="Times New Roman"/>
+          <w:sz w:val="28"/>
+          <w:szCs w:val="28"/>
+        </w:rPr>
+        <w:t>upisuju</w:t>
+      </w:r>
+      <w:proofErr w:type="spellEnd"/>
+      <w:r>
+        <w:rPr>
+          <w:rFonts w:ascii="Times New Roman" w:hAnsi="Times New Roman" w:cs="Times New Roman"/>
+          <w:sz w:val="28"/>
+          <w:szCs w:val="28"/>
+        </w:rPr>
+        <w:t xml:space="preserve"> u </w:t>
+      </w:r>
+      <w:proofErr w:type="spellStart"/>
+      <w:r>
+        <w:rPr>
+          <w:rFonts w:ascii="Times New Roman" w:hAnsi="Times New Roman" w:cs="Times New Roman"/>
+          <w:sz w:val="28"/>
+          <w:szCs w:val="28"/>
+        </w:rPr>
+        <w:t>peti</w:t>
+      </w:r>
+      <w:proofErr w:type="spellEnd"/>
+      <w:r>
+        <w:rPr>
+          <w:rFonts w:ascii="Times New Roman" w:hAnsi="Times New Roman" w:cs="Times New Roman"/>
+          <w:sz w:val="28"/>
+          <w:szCs w:val="28"/>
+        </w:rPr>
+        <w:t xml:space="preserve"> set (20/4 = 5). </w:t>
+      </w:r>
+    </w:p>
+    <w:p>
+      <w:pPr>
+        <w:rPr>
+          <w:rFonts w:ascii="Times New Roman" w:hAnsi="Times New Roman" w:cs="Times New Roman"/>
+          <w:sz w:val="28"/>
+          <w:szCs w:val="28"/>
+        </w:rPr>
+      </w:pPr>
+      <w:r>
+        <w:rPr>
+          <w:rFonts w:ascii="Times New Roman" w:hAnsi="Times New Roman" w:cs="Times New Roman"/>
+          <w:sz w:val="28"/>
+          <w:szCs w:val="28"/>
+        </w:rPr>
+        <w:t xml:space="preserve">Na </w:t>
+      </w:r>
+      <w:proofErr w:type="spellStart"/>
+      <w:r>
+        <w:rPr>
+          <w:rFonts w:ascii="Times New Roman" w:hAnsi="Times New Roman" w:cs="Times New Roman"/>
+          <w:sz w:val="28"/>
+          <w:szCs w:val="28"/>
+        </w:rPr>
+        <w:t>početku</w:t>
+      </w:r>
+      <w:proofErr w:type="spellEnd"/>
+      <w:r>
+        <w:rPr>
+          <w:rFonts w:ascii="Times New Roman" w:hAnsi="Times New Roman" w:cs="Times New Roman"/>
+          <w:sz w:val="28"/>
+          <w:szCs w:val="28"/>
+        </w:rPr>
+        <w:t xml:space="preserve"> se u </w:t>
+      </w:r>
+      <w:proofErr w:type="spellStart"/>
+      <w:r>
+        <w:rPr>
+          <w:rFonts w:ascii="Times New Roman" w:hAnsi="Times New Roman" w:cs="Times New Roman"/>
+          <w:sz w:val="28"/>
+          <w:szCs w:val="28"/>
+        </w:rPr>
+        <w:t>registre</w:t>
+      </w:r>
+      <w:proofErr w:type="spellEnd"/>
+      <w:r>
+        <w:rPr>
+          <w:rFonts w:ascii="Times New Roman" w:hAnsi="Times New Roman" w:cs="Times New Roman"/>
+          <w:sz w:val="28"/>
+          <w:szCs w:val="28"/>
+        </w:rPr>
+        <w:t xml:space="preserve"> </w:t>
+      </w:r>
+      <w:proofErr w:type="spellStart"/>
+      <w:r>
+        <w:rPr>
+          <w:rFonts w:ascii="Times New Roman" w:hAnsi="Times New Roman" w:cs="Times New Roman"/>
+          <w:sz w:val="28"/>
+          <w:szCs w:val="28"/>
+        </w:rPr>
+        <w:t>smeštaju</w:t>
+      </w:r>
+      <w:proofErr w:type="spellEnd"/>
+      <w:r>
+        <w:rPr>
+          <w:rFonts w:ascii="Times New Roman" w:hAnsi="Times New Roman" w:cs="Times New Roman"/>
+          <w:sz w:val="28"/>
+          <w:szCs w:val="28"/>
+        </w:rPr>
+        <w:t xml:space="preserve"> </w:t>
+      </w:r>
+      <w:proofErr w:type="spellStart"/>
+      <w:r>
+        <w:rPr>
+          <w:rFonts w:ascii="Times New Roman" w:hAnsi="Times New Roman" w:cs="Times New Roman"/>
+          <w:sz w:val="28"/>
+          <w:szCs w:val="28"/>
+        </w:rPr>
+        <w:t>vrednosti</w:t>
+      </w:r>
+      <w:proofErr w:type="spellEnd"/>
+      <w:r>
+        <w:rPr>
+          <w:rFonts w:ascii="Times New Roman" w:hAnsi="Times New Roman" w:cs="Times New Roman"/>
+          <w:sz w:val="28"/>
+          <w:szCs w:val="28"/>
+        </w:rPr>
+        <w:t xml:space="preserve"> </w:t>
+      </w:r>
+      <w:proofErr w:type="spellStart"/>
+      <w:r>
+        <w:rPr>
+          <w:rFonts w:ascii="Times New Roman" w:hAnsi="Times New Roman" w:cs="Times New Roman"/>
+          <w:sz w:val="28"/>
+          <w:szCs w:val="28"/>
+        </w:rPr>
+        <w:t>koje</w:t>
+      </w:r>
+      <w:proofErr w:type="spellEnd"/>
+      <w:r>
+        <w:rPr>
+          <w:rFonts w:ascii="Times New Roman" w:hAnsi="Times New Roman" w:cs="Times New Roman"/>
+          <w:sz w:val="28"/>
+          <w:szCs w:val="28"/>
+        </w:rPr>
+        <w:t xml:space="preserve"> </w:t>
+      </w:r>
+      <w:proofErr w:type="spellStart"/>
+      <w:r>
+        <w:rPr>
+          <w:rFonts w:ascii="Times New Roman" w:hAnsi="Times New Roman" w:cs="Times New Roman"/>
+          <w:sz w:val="28"/>
+          <w:szCs w:val="28"/>
+        </w:rPr>
+        <w:t>će</w:t>
+      </w:r>
+      <w:proofErr w:type="spellEnd"/>
+      <w:r>
+        <w:rPr>
+          <w:rFonts w:ascii="Times New Roman" w:hAnsi="Times New Roman" w:cs="Times New Roman"/>
+          <w:sz w:val="28"/>
+          <w:szCs w:val="28"/>
+        </w:rPr>
+        <w:t xml:space="preserve"> se </w:t>
+      </w:r>
+      <w:proofErr w:type="spellStart"/>
+      <w:r>
+        <w:rPr>
+          <w:rFonts w:ascii="Times New Roman" w:hAnsi="Times New Roman" w:cs="Times New Roman"/>
+          <w:sz w:val="28"/>
+          <w:szCs w:val="28"/>
+        </w:rPr>
+        <w:t>koristiti</w:t>
+      </w:r>
+      <w:proofErr w:type="spellEnd"/>
+      <w:r>
+        <w:rPr>
+          <w:rFonts w:ascii="Times New Roman" w:hAnsi="Times New Roman" w:cs="Times New Roman"/>
+          <w:sz w:val="28"/>
+          <w:szCs w:val="28"/>
+        </w:rPr>
+        <w:t xml:space="preserve"> </w:t>
+      </w:r>
+      <w:proofErr w:type="spellStart"/>
+      <w:r>
+        <w:rPr>
+          <w:rFonts w:ascii="Times New Roman" w:hAnsi="Times New Roman" w:cs="Times New Roman"/>
+          <w:sz w:val="28"/>
+          <w:szCs w:val="28"/>
+        </w:rPr>
+        <w:t>kako</w:t>
+      </w:r>
+      <w:proofErr w:type="spellEnd"/>
+      <w:r>
+        <w:rPr>
+          <w:rFonts w:ascii="Times New Roman" w:hAnsi="Times New Roman" w:cs="Times New Roman"/>
+          <w:sz w:val="28"/>
+          <w:szCs w:val="28"/>
+        </w:rPr>
+        <w:t xml:space="preserve"> </w:t>
+      </w:r>
+      <w:proofErr w:type="spellStart"/>
+      <w:r>
+        <w:rPr>
+          <w:rFonts w:ascii="Times New Roman" w:hAnsi="Times New Roman" w:cs="Times New Roman"/>
+          <w:sz w:val="28"/>
+          <w:szCs w:val="28"/>
+        </w:rPr>
+        <w:t>bi</w:t>
+      </w:r>
+      <w:proofErr w:type="spellEnd"/>
+      <w:r>
+        <w:rPr>
+          <w:rFonts w:ascii="Times New Roman" w:hAnsi="Times New Roman" w:cs="Times New Roman"/>
+          <w:sz w:val="28"/>
+          <w:szCs w:val="28"/>
+        </w:rPr>
+        <w:t xml:space="preserve"> </w:t>
+      </w:r>
+      <w:proofErr w:type="spellStart"/>
+      <w:r>
+        <w:rPr>
+          <w:rFonts w:ascii="Times New Roman" w:hAnsi="Times New Roman" w:cs="Times New Roman"/>
+          <w:sz w:val="28"/>
+          <w:szCs w:val="28"/>
+        </w:rPr>
+        <w:t>moglo</w:t>
+      </w:r>
+      <w:proofErr w:type="spellEnd"/>
+      <w:r>
+        <w:rPr>
+          <w:rFonts w:ascii="Times New Roman" w:hAnsi="Times New Roman" w:cs="Times New Roman"/>
+          <w:sz w:val="28"/>
+          <w:szCs w:val="28"/>
+        </w:rPr>
+        <w:t xml:space="preserve"> u </w:t>
+      </w:r>
+      <w:proofErr w:type="spellStart"/>
+      <w:r>
+        <w:rPr>
+          <w:rFonts w:ascii="Times New Roman" w:hAnsi="Times New Roman" w:cs="Times New Roman"/>
+          <w:sz w:val="28"/>
+          <w:szCs w:val="28"/>
+        </w:rPr>
+        <w:t>te</w:t>
+      </w:r>
+      <w:proofErr w:type="spellEnd"/>
+      <w:r>
+        <w:rPr>
+          <w:rFonts w:ascii="Times New Roman" w:hAnsi="Times New Roman" w:cs="Times New Roman"/>
+          <w:sz w:val="28"/>
+          <w:szCs w:val="28"/>
+        </w:rPr>
+        <w:t xml:space="preserve"> </w:t>
+      </w:r>
+      <w:proofErr w:type="spellStart"/>
+      <w:r>
+        <w:rPr>
+          <w:rFonts w:ascii="Times New Roman" w:hAnsi="Times New Roman" w:cs="Times New Roman"/>
+          <w:sz w:val="28"/>
+          <w:szCs w:val="28"/>
+        </w:rPr>
+        <w:t>specifične</w:t>
+      </w:r>
+      <w:proofErr w:type="spellEnd"/>
+      <w:r>
+        <w:rPr>
+          <w:rFonts w:ascii="Times New Roman" w:hAnsi="Times New Roman" w:cs="Times New Roman"/>
+          <w:sz w:val="28"/>
+          <w:szCs w:val="28"/>
+        </w:rPr>
+        <w:t xml:space="preserve"> </w:t>
+      </w:r>
+      <w:proofErr w:type="spellStart"/>
+      <w:r>
+        <w:rPr>
+          <w:rFonts w:ascii="Times New Roman" w:hAnsi="Times New Roman" w:cs="Times New Roman"/>
+          <w:sz w:val="28"/>
+          <w:szCs w:val="28"/>
+        </w:rPr>
+        <w:t>adrese</w:t>
+      </w:r>
+      <w:proofErr w:type="spellEnd"/>
+      <w:r>
+        <w:rPr>
+          <w:rFonts w:ascii="Times New Roman" w:hAnsi="Times New Roman" w:cs="Times New Roman"/>
+          <w:sz w:val="28"/>
+          <w:szCs w:val="28"/>
+        </w:rPr>
+        <w:t xml:space="preserve"> da se </w:t>
+      </w:r>
+      <w:proofErr w:type="spellStart"/>
+      <w:r>
+        <w:rPr>
+          <w:rFonts w:ascii="Times New Roman" w:hAnsi="Times New Roman" w:cs="Times New Roman"/>
+          <w:sz w:val="28"/>
+          <w:szCs w:val="28"/>
+        </w:rPr>
+        <w:t>upiše</w:t>
+      </w:r>
+      <w:proofErr w:type="spellEnd"/>
+      <w:r>
+        <w:rPr>
+          <w:rFonts w:ascii="Times New Roman" w:hAnsi="Times New Roman" w:cs="Times New Roman"/>
+          <w:sz w:val="28"/>
+          <w:szCs w:val="28"/>
+        </w:rPr>
+        <w:t xml:space="preserve"> </w:t>
+      </w:r>
+      <w:proofErr w:type="spellStart"/>
+      <w:r>
+        <w:rPr>
+          <w:rFonts w:ascii="Times New Roman" w:hAnsi="Times New Roman" w:cs="Times New Roman"/>
+          <w:sz w:val="28"/>
+          <w:szCs w:val="28"/>
+        </w:rPr>
+        <w:t>podatak</w:t>
+      </w:r>
+      <w:proofErr w:type="spellEnd"/>
+      <w:r>
+        <w:rPr>
+          <w:rFonts w:ascii="Times New Roman" w:hAnsi="Times New Roman" w:cs="Times New Roman"/>
+          <w:sz w:val="28"/>
+          <w:szCs w:val="28"/>
+        </w:rPr>
         <w:t xml:space="preserve">. </w:t>
       </w:r>
       <w:proofErr w:type="spellStart"/>
@@ -14612,7 +14956,61 @@
           <w:sz w:val="28"/>
           <w:szCs w:val="28"/>
         </w:rPr>
-        <w:t>Obe</w:t>
+        <w:t>Cilj</w:t>
+      </w:r>
+      <w:proofErr w:type="spellEnd"/>
+      <w:r>
+        <w:rPr>
+          <w:rFonts w:ascii="Times New Roman" w:hAnsi="Times New Roman" w:cs="Times New Roman"/>
+          <w:sz w:val="28"/>
+          <w:szCs w:val="28"/>
+        </w:rPr>
+        <w:t xml:space="preserve"> je da se </w:t>
+      </w:r>
+      <w:proofErr w:type="spellStart"/>
+      <w:r>
+        <w:rPr>
+          <w:rFonts w:ascii="Times New Roman" w:hAnsi="Times New Roman" w:cs="Times New Roman"/>
+          <w:sz w:val="28"/>
+          <w:szCs w:val="28"/>
+        </w:rPr>
+        <w:t>svi</w:t>
+      </w:r>
+      <w:proofErr w:type="spellEnd"/>
+      <w:r>
+        <w:rPr>
+          <w:rFonts w:ascii="Times New Roman" w:hAnsi="Times New Roman" w:cs="Times New Roman"/>
+          <w:sz w:val="28"/>
+          <w:szCs w:val="28"/>
+        </w:rPr>
+        <w:t xml:space="preserve"> </w:t>
+      </w:r>
+      <w:proofErr w:type="spellStart"/>
+      <w:r>
+        <w:rPr>
+          <w:rFonts w:ascii="Times New Roman" w:hAnsi="Times New Roman" w:cs="Times New Roman"/>
+          <w:sz w:val="28"/>
+          <w:szCs w:val="28"/>
+        </w:rPr>
+        <w:t>smerovi</w:t>
+      </w:r>
+      <w:proofErr w:type="spellEnd"/>
+      <w:r>
+        <w:rPr>
+          <w:rFonts w:ascii="Times New Roman" w:hAnsi="Times New Roman" w:cs="Times New Roman"/>
+          <w:sz w:val="28"/>
+          <w:szCs w:val="28"/>
+        </w:rPr>
+        <w:t xml:space="preserve"> </w:t>
+      </w:r>
+      <w:proofErr w:type="spellStart"/>
+      <w:r>
+        <w:rPr>
+          <w:rFonts w:ascii="Times New Roman" w:hAnsi="Times New Roman" w:cs="Times New Roman"/>
+          <w:sz w:val="28"/>
+          <w:szCs w:val="28"/>
+        </w:rPr>
+        <w:t>obe</w:t>
       </w:r>
       <w:proofErr w:type="spellEnd"/>
       <w:r>
@@ -14666,781 +15064,6 @@
           <w:sz w:val="28"/>
           <w:szCs w:val="28"/>
         </w:rPr>
-        <w:t>su</w:t>
-      </w:r>
-      <w:proofErr w:type="spellEnd"/>
-      <w:r>
-        <w:rPr>
-          <w:rFonts w:ascii="Times New Roman" w:hAnsi="Times New Roman" w:cs="Times New Roman"/>
-          <w:sz w:val="28"/>
-          <w:szCs w:val="28"/>
-        </w:rPr>
-        <w:t xml:space="preserve"> </w:t>
-      </w:r>
-      <w:proofErr w:type="spellStart"/>
-      <w:r>
-        <w:rPr>
-          <w:rFonts w:ascii="Times New Roman" w:hAnsi="Times New Roman" w:cs="Times New Roman"/>
-          <w:sz w:val="28"/>
-          <w:szCs w:val="28"/>
-        </w:rPr>
-        <w:t>bajt</w:t>
-      </w:r>
-      <w:proofErr w:type="spellEnd"/>
-      <w:r>
-        <w:rPr>
-          <w:rFonts w:ascii="Times New Roman" w:hAnsi="Times New Roman" w:cs="Times New Roman"/>
-          <w:sz w:val="28"/>
-          <w:szCs w:val="28"/>
-        </w:rPr>
-        <w:t xml:space="preserve"> </w:t>
-      </w:r>
-      <w:proofErr w:type="spellStart"/>
-      <w:r>
-        <w:rPr>
-          <w:rFonts w:ascii="Times New Roman" w:hAnsi="Times New Roman" w:cs="Times New Roman"/>
-          <w:sz w:val="28"/>
-          <w:szCs w:val="28"/>
-        </w:rPr>
-        <w:t>adresibilne</w:t>
-      </w:r>
-      <w:proofErr w:type="spellEnd"/>
-      <w:r>
-        <w:rPr>
-          <w:rFonts w:ascii="Times New Roman" w:hAnsi="Times New Roman" w:cs="Times New Roman"/>
-          <w:sz w:val="28"/>
-          <w:szCs w:val="28"/>
-        </w:rPr>
-        <w:t xml:space="preserve">, </w:t>
-      </w:r>
-      <w:proofErr w:type="spellStart"/>
-      <w:r>
-        <w:rPr>
-          <w:rFonts w:ascii="Times New Roman" w:hAnsi="Times New Roman" w:cs="Times New Roman"/>
-          <w:sz w:val="28"/>
-          <w:szCs w:val="28"/>
-        </w:rPr>
-        <w:t>prva</w:t>
-      </w:r>
-      <w:proofErr w:type="spellEnd"/>
-      <w:r>
-        <w:rPr>
-          <w:rFonts w:ascii="Times New Roman" w:hAnsi="Times New Roman" w:cs="Times New Roman"/>
-          <w:sz w:val="28"/>
-          <w:szCs w:val="28"/>
-        </w:rPr>
-        <w:t xml:space="preserve"> </w:t>
-      </w:r>
-      <w:proofErr w:type="spellStart"/>
-      <w:r>
-        <w:rPr>
-          <w:rFonts w:ascii="Times New Roman" w:hAnsi="Times New Roman" w:cs="Times New Roman"/>
-          <w:sz w:val="28"/>
-          <w:szCs w:val="28"/>
-        </w:rPr>
-        <w:t>adresa</w:t>
-      </w:r>
-      <w:proofErr w:type="spellEnd"/>
-      <w:r>
-        <w:rPr>
-          <w:rFonts w:ascii="Times New Roman" w:hAnsi="Times New Roman" w:cs="Times New Roman"/>
-          <w:sz w:val="28"/>
-          <w:szCs w:val="28"/>
-        </w:rPr>
-        <w:t xml:space="preserve"> je </w:t>
-      </w:r>
-      <w:proofErr w:type="spellStart"/>
-      <w:r>
-        <w:rPr>
-          <w:rFonts w:ascii="Times New Roman" w:hAnsi="Times New Roman" w:cs="Times New Roman"/>
-          <w:sz w:val="28"/>
-          <w:szCs w:val="28"/>
-        </w:rPr>
-        <w:t>nula</w:t>
-      </w:r>
-      <w:proofErr w:type="spellEnd"/>
-      <w:r>
-        <w:rPr>
-          <w:rFonts w:ascii="Times New Roman" w:hAnsi="Times New Roman" w:cs="Times New Roman"/>
-          <w:sz w:val="28"/>
-          <w:szCs w:val="28"/>
-        </w:rPr>
-        <w:t xml:space="preserve">. U </w:t>
-      </w:r>
-      <w:proofErr w:type="spellStart"/>
-      <w:r>
-        <w:rPr>
-          <w:rFonts w:ascii="Times New Roman" w:hAnsi="Times New Roman" w:cs="Times New Roman"/>
-          <w:sz w:val="28"/>
-          <w:szCs w:val="28"/>
-        </w:rPr>
-        <w:t>prvoj</w:t>
-      </w:r>
-      <w:proofErr w:type="spellEnd"/>
-      <w:r>
-        <w:rPr>
-          <w:rFonts w:ascii="Times New Roman" w:hAnsi="Times New Roman" w:cs="Times New Roman"/>
-          <w:sz w:val="28"/>
-          <w:szCs w:val="28"/>
-        </w:rPr>
-        <w:t xml:space="preserve"> </w:t>
-      </w:r>
-      <w:proofErr w:type="spellStart"/>
-      <w:r>
-        <w:rPr>
-          <w:rFonts w:ascii="Times New Roman" w:hAnsi="Times New Roman" w:cs="Times New Roman"/>
-          <w:sz w:val="28"/>
-          <w:szCs w:val="28"/>
-        </w:rPr>
-        <w:t>koloni</w:t>
-      </w:r>
-      <w:proofErr w:type="spellEnd"/>
-      <w:r>
-        <w:rPr>
-          <w:rFonts w:ascii="Times New Roman" w:hAnsi="Times New Roman" w:cs="Times New Roman"/>
-          <w:sz w:val="28"/>
-          <w:szCs w:val="28"/>
-        </w:rPr>
-        <w:t xml:space="preserve"> </w:t>
-      </w:r>
-      <w:proofErr w:type="spellStart"/>
-      <w:r>
-        <w:rPr>
-          <w:rFonts w:ascii="Times New Roman" w:hAnsi="Times New Roman" w:cs="Times New Roman"/>
-          <w:sz w:val="28"/>
-          <w:szCs w:val="28"/>
-        </w:rPr>
-        <w:t>podaci</w:t>
-      </w:r>
-      <w:proofErr w:type="spellEnd"/>
-      <w:r>
-        <w:rPr>
-          <w:rFonts w:ascii="Times New Roman" w:hAnsi="Times New Roman" w:cs="Times New Roman"/>
-          <w:sz w:val="28"/>
-          <w:szCs w:val="28"/>
-        </w:rPr>
-        <w:t xml:space="preserve"> se </w:t>
-      </w:r>
-      <w:proofErr w:type="spellStart"/>
-      <w:r>
-        <w:rPr>
-          <w:rFonts w:ascii="Times New Roman" w:hAnsi="Times New Roman" w:cs="Times New Roman"/>
-          <w:sz w:val="28"/>
-          <w:szCs w:val="28"/>
-        </w:rPr>
-        <w:t>upisuju</w:t>
-      </w:r>
-      <w:proofErr w:type="spellEnd"/>
-      <w:r>
-        <w:rPr>
-          <w:rFonts w:ascii="Times New Roman" w:hAnsi="Times New Roman" w:cs="Times New Roman"/>
-          <w:sz w:val="28"/>
-          <w:szCs w:val="28"/>
-        </w:rPr>
-        <w:t xml:space="preserve"> u </w:t>
-      </w:r>
-      <w:proofErr w:type="spellStart"/>
-      <w:r>
-        <w:rPr>
-          <w:rFonts w:ascii="Times New Roman" w:hAnsi="Times New Roman" w:cs="Times New Roman"/>
-          <w:sz w:val="28"/>
-          <w:szCs w:val="28"/>
-        </w:rPr>
-        <w:t>nulti</w:t>
-      </w:r>
-      <w:proofErr w:type="spellEnd"/>
-      <w:r>
-        <w:rPr>
-          <w:rFonts w:ascii="Times New Roman" w:hAnsi="Times New Roman" w:cs="Times New Roman"/>
-          <w:sz w:val="28"/>
-          <w:szCs w:val="28"/>
-        </w:rPr>
-        <w:t xml:space="preserve"> set, u </w:t>
-      </w:r>
-      <w:proofErr w:type="spellStart"/>
-      <w:r>
-        <w:rPr>
-          <w:rFonts w:ascii="Times New Roman" w:hAnsi="Times New Roman" w:cs="Times New Roman"/>
-          <w:sz w:val="28"/>
-          <w:szCs w:val="28"/>
-        </w:rPr>
-        <w:t>drugoj</w:t>
-      </w:r>
-      <w:proofErr w:type="spellEnd"/>
-      <w:r>
-        <w:rPr>
-          <w:rFonts w:ascii="Times New Roman" w:hAnsi="Times New Roman" w:cs="Times New Roman"/>
-          <w:sz w:val="28"/>
-          <w:szCs w:val="28"/>
-        </w:rPr>
-        <w:t xml:space="preserve"> </w:t>
-      </w:r>
-      <w:proofErr w:type="spellStart"/>
-      <w:r>
-        <w:rPr>
-          <w:rFonts w:ascii="Times New Roman" w:hAnsi="Times New Roman" w:cs="Times New Roman"/>
-          <w:sz w:val="28"/>
-          <w:szCs w:val="28"/>
-        </w:rPr>
-        <w:t>koloni</w:t>
-      </w:r>
-      <w:proofErr w:type="spellEnd"/>
-      <w:r>
-        <w:rPr>
-          <w:rFonts w:ascii="Times New Roman" w:hAnsi="Times New Roman" w:cs="Times New Roman"/>
-          <w:sz w:val="28"/>
-          <w:szCs w:val="28"/>
-        </w:rPr>
-        <w:t xml:space="preserve"> </w:t>
-      </w:r>
-      <w:proofErr w:type="spellStart"/>
-      <w:r>
-        <w:rPr>
-          <w:rFonts w:ascii="Times New Roman" w:hAnsi="Times New Roman" w:cs="Times New Roman"/>
-          <w:sz w:val="28"/>
-          <w:szCs w:val="28"/>
-        </w:rPr>
-        <w:t>podaci</w:t>
-      </w:r>
-      <w:proofErr w:type="spellEnd"/>
-      <w:r>
-        <w:rPr>
-          <w:rFonts w:ascii="Times New Roman" w:hAnsi="Times New Roman" w:cs="Times New Roman"/>
-          <w:sz w:val="28"/>
-          <w:szCs w:val="28"/>
-        </w:rPr>
-        <w:t xml:space="preserve"> se </w:t>
-      </w:r>
-      <w:proofErr w:type="spellStart"/>
-      <w:r>
-        <w:rPr>
-          <w:rFonts w:ascii="Times New Roman" w:hAnsi="Times New Roman" w:cs="Times New Roman"/>
-          <w:sz w:val="28"/>
-          <w:szCs w:val="28"/>
-        </w:rPr>
-        <w:t>upisuju</w:t>
-      </w:r>
-      <w:proofErr w:type="spellEnd"/>
-      <w:r>
-        <w:rPr>
-          <w:rFonts w:ascii="Times New Roman" w:hAnsi="Times New Roman" w:cs="Times New Roman"/>
-          <w:sz w:val="28"/>
-          <w:szCs w:val="28"/>
-        </w:rPr>
-        <w:t xml:space="preserve"> u </w:t>
-      </w:r>
-      <w:proofErr w:type="spellStart"/>
-      <w:r>
-        <w:rPr>
-          <w:rFonts w:ascii="Times New Roman" w:hAnsi="Times New Roman" w:cs="Times New Roman"/>
-          <w:sz w:val="28"/>
-          <w:szCs w:val="28"/>
-        </w:rPr>
-        <w:t>treći</w:t>
-      </w:r>
-      <w:proofErr w:type="spellEnd"/>
-      <w:r>
-        <w:rPr>
-          <w:rFonts w:ascii="Times New Roman" w:hAnsi="Times New Roman" w:cs="Times New Roman"/>
-          <w:sz w:val="28"/>
-          <w:szCs w:val="28"/>
-        </w:rPr>
-        <w:t xml:space="preserve"> set (12/4 = 3) </w:t>
-      </w:r>
-      <w:proofErr w:type="spellStart"/>
-      <w:r>
-        <w:rPr>
-          <w:rFonts w:ascii="Times New Roman" w:hAnsi="Times New Roman" w:cs="Times New Roman"/>
-          <w:sz w:val="28"/>
-          <w:szCs w:val="28"/>
-        </w:rPr>
-        <w:t>i</w:t>
-      </w:r>
-      <w:proofErr w:type="spellEnd"/>
-      <w:r>
-        <w:rPr>
-          <w:rFonts w:ascii="Times New Roman" w:hAnsi="Times New Roman" w:cs="Times New Roman"/>
-          <w:sz w:val="28"/>
-          <w:szCs w:val="28"/>
-        </w:rPr>
-        <w:t xml:space="preserve"> u </w:t>
-      </w:r>
-      <w:proofErr w:type="spellStart"/>
-      <w:r>
-        <w:rPr>
-          <w:rFonts w:ascii="Times New Roman" w:hAnsi="Times New Roman" w:cs="Times New Roman"/>
-          <w:sz w:val="28"/>
-          <w:szCs w:val="28"/>
-        </w:rPr>
-        <w:t>trećoj</w:t>
-      </w:r>
-      <w:proofErr w:type="spellEnd"/>
-      <w:r>
-        <w:rPr>
-          <w:rFonts w:ascii="Times New Roman" w:hAnsi="Times New Roman" w:cs="Times New Roman"/>
-          <w:sz w:val="28"/>
-          <w:szCs w:val="28"/>
-        </w:rPr>
-        <w:t xml:space="preserve"> </w:t>
-      </w:r>
-      <w:proofErr w:type="spellStart"/>
-      <w:r>
-        <w:rPr>
-          <w:rFonts w:ascii="Times New Roman" w:hAnsi="Times New Roman" w:cs="Times New Roman"/>
-          <w:sz w:val="28"/>
-          <w:szCs w:val="28"/>
-        </w:rPr>
-        <w:t>koloni</w:t>
-      </w:r>
-      <w:proofErr w:type="spellEnd"/>
-      <w:r>
-        <w:rPr>
-          <w:rFonts w:ascii="Times New Roman" w:hAnsi="Times New Roman" w:cs="Times New Roman"/>
-          <w:sz w:val="28"/>
-          <w:szCs w:val="28"/>
-        </w:rPr>
-        <w:t xml:space="preserve"> </w:t>
-      </w:r>
-      <w:proofErr w:type="spellStart"/>
-      <w:r>
-        <w:rPr>
-          <w:rFonts w:ascii="Times New Roman" w:hAnsi="Times New Roman" w:cs="Times New Roman"/>
-          <w:sz w:val="28"/>
-          <w:szCs w:val="28"/>
-        </w:rPr>
-        <w:t>podaci</w:t>
-      </w:r>
-      <w:proofErr w:type="spellEnd"/>
-      <w:r>
-        <w:rPr>
-          <w:rFonts w:ascii="Times New Roman" w:hAnsi="Times New Roman" w:cs="Times New Roman"/>
-          <w:sz w:val="28"/>
-          <w:szCs w:val="28"/>
-        </w:rPr>
-        <w:t xml:space="preserve"> se </w:t>
-      </w:r>
-      <w:proofErr w:type="spellStart"/>
-      <w:r>
-        <w:rPr>
-          <w:rFonts w:ascii="Times New Roman" w:hAnsi="Times New Roman" w:cs="Times New Roman"/>
-          <w:sz w:val="28"/>
-          <w:szCs w:val="28"/>
-        </w:rPr>
-        <w:t>upisuju</w:t>
-      </w:r>
-      <w:proofErr w:type="spellEnd"/>
-      <w:r>
-        <w:rPr>
-          <w:rFonts w:ascii="Times New Roman" w:hAnsi="Times New Roman" w:cs="Times New Roman"/>
-          <w:sz w:val="28"/>
-          <w:szCs w:val="28"/>
-        </w:rPr>
-        <w:t xml:space="preserve"> u </w:t>
-      </w:r>
-      <w:proofErr w:type="spellStart"/>
-      <w:r>
-        <w:rPr>
-          <w:rFonts w:ascii="Times New Roman" w:hAnsi="Times New Roman" w:cs="Times New Roman"/>
-          <w:sz w:val="28"/>
-          <w:szCs w:val="28"/>
-        </w:rPr>
-        <w:t>peti</w:t>
-      </w:r>
-      <w:proofErr w:type="spellEnd"/>
-      <w:r>
-        <w:rPr>
-          <w:rFonts w:ascii="Times New Roman" w:hAnsi="Times New Roman" w:cs="Times New Roman"/>
-          <w:sz w:val="28"/>
-          <w:szCs w:val="28"/>
-        </w:rPr>
-        <w:t xml:space="preserve"> set (20/4 = 5). </w:t>
-      </w:r>
-    </w:p>
-    <w:p>
-      <w:pPr>
-        <w:rPr>
-          <w:rFonts w:ascii="Times New Roman" w:hAnsi="Times New Roman" w:cs="Times New Roman"/>
-          <w:sz w:val="28"/>
-          <w:szCs w:val="28"/>
-        </w:rPr>
-      </w:pPr>
-      <w:r>
-        <w:rPr>
-          <w:rFonts w:ascii="Times New Roman" w:hAnsi="Times New Roman" w:cs="Times New Roman"/>
-          <w:sz w:val="28"/>
-          <w:szCs w:val="28"/>
-        </w:rPr>
-        <w:t xml:space="preserve">Na </w:t>
-      </w:r>
-      <w:proofErr w:type="spellStart"/>
-      <w:r>
-        <w:rPr>
-          <w:rFonts w:ascii="Times New Roman" w:hAnsi="Times New Roman" w:cs="Times New Roman"/>
-          <w:sz w:val="28"/>
-          <w:szCs w:val="28"/>
-        </w:rPr>
-        <w:t>početku</w:t>
-      </w:r>
-      <w:proofErr w:type="spellEnd"/>
-      <w:r>
-        <w:rPr>
-          <w:rFonts w:ascii="Times New Roman" w:hAnsi="Times New Roman" w:cs="Times New Roman"/>
-          <w:sz w:val="28"/>
-          <w:szCs w:val="28"/>
-        </w:rPr>
-        <w:t xml:space="preserve"> se u </w:t>
-      </w:r>
-      <w:proofErr w:type="spellStart"/>
-      <w:r>
-        <w:rPr>
-          <w:rFonts w:ascii="Times New Roman" w:hAnsi="Times New Roman" w:cs="Times New Roman"/>
-          <w:sz w:val="28"/>
-          <w:szCs w:val="28"/>
-        </w:rPr>
-        <w:t>registre</w:t>
-      </w:r>
-      <w:proofErr w:type="spellEnd"/>
-      <w:r>
-        <w:rPr>
-          <w:rFonts w:ascii="Times New Roman" w:hAnsi="Times New Roman" w:cs="Times New Roman"/>
-          <w:sz w:val="28"/>
-          <w:szCs w:val="28"/>
-        </w:rPr>
-        <w:t xml:space="preserve"> </w:t>
-      </w:r>
-      <w:proofErr w:type="spellStart"/>
-      <w:r>
-        <w:rPr>
-          <w:rFonts w:ascii="Times New Roman" w:hAnsi="Times New Roman" w:cs="Times New Roman"/>
-          <w:sz w:val="28"/>
-          <w:szCs w:val="28"/>
-        </w:rPr>
-        <w:t>smeštaju</w:t>
-      </w:r>
-      <w:proofErr w:type="spellEnd"/>
-      <w:r>
-        <w:rPr>
-          <w:rFonts w:ascii="Times New Roman" w:hAnsi="Times New Roman" w:cs="Times New Roman"/>
-          <w:sz w:val="28"/>
-          <w:szCs w:val="28"/>
-        </w:rPr>
-        <w:t xml:space="preserve"> </w:t>
-      </w:r>
-      <w:proofErr w:type="spellStart"/>
-      <w:r>
-        <w:rPr>
-          <w:rFonts w:ascii="Times New Roman" w:hAnsi="Times New Roman" w:cs="Times New Roman"/>
-          <w:sz w:val="28"/>
-          <w:szCs w:val="28"/>
-        </w:rPr>
-        <w:t>vrednosti</w:t>
-      </w:r>
-      <w:proofErr w:type="spellEnd"/>
-      <w:r>
-        <w:rPr>
-          <w:rFonts w:ascii="Times New Roman" w:hAnsi="Times New Roman" w:cs="Times New Roman"/>
-          <w:sz w:val="28"/>
-          <w:szCs w:val="28"/>
-        </w:rPr>
-        <w:t xml:space="preserve"> </w:t>
-      </w:r>
-      <w:proofErr w:type="spellStart"/>
-      <w:r>
-        <w:rPr>
-          <w:rFonts w:ascii="Times New Roman" w:hAnsi="Times New Roman" w:cs="Times New Roman"/>
-          <w:sz w:val="28"/>
-          <w:szCs w:val="28"/>
-        </w:rPr>
-        <w:t>koje</w:t>
-      </w:r>
-      <w:proofErr w:type="spellEnd"/>
-      <w:r>
-        <w:rPr>
-          <w:rFonts w:ascii="Times New Roman" w:hAnsi="Times New Roman" w:cs="Times New Roman"/>
-          <w:sz w:val="28"/>
-          <w:szCs w:val="28"/>
-        </w:rPr>
-        <w:t xml:space="preserve"> </w:t>
-      </w:r>
-      <w:proofErr w:type="spellStart"/>
-      <w:proofErr w:type="gramStart"/>
-      <w:r>
-        <w:rPr>
-          <w:rFonts w:ascii="Times New Roman" w:hAnsi="Times New Roman" w:cs="Times New Roman"/>
-          <w:sz w:val="28"/>
-          <w:szCs w:val="28"/>
-        </w:rPr>
-        <w:t>će</w:t>
-      </w:r>
-      <w:proofErr w:type="spellEnd"/>
-      <w:proofErr w:type="gramEnd"/>
-      <w:r>
-        <w:rPr>
-          <w:rFonts w:ascii="Times New Roman" w:hAnsi="Times New Roman" w:cs="Times New Roman"/>
-          <w:sz w:val="28"/>
-          <w:szCs w:val="28"/>
-        </w:rPr>
-        <w:t xml:space="preserve"> se </w:t>
-      </w:r>
-      <w:proofErr w:type="spellStart"/>
-      <w:r>
-        <w:rPr>
-          <w:rFonts w:ascii="Times New Roman" w:hAnsi="Times New Roman" w:cs="Times New Roman"/>
-          <w:sz w:val="28"/>
-          <w:szCs w:val="28"/>
-        </w:rPr>
-        <w:t>koristiti</w:t>
-      </w:r>
-      <w:proofErr w:type="spellEnd"/>
-      <w:r>
-        <w:rPr>
-          <w:rFonts w:ascii="Times New Roman" w:hAnsi="Times New Roman" w:cs="Times New Roman"/>
-          <w:sz w:val="28"/>
-          <w:szCs w:val="28"/>
-        </w:rPr>
-        <w:t xml:space="preserve"> </w:t>
-      </w:r>
-      <w:proofErr w:type="spellStart"/>
-      <w:r>
-        <w:rPr>
-          <w:rFonts w:ascii="Times New Roman" w:hAnsi="Times New Roman" w:cs="Times New Roman"/>
-          <w:sz w:val="28"/>
-          <w:szCs w:val="28"/>
-        </w:rPr>
-        <w:t>kako</w:t>
-      </w:r>
-      <w:proofErr w:type="spellEnd"/>
-      <w:r>
-        <w:rPr>
-          <w:rFonts w:ascii="Times New Roman" w:hAnsi="Times New Roman" w:cs="Times New Roman"/>
-          <w:sz w:val="28"/>
-          <w:szCs w:val="28"/>
-        </w:rPr>
-        <w:t xml:space="preserve"> bi </w:t>
-      </w:r>
-      <w:proofErr w:type="spellStart"/>
-      <w:r>
-        <w:rPr>
-          <w:rFonts w:ascii="Times New Roman" w:hAnsi="Times New Roman" w:cs="Times New Roman"/>
-          <w:sz w:val="28"/>
-          <w:szCs w:val="28"/>
-        </w:rPr>
-        <w:t>moglo</w:t>
-      </w:r>
-      <w:proofErr w:type="spellEnd"/>
-      <w:r>
-        <w:rPr>
-          <w:rFonts w:ascii="Times New Roman" w:hAnsi="Times New Roman" w:cs="Times New Roman"/>
-          <w:sz w:val="28"/>
-          <w:szCs w:val="28"/>
-        </w:rPr>
-        <w:t xml:space="preserve"> u </w:t>
-      </w:r>
-      <w:proofErr w:type="spellStart"/>
-      <w:r>
-        <w:rPr>
-          <w:rFonts w:ascii="Times New Roman" w:hAnsi="Times New Roman" w:cs="Times New Roman"/>
-          <w:sz w:val="28"/>
-          <w:szCs w:val="28"/>
-        </w:rPr>
-        <w:t>te</w:t>
-      </w:r>
-      <w:proofErr w:type="spellEnd"/>
-      <w:r>
-        <w:rPr>
-          <w:rFonts w:ascii="Times New Roman" w:hAnsi="Times New Roman" w:cs="Times New Roman"/>
-          <w:sz w:val="28"/>
-          <w:szCs w:val="28"/>
-        </w:rPr>
-        <w:t xml:space="preserve"> </w:t>
-      </w:r>
-      <w:proofErr w:type="spellStart"/>
-      <w:r>
-        <w:rPr>
-          <w:rFonts w:ascii="Times New Roman" w:hAnsi="Times New Roman" w:cs="Times New Roman"/>
-          <w:sz w:val="28"/>
-          <w:szCs w:val="28"/>
-        </w:rPr>
-        <w:t>specifične</w:t>
-      </w:r>
-      <w:proofErr w:type="spellEnd"/>
-      <w:r>
-        <w:rPr>
-          <w:rFonts w:ascii="Times New Roman" w:hAnsi="Times New Roman" w:cs="Times New Roman"/>
-          <w:sz w:val="28"/>
-          <w:szCs w:val="28"/>
-        </w:rPr>
-        <w:t xml:space="preserve"> </w:t>
-      </w:r>
-      <w:proofErr w:type="spellStart"/>
-      <w:r>
-        <w:rPr>
-          <w:rFonts w:ascii="Times New Roman" w:hAnsi="Times New Roman" w:cs="Times New Roman"/>
-          <w:sz w:val="28"/>
-          <w:szCs w:val="28"/>
-        </w:rPr>
-        <w:t>adrese</w:t>
-      </w:r>
-      <w:proofErr w:type="spellEnd"/>
-      <w:r>
-        <w:rPr>
-          <w:rFonts w:ascii="Times New Roman" w:hAnsi="Times New Roman" w:cs="Times New Roman"/>
-          <w:sz w:val="28"/>
-          <w:szCs w:val="28"/>
-        </w:rPr>
-        <w:t xml:space="preserve"> da se </w:t>
-      </w:r>
-      <w:proofErr w:type="spellStart"/>
-      <w:r>
-        <w:rPr>
-          <w:rFonts w:ascii="Times New Roman" w:hAnsi="Times New Roman" w:cs="Times New Roman"/>
-          <w:sz w:val="28"/>
-          <w:szCs w:val="28"/>
-        </w:rPr>
-        <w:t>upiše</w:t>
-      </w:r>
-      <w:proofErr w:type="spellEnd"/>
-      <w:r>
-        <w:rPr>
-          <w:rFonts w:ascii="Times New Roman" w:hAnsi="Times New Roman" w:cs="Times New Roman"/>
-          <w:sz w:val="28"/>
-          <w:szCs w:val="28"/>
-        </w:rPr>
-        <w:t xml:space="preserve"> </w:t>
-      </w:r>
-      <w:proofErr w:type="spellStart"/>
-      <w:r>
-        <w:rPr>
-          <w:rFonts w:ascii="Times New Roman" w:hAnsi="Times New Roman" w:cs="Times New Roman"/>
-          <w:sz w:val="28"/>
-          <w:szCs w:val="28"/>
-        </w:rPr>
-        <w:t>podatak</w:t>
-      </w:r>
-      <w:proofErr w:type="spellEnd"/>
-      <w:r>
-        <w:rPr>
-          <w:rFonts w:ascii="Times New Roman" w:hAnsi="Times New Roman" w:cs="Times New Roman"/>
-          <w:sz w:val="28"/>
-          <w:szCs w:val="28"/>
-        </w:rPr>
-        <w:t xml:space="preserve">. </w:t>
-      </w:r>
-      <w:proofErr w:type="spellStart"/>
-      <w:r>
-        <w:rPr>
-          <w:rFonts w:ascii="Times New Roman" w:hAnsi="Times New Roman" w:cs="Times New Roman"/>
-          <w:sz w:val="28"/>
-          <w:szCs w:val="28"/>
-        </w:rPr>
-        <w:t>Cilj</w:t>
-      </w:r>
-      <w:proofErr w:type="spellEnd"/>
-      <w:r>
-        <w:rPr>
-          <w:rFonts w:ascii="Times New Roman" w:hAnsi="Times New Roman" w:cs="Times New Roman"/>
-          <w:sz w:val="28"/>
-          <w:szCs w:val="28"/>
-        </w:rPr>
-        <w:t xml:space="preserve"> je da se </w:t>
-      </w:r>
-      <w:proofErr w:type="spellStart"/>
-      <w:r>
-        <w:rPr>
-          <w:rFonts w:ascii="Times New Roman" w:hAnsi="Times New Roman" w:cs="Times New Roman"/>
-          <w:sz w:val="28"/>
-          <w:szCs w:val="28"/>
-        </w:rPr>
-        <w:t>svi</w:t>
-      </w:r>
-      <w:proofErr w:type="spellEnd"/>
-      <w:r>
-        <w:rPr>
-          <w:rFonts w:ascii="Times New Roman" w:hAnsi="Times New Roman" w:cs="Times New Roman"/>
-          <w:sz w:val="28"/>
-          <w:szCs w:val="28"/>
-        </w:rPr>
-        <w:t xml:space="preserve"> </w:t>
-      </w:r>
-      <w:proofErr w:type="spellStart"/>
-      <w:r>
-        <w:rPr>
-          <w:rFonts w:ascii="Times New Roman" w:hAnsi="Times New Roman" w:cs="Times New Roman"/>
-          <w:sz w:val="28"/>
-          <w:szCs w:val="28"/>
-        </w:rPr>
-        <w:t>smerovi</w:t>
-      </w:r>
-      <w:proofErr w:type="spellEnd"/>
-      <w:r>
-        <w:rPr>
-          <w:rFonts w:ascii="Times New Roman" w:hAnsi="Times New Roman" w:cs="Times New Roman"/>
-          <w:sz w:val="28"/>
-          <w:szCs w:val="28"/>
-        </w:rPr>
-        <w:t xml:space="preserve"> </w:t>
-      </w:r>
-      <w:proofErr w:type="spellStart"/>
-      <w:r>
-        <w:rPr>
-          <w:rFonts w:ascii="Times New Roman" w:hAnsi="Times New Roman" w:cs="Times New Roman"/>
-          <w:sz w:val="28"/>
-          <w:szCs w:val="28"/>
-        </w:rPr>
-        <w:t>obe</w:t>
-      </w:r>
-      <w:proofErr w:type="spellEnd"/>
-      <w:r>
-        <w:rPr>
-          <w:rFonts w:ascii="Times New Roman" w:hAnsi="Times New Roman" w:cs="Times New Roman"/>
-          <w:sz w:val="28"/>
-          <w:szCs w:val="28"/>
-        </w:rPr>
-        <w:t xml:space="preserve"> </w:t>
-      </w:r>
-      <w:proofErr w:type="spellStart"/>
-      <w:r>
-        <w:rPr>
-          <w:rFonts w:ascii="Times New Roman" w:hAnsi="Times New Roman" w:cs="Times New Roman"/>
-          <w:sz w:val="28"/>
-          <w:szCs w:val="28"/>
-        </w:rPr>
-        <w:t>keš</w:t>
-      </w:r>
-      <w:proofErr w:type="spellEnd"/>
-      <w:r>
-        <w:rPr>
-          <w:rFonts w:ascii="Times New Roman" w:hAnsi="Times New Roman" w:cs="Times New Roman"/>
-          <w:sz w:val="28"/>
-          <w:szCs w:val="28"/>
-        </w:rPr>
-        <w:t xml:space="preserve"> </w:t>
-      </w:r>
-      <w:proofErr w:type="spellStart"/>
-      <w:r>
-        <w:rPr>
-          <w:rFonts w:ascii="Times New Roman" w:hAnsi="Times New Roman" w:cs="Times New Roman"/>
-          <w:sz w:val="28"/>
-          <w:szCs w:val="28"/>
-        </w:rPr>
-        <w:t>memorije</w:t>
-      </w:r>
-      <w:proofErr w:type="spellEnd"/>
-      <w:r>
-        <w:rPr>
-          <w:rFonts w:ascii="Times New Roman" w:hAnsi="Times New Roman" w:cs="Times New Roman"/>
-          <w:sz w:val="28"/>
-          <w:szCs w:val="28"/>
-        </w:rPr>
-        <w:t xml:space="preserve"> </w:t>
-      </w:r>
-      <w:proofErr w:type="spellStart"/>
-      <w:r>
-        <w:rPr>
-          <w:rFonts w:ascii="Times New Roman" w:hAnsi="Times New Roman" w:cs="Times New Roman"/>
-          <w:sz w:val="28"/>
-          <w:szCs w:val="28"/>
-        </w:rPr>
         <w:t>popune</w:t>
       </w:r>
       <w:proofErr w:type="spellEnd"/>
@@ -15453,7 +15076,6 @@
         <w:t xml:space="preserve"> </w:t>
       </w:r>
       <w:proofErr w:type="spellStart"/>
-      <w:proofErr w:type="gramStart"/>
       <w:r>
         <w:rPr>
           <w:rFonts w:ascii="Times New Roman" w:hAnsi="Times New Roman" w:cs="Times New Roman"/>
@@ -15463,7 +15085,6 @@
         <w:t>sa</w:t>
       </w:r>
       <w:proofErr w:type="spellEnd"/>
-      <w:proofErr w:type="gramEnd"/>
       <w:r>
         <w:rPr>
           <w:rFonts w:ascii="Times New Roman" w:hAnsi="Times New Roman" w:cs="Times New Roman"/>
@@ -16559,7 +16180,6 @@
         <w:t xml:space="preserve"> </w:t>
       </w:r>
       <w:proofErr w:type="spellStart"/>
-      <w:proofErr w:type="gramStart"/>
       <w:r>
         <w:rPr>
           <w:rFonts w:ascii="Times New Roman" w:hAnsi="Times New Roman" w:cs="Times New Roman"/>
@@ -16569,7 +16189,6 @@
         <w:t>sa</w:t>
       </w:r>
       <w:proofErr w:type="spellEnd"/>
-      <w:proofErr w:type="gramEnd"/>
       <w:r>
         <w:rPr>
           <w:rFonts w:ascii="Times New Roman" w:hAnsi="Times New Roman" w:cs="Times New Roman"/>
@@ -16929,7 +16548,6 @@
         <w:t xml:space="preserve"> </w:t>
       </w:r>
       <w:proofErr w:type="spellStart"/>
-      <w:proofErr w:type="gramStart"/>
       <w:r>
         <w:rPr>
           <w:rFonts w:ascii="Times New Roman" w:hAnsi="Times New Roman" w:cs="Times New Roman"/>
@@ -16939,7 +16557,6 @@
         <w:t>ni</w:t>
       </w:r>
       <w:proofErr w:type="spellEnd"/>
-      <w:proofErr w:type="gramEnd"/>
       <w:r>
         <w:rPr>
           <w:rFonts w:ascii="Times New Roman" w:hAnsi="Times New Roman" w:cs="Times New Roman"/>
@@ -17072,25 +16689,7 @@
           <w:sz w:val="28"/>
           <w:szCs w:val="28"/>
         </w:rPr>
-        <w:t xml:space="preserve"> </w:t>
-      </w:r>
-      <w:proofErr w:type="spellStart"/>
-      <w:r>
-        <w:rPr>
-          <w:rFonts w:ascii="Times New Roman" w:hAnsi="Times New Roman" w:cs="Times New Roman"/>
-          <w:sz w:val="28"/>
-          <w:szCs w:val="28"/>
-        </w:rPr>
-        <w:t>taj</w:t>
-      </w:r>
-      <w:proofErr w:type="spellEnd"/>
-      <w:r>
-        <w:rPr>
-          <w:rFonts w:ascii="Times New Roman" w:hAnsi="Times New Roman" w:cs="Times New Roman"/>
-          <w:sz w:val="28"/>
-          <w:szCs w:val="28"/>
-        </w:rPr>
-        <w:t xml:space="preserve"> </w:t>
+        <w:t xml:space="preserve"> taj </w:t>
       </w:r>
       <w:proofErr w:type="spellStart"/>
       <w:r>
@@ -17154,23 +16753,13 @@
         </w:rPr>
         <w:t xml:space="preserve"> </w:t>
       </w:r>
-      <w:proofErr w:type="spellStart"/>
-      <w:r>
-        <w:rPr>
-          <w:rFonts w:ascii="Times New Roman" w:hAnsi="Times New Roman" w:cs="Times New Roman"/>
-          <w:sz w:val="28"/>
-          <w:szCs w:val="28"/>
-        </w:rPr>
-        <w:t>taj</w:t>
-      </w:r>
-      <w:proofErr w:type="spellEnd"/>
-      <w:r>
-        <w:rPr>
-          <w:rFonts w:ascii="Times New Roman" w:hAnsi="Times New Roman" w:cs="Times New Roman"/>
-          <w:sz w:val="28"/>
-          <w:szCs w:val="28"/>
-        </w:rPr>
-        <w:t xml:space="preserve"> </w:t>
+      <w:r>
+        <w:rPr>
+          <w:rFonts w:ascii="Times New Roman" w:hAnsi="Times New Roman" w:cs="Times New Roman"/>
+          <w:sz w:val="28"/>
+          <w:szCs w:val="28"/>
+        </w:rPr>
+        <w:t xml:space="preserve">taj </w:t>
       </w:r>
       <w:proofErr w:type="spellStart"/>
       <w:r>
@@ -17224,25 +16813,7 @@
           <w:sz w:val="28"/>
           <w:szCs w:val="28"/>
         </w:rPr>
-        <w:t xml:space="preserve"> </w:t>
-      </w:r>
-      <w:proofErr w:type="spellStart"/>
-      <w:r>
-        <w:rPr>
-          <w:rFonts w:ascii="Times New Roman" w:hAnsi="Times New Roman" w:cs="Times New Roman"/>
-          <w:sz w:val="28"/>
-          <w:szCs w:val="28"/>
-        </w:rPr>
-        <w:t>ka</w:t>
-      </w:r>
-      <w:proofErr w:type="spellEnd"/>
-      <w:r>
-        <w:rPr>
-          <w:rFonts w:ascii="Times New Roman" w:hAnsi="Times New Roman" w:cs="Times New Roman"/>
-          <w:sz w:val="28"/>
-          <w:szCs w:val="28"/>
-        </w:rPr>
-        <w:t xml:space="preserve"> L1 da bi se </w:t>
+        <w:t xml:space="preserve"> ka L1 da bi se </w:t>
       </w:r>
       <w:proofErr w:type="spellStart"/>
       <w:r>
@@ -17565,25 +17136,7 @@
           <w:sz w:val="28"/>
           <w:szCs w:val="28"/>
         </w:rPr>
-        <w:t xml:space="preserve"> </w:t>
-      </w:r>
-      <w:proofErr w:type="spellStart"/>
-      <w:r>
-        <w:rPr>
-          <w:rFonts w:ascii="Times New Roman" w:hAnsi="Times New Roman" w:cs="Times New Roman"/>
-          <w:sz w:val="28"/>
-          <w:szCs w:val="28"/>
-        </w:rPr>
-        <w:t>po</w:t>
-      </w:r>
-      <w:proofErr w:type="spellEnd"/>
-      <w:r>
-        <w:rPr>
-          <w:rFonts w:ascii="Times New Roman" w:hAnsi="Times New Roman" w:cs="Times New Roman"/>
-          <w:sz w:val="28"/>
-          <w:szCs w:val="28"/>
-        </w:rPr>
-        <w:t xml:space="preserve"> </w:t>
+        <w:t xml:space="preserve"> po </w:t>
       </w:r>
       <w:proofErr w:type="spellStart"/>
       <w:r>
@@ -17699,18 +17252,8 @@
           <w:sz w:val="28"/>
           <w:szCs w:val="28"/>
         </w:rPr>
-        <w:t>-</w:t>
-      </w:r>
-      <w:proofErr w:type="gramStart"/>
-      <w:r>
-        <w:rPr>
-          <w:rFonts w:ascii="Times New Roman" w:hAnsi="Times New Roman" w:cs="Times New Roman"/>
-          <w:sz w:val="28"/>
-          <w:szCs w:val="28"/>
-        </w:rPr>
-        <w:t>a</w:t>
-      </w:r>
-      <w:proofErr w:type="gramEnd"/>
+        <w:t>-a</w:t>
+      </w:r>
       <w:r>
         <w:rPr>
           <w:rFonts w:ascii="Times New Roman" w:hAnsi="Times New Roman" w:cs="Times New Roman"/>
@@ -17861,25 +17404,7 @@
           <w:sz w:val="28"/>
           <w:szCs w:val="28"/>
         </w:rPr>
-        <w:t xml:space="preserve"> </w:t>
-      </w:r>
-      <w:proofErr w:type="spellStart"/>
-      <w:r>
-        <w:rPr>
-          <w:rFonts w:ascii="Times New Roman" w:hAnsi="Times New Roman" w:cs="Times New Roman"/>
-          <w:sz w:val="28"/>
-          <w:szCs w:val="28"/>
-        </w:rPr>
-        <w:t>taj</w:t>
-      </w:r>
-      <w:proofErr w:type="spellEnd"/>
-      <w:r>
-        <w:rPr>
-          <w:rFonts w:ascii="Times New Roman" w:hAnsi="Times New Roman" w:cs="Times New Roman"/>
-          <w:sz w:val="28"/>
-          <w:szCs w:val="28"/>
-        </w:rPr>
-        <w:t xml:space="preserve"> </w:t>
+        <w:t xml:space="preserve"> taj </w:t>
       </w:r>
       <w:proofErr w:type="spellStart"/>
       <w:r>
@@ -18147,25 +17672,7 @@
           <w:sz w:val="28"/>
           <w:szCs w:val="28"/>
         </w:rPr>
-        <w:t xml:space="preserve"> </w:t>
-      </w:r>
-      <w:proofErr w:type="spellStart"/>
-      <w:r>
-        <w:rPr>
-          <w:rFonts w:ascii="Times New Roman" w:hAnsi="Times New Roman" w:cs="Times New Roman"/>
-          <w:sz w:val="28"/>
-          <w:szCs w:val="28"/>
-        </w:rPr>
-        <w:t>taj</w:t>
-      </w:r>
-      <w:proofErr w:type="spellEnd"/>
-      <w:r>
-        <w:rPr>
-          <w:rFonts w:ascii="Times New Roman" w:hAnsi="Times New Roman" w:cs="Times New Roman"/>
-          <w:sz w:val="28"/>
-          <w:szCs w:val="28"/>
-        </w:rPr>
-        <w:t xml:space="preserve"> stall </w:t>
+        <w:t xml:space="preserve"> taj stall </w:t>
       </w:r>
       <w:proofErr w:type="spellStart"/>
       <w:r>
@@ -18316,28 +17823,8 @@
           <w:sz w:val="28"/>
           <w:szCs w:val="28"/>
         </w:rPr>
-        <w:t xml:space="preserve"> </w:t>
-      </w:r>
-      <w:proofErr w:type="spellStart"/>
-      <w:r>
-        <w:rPr>
-          <w:rFonts w:ascii="Times New Roman" w:hAnsi="Times New Roman" w:cs="Times New Roman"/>
-          <w:sz w:val="28"/>
-          <w:szCs w:val="28"/>
-        </w:rPr>
-        <w:t>koji</w:t>
-      </w:r>
-      <w:proofErr w:type="spellEnd"/>
-      <w:r>
-        <w:rPr>
-          <w:rFonts w:ascii="Times New Roman" w:hAnsi="Times New Roman" w:cs="Times New Roman"/>
-          <w:sz w:val="28"/>
-          <w:szCs w:val="28"/>
-        </w:rPr>
-        <w:t xml:space="preserve"> </w:t>
-      </w:r>
-      <w:bookmarkStart w:id="0" w:name="_GoBack"/>
-      <w:bookmarkEnd w:id="0"/>
+        <w:t xml:space="preserve"> koji </w:t>
+      </w:r>
       <w:proofErr w:type="spellStart"/>
       <w:r>
         <w:rPr>
@@ -18478,7 +17965,7 @@
         </w:rPr>
         <w:lastRenderedPageBreak/>
         <w:drawing>
-          <wp:inline distT="0" distB="0" distL="0" distR="0">
+          <wp:inline distT="0" distB="0" distL="0" distR="0" wp14:anchorId="5717EFD6" wp14:editId="4C58D55C">
             <wp:extent cx="6847300" cy="5283200"/>
             <wp:effectExtent l="0" t="0" r="0" b="0"/>
             <wp:docPr id="15" name="Picture 15"/>
@@ -18802,7 +18289,7 @@
           <w:noProof/>
         </w:rPr>
         <w:drawing>
-          <wp:inline distT="0" distB="0" distL="0" distR="0">
+          <wp:inline distT="0" distB="0" distL="0" distR="0" wp14:anchorId="06FE047D" wp14:editId="3B4A536D">
             <wp:extent cx="6756400" cy="1778355"/>
             <wp:effectExtent l="0" t="0" r="6350" b="0"/>
             <wp:docPr id="23" name="Picture 23"/>
@@ -18919,25 +18406,7 @@
           <w:sz w:val="28"/>
           <w:szCs w:val="28"/>
         </w:rPr>
-        <w:t xml:space="preserve"> </w:t>
-      </w:r>
-      <w:proofErr w:type="spellStart"/>
-      <w:r>
-        <w:rPr>
-          <w:rFonts w:ascii="Times New Roman" w:hAnsi="Times New Roman" w:cs="Times New Roman"/>
-          <w:sz w:val="28"/>
-          <w:szCs w:val="28"/>
-        </w:rPr>
-        <w:t>Ripes</w:t>
-      </w:r>
-      <w:proofErr w:type="spellEnd"/>
-      <w:r>
-        <w:rPr>
-          <w:rFonts w:ascii="Times New Roman" w:hAnsi="Times New Roman" w:cs="Times New Roman"/>
-          <w:sz w:val="28"/>
-          <w:szCs w:val="28"/>
-        </w:rPr>
-        <w:t xml:space="preserve"> </w:t>
+        <w:t xml:space="preserve"> Ripes </w:t>
       </w:r>
       <w:proofErr w:type="spellStart"/>
       <w:r>
@@ -18955,25 +18424,7 @@
           <w:sz w:val="28"/>
           <w:szCs w:val="28"/>
         </w:rPr>
-        <w:t xml:space="preserve"> </w:t>
-      </w:r>
-      <w:proofErr w:type="spellStart"/>
-      <w:r>
-        <w:rPr>
-          <w:rFonts w:ascii="Times New Roman" w:hAnsi="Times New Roman" w:cs="Times New Roman"/>
-          <w:sz w:val="28"/>
-          <w:szCs w:val="28"/>
-        </w:rPr>
-        <w:t>za</w:t>
-      </w:r>
-      <w:proofErr w:type="spellEnd"/>
-      <w:r>
-        <w:rPr>
-          <w:rFonts w:ascii="Times New Roman" w:hAnsi="Times New Roman" w:cs="Times New Roman"/>
-          <w:sz w:val="28"/>
-          <w:szCs w:val="28"/>
-        </w:rPr>
-        <w:t xml:space="preserve"> </w:t>
+        <w:t xml:space="preserve"> za </w:t>
       </w:r>
       <w:proofErr w:type="spellStart"/>
       <w:r>
@@ -19033,7 +18484,7 @@
         </w:rPr>
         <w:lastRenderedPageBreak/>
         <w:drawing>
-          <wp:inline distT="0" distB="0" distL="0" distR="0">
+          <wp:inline distT="0" distB="0" distL="0" distR="0" wp14:anchorId="243B9A27" wp14:editId="1D959985">
             <wp:extent cx="6814457" cy="5248800"/>
             <wp:effectExtent l="0" t="0" r="5715" b="9525"/>
             <wp:docPr id="16" name="Picture 16"/>
@@ -19186,25 +18637,7 @@
           <w:sz w:val="28"/>
           <w:szCs w:val="28"/>
         </w:rPr>
-        <w:t xml:space="preserve"> </w:t>
-      </w:r>
-      <w:proofErr w:type="spellStart"/>
-      <w:r>
-        <w:rPr>
-          <w:rFonts w:ascii="Times New Roman" w:hAnsi="Times New Roman" w:cs="Times New Roman"/>
-          <w:sz w:val="28"/>
-          <w:szCs w:val="28"/>
-        </w:rPr>
-        <w:t>seta</w:t>
-      </w:r>
-      <w:proofErr w:type="spellEnd"/>
-      <w:r>
-        <w:rPr>
-          <w:rFonts w:ascii="Times New Roman" w:hAnsi="Times New Roman" w:cs="Times New Roman"/>
-          <w:sz w:val="28"/>
-          <w:szCs w:val="28"/>
-        </w:rPr>
-        <w:t xml:space="preserve"> </w:t>
+        <w:t xml:space="preserve"> seta </w:t>
       </w:r>
       <w:r>
         <w:rPr>
@@ -19372,7 +18805,7 @@
           <w:noProof/>
         </w:rPr>
         <w:drawing>
-          <wp:inline distT="0" distB="0" distL="0" distR="0">
+          <wp:inline distT="0" distB="0" distL="0" distR="0" wp14:anchorId="0F2F4482" wp14:editId="33681715">
             <wp:extent cx="6720114" cy="1842504"/>
             <wp:effectExtent l="0" t="0" r="5080" b="5715"/>
             <wp:docPr id="24" name="Picture 24"/>
@@ -19489,25 +18922,7 @@
           <w:sz w:val="28"/>
           <w:szCs w:val="28"/>
         </w:rPr>
-        <w:t xml:space="preserve"> </w:t>
-      </w:r>
-      <w:proofErr w:type="spellStart"/>
-      <w:r>
-        <w:rPr>
-          <w:rFonts w:ascii="Times New Roman" w:hAnsi="Times New Roman" w:cs="Times New Roman"/>
-          <w:sz w:val="28"/>
-          <w:szCs w:val="28"/>
-        </w:rPr>
-        <w:t>Ripes</w:t>
-      </w:r>
-      <w:proofErr w:type="spellEnd"/>
-      <w:r>
-        <w:rPr>
-          <w:rFonts w:ascii="Times New Roman" w:hAnsi="Times New Roman" w:cs="Times New Roman"/>
-          <w:sz w:val="28"/>
-          <w:szCs w:val="28"/>
-        </w:rPr>
-        <w:t xml:space="preserve"> </w:t>
+        <w:t xml:space="preserve"> Ripes </w:t>
       </w:r>
       <w:proofErr w:type="spellStart"/>
       <w:r>
@@ -19525,25 +18940,7 @@
           <w:sz w:val="28"/>
           <w:szCs w:val="28"/>
         </w:rPr>
-        <w:t xml:space="preserve"> </w:t>
-      </w:r>
-      <w:proofErr w:type="spellStart"/>
-      <w:r>
-        <w:rPr>
-          <w:rFonts w:ascii="Times New Roman" w:hAnsi="Times New Roman" w:cs="Times New Roman"/>
-          <w:sz w:val="28"/>
-          <w:szCs w:val="28"/>
-        </w:rPr>
-        <w:t>za</w:t>
-      </w:r>
-      <w:proofErr w:type="spellEnd"/>
-      <w:r>
-        <w:rPr>
-          <w:rFonts w:ascii="Times New Roman" w:hAnsi="Times New Roman" w:cs="Times New Roman"/>
-          <w:sz w:val="28"/>
-          <w:szCs w:val="28"/>
-        </w:rPr>
-        <w:t xml:space="preserve"> </w:t>
+        <w:t xml:space="preserve"> za </w:t>
       </w:r>
       <w:proofErr w:type="spellStart"/>
       <w:r>
@@ -19604,7 +19001,7 @@
         </w:rPr>
         <w:lastRenderedPageBreak/>
         <w:drawing>
-          <wp:inline distT="0" distB="0" distL="0" distR="0">
+          <wp:inline distT="0" distB="0" distL="0" distR="0" wp14:anchorId="4A252340" wp14:editId="0DC63AAD">
             <wp:extent cx="6719570" cy="5114674"/>
             <wp:effectExtent l="0" t="0" r="5080" b="0"/>
             <wp:docPr id="25" name="Picture 25"/>
@@ -19757,25 +19154,7 @@
           <w:sz w:val="28"/>
           <w:szCs w:val="28"/>
         </w:rPr>
-        <w:t xml:space="preserve"> </w:t>
-      </w:r>
-      <w:proofErr w:type="spellStart"/>
-      <w:r>
-        <w:rPr>
-          <w:rFonts w:ascii="Times New Roman" w:hAnsi="Times New Roman" w:cs="Times New Roman"/>
-          <w:sz w:val="28"/>
-          <w:szCs w:val="28"/>
-        </w:rPr>
-        <w:t>seta</w:t>
-      </w:r>
-      <w:proofErr w:type="spellEnd"/>
-      <w:r>
-        <w:rPr>
-          <w:rFonts w:ascii="Times New Roman" w:hAnsi="Times New Roman" w:cs="Times New Roman"/>
-          <w:sz w:val="28"/>
-          <w:szCs w:val="28"/>
-        </w:rPr>
-        <w:t xml:space="preserve"> pet u </w:t>
+        <w:t xml:space="preserve"> seta pet u </w:t>
       </w:r>
       <w:proofErr w:type="spellStart"/>
       <w:r>
@@ -19927,7 +19306,7 @@
           <w:noProof/>
         </w:rPr>
         <w:drawing>
-          <wp:inline distT="0" distB="0" distL="0" distR="0">
+          <wp:inline distT="0" distB="0" distL="0" distR="0" wp14:anchorId="08C5ABF5" wp14:editId="6CF94F67">
             <wp:extent cx="6685795" cy="1836057"/>
             <wp:effectExtent l="0" t="0" r="1270" b="0"/>
             <wp:docPr id="26" name="Picture 26"/>
@@ -20044,25 +19423,7 @@
           <w:sz w:val="28"/>
           <w:szCs w:val="28"/>
         </w:rPr>
-        <w:t xml:space="preserve"> </w:t>
-      </w:r>
-      <w:proofErr w:type="spellStart"/>
-      <w:r>
-        <w:rPr>
-          <w:rFonts w:ascii="Times New Roman" w:hAnsi="Times New Roman" w:cs="Times New Roman"/>
-          <w:sz w:val="28"/>
-          <w:szCs w:val="28"/>
-        </w:rPr>
-        <w:t>Ripes</w:t>
-      </w:r>
-      <w:proofErr w:type="spellEnd"/>
-      <w:r>
-        <w:rPr>
-          <w:rFonts w:ascii="Times New Roman" w:hAnsi="Times New Roman" w:cs="Times New Roman"/>
-          <w:sz w:val="28"/>
-          <w:szCs w:val="28"/>
-        </w:rPr>
-        <w:t xml:space="preserve"> </w:t>
+        <w:t xml:space="preserve"> Ripes </w:t>
       </w:r>
       <w:proofErr w:type="spellStart"/>
       <w:r>
@@ -20080,25 +19441,7 @@
           <w:sz w:val="28"/>
           <w:szCs w:val="28"/>
         </w:rPr>
-        <w:t xml:space="preserve"> </w:t>
-      </w:r>
-      <w:proofErr w:type="spellStart"/>
-      <w:r>
-        <w:rPr>
-          <w:rFonts w:ascii="Times New Roman" w:hAnsi="Times New Roman" w:cs="Times New Roman"/>
-          <w:sz w:val="28"/>
-          <w:szCs w:val="28"/>
-        </w:rPr>
-        <w:t>za</w:t>
-      </w:r>
-      <w:proofErr w:type="spellEnd"/>
-      <w:r>
-        <w:rPr>
-          <w:rFonts w:ascii="Times New Roman" w:hAnsi="Times New Roman" w:cs="Times New Roman"/>
-          <w:sz w:val="28"/>
-          <w:szCs w:val="28"/>
-        </w:rPr>
-        <w:t xml:space="preserve"> </w:t>
+        <w:t xml:space="preserve"> za </w:t>
       </w:r>
       <w:proofErr w:type="spellStart"/>
       <w:r>
@@ -20146,6 +19489,708 @@
         <w:t>kolone</w:t>
       </w:r>
       <w:proofErr w:type="spellEnd"/>
+    </w:p>
+    <w:p>
+      <w:pPr>
+        <w:jc w:val="center"/>
+        <w:rPr>
+          <w:rFonts w:ascii="Times New Roman" w:hAnsi="Times New Roman" w:cs="Times New Roman"/>
+          <w:b/>
+          <w:sz w:val="32"/>
+          <w:lang w:val="sr-Latn-RS"/>
+        </w:rPr>
+      </w:pPr>
+      <w:r>
+        <w:rPr>
+          <w:rFonts w:ascii="Times New Roman" w:hAnsi="Times New Roman" w:cs="Times New Roman"/>
+          <w:b/>
+          <w:sz w:val="32"/>
+        </w:rPr>
+        <w:lastRenderedPageBreak/>
+        <w:t xml:space="preserve">Analiza </w:t>
+      </w:r>
+      <w:proofErr w:type="spellStart"/>
+      <w:r>
+        <w:rPr>
+          <w:rFonts w:ascii="Times New Roman" w:hAnsi="Times New Roman" w:cs="Times New Roman"/>
+          <w:b/>
+          <w:sz w:val="32"/>
+        </w:rPr>
+        <w:t>utro</w:t>
+      </w:r>
+      <w:proofErr w:type="spellEnd"/>
+      <w:r>
+        <w:rPr>
+          <w:rFonts w:ascii="Times New Roman" w:hAnsi="Times New Roman" w:cs="Times New Roman"/>
+          <w:b/>
+          <w:sz w:val="32"/>
+          <w:lang w:val="sr-Latn-RS"/>
+        </w:rPr>
+        <w:t>šenosti resursa</w:t>
+      </w:r>
+    </w:p>
+    <w:tbl>
+      <w:tblPr>
+        <w:tblStyle w:val="TableGrid"/>
+        <w:tblW w:w="0" w:type="auto"/>
+        <w:tblLook w:val="04A0" w:firstRow="1" w:lastRow="0" w:firstColumn="1" w:lastColumn="0" w:noHBand="0" w:noVBand="1"/>
+      </w:tblPr>
+      <w:tblGrid>
+        <w:gridCol w:w="2465"/>
+        <w:gridCol w:w="2184"/>
+        <w:gridCol w:w="2184"/>
+        <w:gridCol w:w="2184"/>
+      </w:tblGrid>
+      <w:tr>
+        <w:tc>
+          <w:tcPr>
+            <w:tcW w:w="2465" w:type="dxa"/>
+          </w:tcPr>
+          <w:p>
+            <w:pPr>
+              <w:rPr>
+                <w:rFonts w:ascii="Times New Roman" w:hAnsi="Times New Roman" w:cs="Times New Roman"/>
+                <w:sz w:val="24"/>
+                <w:lang w:val="sr-Latn-RS"/>
+              </w:rPr>
+            </w:pPr>
+            <w:r>
+              <w:rPr>
+                <w:rFonts w:ascii="Times New Roman" w:hAnsi="Times New Roman" w:cs="Times New Roman"/>
+                <w:sz w:val="24"/>
+                <w:lang w:val="sr-Latn-RS"/>
+              </w:rPr>
+              <w:t>Tip modula</w:t>
+            </w:r>
+          </w:p>
+        </w:tc>
+        <w:tc>
+          <w:tcPr>
+            <w:tcW w:w="2184" w:type="dxa"/>
+          </w:tcPr>
+          <w:p>
+            <w:pPr>
+              <w:rPr>
+                <w:rFonts w:ascii="Times New Roman" w:hAnsi="Times New Roman" w:cs="Times New Roman"/>
+                <w:sz w:val="24"/>
+                <w:lang w:val="sr-Latn-RS"/>
+              </w:rPr>
+            </w:pPr>
+            <w:r>
+              <w:rPr>
+                <w:rFonts w:ascii="Times New Roman" w:hAnsi="Times New Roman" w:cs="Times New Roman"/>
+                <w:sz w:val="24"/>
+                <w:lang w:val="sr-Latn-RS"/>
+              </w:rPr>
+              <w:t>Iskorišćeno</w:t>
+            </w:r>
+          </w:p>
+        </w:tc>
+        <w:tc>
+          <w:tcPr>
+            <w:tcW w:w="2184" w:type="dxa"/>
+          </w:tcPr>
+          <w:p>
+            <w:pPr>
+              <w:rPr>
+                <w:rFonts w:ascii="Times New Roman" w:hAnsi="Times New Roman" w:cs="Times New Roman"/>
+                <w:sz w:val="24"/>
+                <w:lang w:val="sr-Latn-RS"/>
+              </w:rPr>
+            </w:pPr>
+            <w:r>
+              <w:rPr>
+                <w:rFonts w:ascii="Times New Roman" w:hAnsi="Times New Roman" w:cs="Times New Roman"/>
+                <w:sz w:val="24"/>
+                <w:lang w:val="sr-Latn-RS"/>
+              </w:rPr>
+              <w:t>Ukupan broj resursa</w:t>
+            </w:r>
+          </w:p>
+        </w:tc>
+        <w:tc>
+          <w:tcPr>
+            <w:tcW w:w="2184" w:type="dxa"/>
+          </w:tcPr>
+          <w:p>
+            <w:pPr>
+              <w:rPr>
+                <w:rFonts w:ascii="Times New Roman" w:hAnsi="Times New Roman" w:cs="Times New Roman"/>
+                <w:sz w:val="24"/>
+                <w:lang w:val="sr-Latn-RS"/>
+              </w:rPr>
+            </w:pPr>
+            <w:r>
+              <w:rPr>
+                <w:rFonts w:ascii="Times New Roman" w:hAnsi="Times New Roman" w:cs="Times New Roman"/>
+                <w:sz w:val="24"/>
+                <w:lang w:val="sr-Latn-RS"/>
+              </w:rPr>
+              <w:t>Utrošenost</w:t>
+            </w:r>
+          </w:p>
+        </w:tc>
+      </w:tr>
+      <w:tr>
+        <w:tc>
+          <w:tcPr>
+            <w:tcW w:w="2465" w:type="dxa"/>
+          </w:tcPr>
+          <w:p>
+            <w:pPr>
+              <w:rPr>
+                <w:rFonts w:ascii="Times New Roman" w:hAnsi="Times New Roman" w:cs="Times New Roman"/>
+                <w:sz w:val="24"/>
+                <w:lang w:val="sr-Latn-RS"/>
+              </w:rPr>
+            </w:pPr>
+            <w:r>
+              <w:rPr>
+                <w:rFonts w:ascii="Times New Roman" w:hAnsi="Times New Roman" w:cs="Times New Roman"/>
+                <w:sz w:val="24"/>
+                <w:lang w:val="sr-Latn-RS"/>
+              </w:rPr>
+              <w:t>LUT</w:t>
+            </w:r>
+          </w:p>
+        </w:tc>
+        <w:tc>
+          <w:tcPr>
+            <w:tcW w:w="2184" w:type="dxa"/>
+          </w:tcPr>
+          <w:p>
+            <w:pPr>
+              <w:rPr>
+                <w:rFonts w:ascii="Times New Roman" w:hAnsi="Times New Roman" w:cs="Times New Roman"/>
+                <w:sz w:val="24"/>
+                <w:lang w:val="sr-Latn-RS"/>
+              </w:rPr>
+            </w:pPr>
+            <w:r>
+              <w:rPr>
+                <w:rFonts w:ascii="Times New Roman" w:hAnsi="Times New Roman" w:cs="Times New Roman"/>
+                <w:sz w:val="24"/>
+                <w:lang w:val="sr-Latn-RS"/>
+              </w:rPr>
+              <w:t>31668</w:t>
+            </w:r>
+          </w:p>
+        </w:tc>
+        <w:tc>
+          <w:tcPr>
+            <w:tcW w:w="2184" w:type="dxa"/>
+          </w:tcPr>
+          <w:p>
+            <w:pPr>
+              <w:rPr>
+                <w:rFonts w:ascii="Times New Roman" w:hAnsi="Times New Roman" w:cs="Times New Roman"/>
+                <w:sz w:val="24"/>
+                <w:lang w:val="sr-Latn-RS"/>
+              </w:rPr>
+            </w:pPr>
+            <w:r>
+              <w:rPr>
+                <w:rFonts w:ascii="Times New Roman" w:hAnsi="Times New Roman" w:cs="Times New Roman"/>
+                <w:sz w:val="24"/>
+                <w:lang w:val="sr-Latn-RS"/>
+              </w:rPr>
+              <w:t>78600</w:t>
+            </w:r>
+          </w:p>
+        </w:tc>
+        <w:tc>
+          <w:tcPr>
+            <w:tcW w:w="2184" w:type="dxa"/>
+          </w:tcPr>
+          <w:p>
+            <w:pPr>
+              <w:rPr>
+                <w:rFonts w:ascii="Times New Roman" w:hAnsi="Times New Roman" w:cs="Times New Roman"/>
+                <w:sz w:val="24"/>
+                <w:lang w:val="sr-Latn-RS"/>
+              </w:rPr>
+            </w:pPr>
+            <w:r>
+              <w:rPr>
+                <w:rFonts w:ascii="Times New Roman" w:hAnsi="Times New Roman" w:cs="Times New Roman"/>
+                <w:sz w:val="24"/>
+                <w:lang w:val="sr-Latn-RS"/>
+              </w:rPr>
+              <w:t>40.09%</w:t>
+            </w:r>
+          </w:p>
+        </w:tc>
+      </w:tr>
+      <w:tr>
+        <w:tc>
+          <w:tcPr>
+            <w:tcW w:w="2465" w:type="dxa"/>
+          </w:tcPr>
+          <w:p>
+            <w:pPr>
+              <w:rPr>
+                <w:rFonts w:ascii="Times New Roman" w:hAnsi="Times New Roman" w:cs="Times New Roman"/>
+                <w:sz w:val="24"/>
+                <w:lang w:val="sr-Latn-RS"/>
+              </w:rPr>
+            </w:pPr>
+            <w:r>
+              <w:rPr>
+                <w:rFonts w:ascii="Times New Roman" w:hAnsi="Times New Roman" w:cs="Times New Roman"/>
+                <w:sz w:val="24"/>
+                <w:lang w:val="sr-Latn-RS"/>
+              </w:rPr>
+              <w:t>FF</w:t>
+            </w:r>
+          </w:p>
+        </w:tc>
+        <w:tc>
+          <w:tcPr>
+            <w:tcW w:w="2184" w:type="dxa"/>
+          </w:tcPr>
+          <w:p>
+            <w:pPr>
+              <w:rPr>
+                <w:rFonts w:ascii="Times New Roman" w:hAnsi="Times New Roman" w:cs="Times New Roman"/>
+                <w:sz w:val="24"/>
+                <w:lang w:val="sr-Latn-RS"/>
+              </w:rPr>
+            </w:pPr>
+            <w:r>
+              <w:rPr>
+                <w:rFonts w:ascii="Times New Roman" w:hAnsi="Times New Roman" w:cs="Times New Roman"/>
+                <w:sz w:val="24"/>
+                <w:lang w:val="sr-Latn-RS"/>
+              </w:rPr>
+              <w:t>89703</w:t>
+            </w:r>
+          </w:p>
+        </w:tc>
+        <w:tc>
+          <w:tcPr>
+            <w:tcW w:w="2184" w:type="dxa"/>
+          </w:tcPr>
+          <w:p>
+            <w:pPr>
+              <w:rPr>
+                <w:rFonts w:ascii="Times New Roman" w:hAnsi="Times New Roman" w:cs="Times New Roman"/>
+                <w:sz w:val="24"/>
+                <w:lang w:val="sr-Latn-RS"/>
+              </w:rPr>
+            </w:pPr>
+            <w:r>
+              <w:rPr>
+                <w:rFonts w:ascii="Times New Roman" w:hAnsi="Times New Roman" w:cs="Times New Roman"/>
+                <w:sz w:val="24"/>
+                <w:lang w:val="sr-Latn-RS"/>
+              </w:rPr>
+              <w:t>157200</w:t>
+            </w:r>
+          </w:p>
+        </w:tc>
+        <w:tc>
+          <w:tcPr>
+            <w:tcW w:w="2184" w:type="dxa"/>
+          </w:tcPr>
+          <w:p>
+            <w:pPr>
+              <w:keepNext/>
+              <w:rPr>
+                <w:rFonts w:ascii="Times New Roman" w:hAnsi="Times New Roman" w:cs="Times New Roman"/>
+                <w:sz w:val="24"/>
+                <w:lang w:val="sr-Latn-RS"/>
+              </w:rPr>
+            </w:pPr>
+            <w:r>
+              <w:rPr>
+                <w:rFonts w:ascii="Times New Roman" w:hAnsi="Times New Roman" w:cs="Times New Roman"/>
+                <w:sz w:val="24"/>
+                <w:lang w:val="sr-Latn-RS"/>
+              </w:rPr>
+              <w:t>57.06%</w:t>
+            </w:r>
+          </w:p>
+        </w:tc>
+      </w:tr>
+    </w:tbl>
+    <w:p>
+      <w:pPr>
+        <w:pStyle w:val="Caption"/>
+        <w:jc w:val="center"/>
+        <w:rPr>
+          <w:rFonts w:ascii="Times New Roman" w:hAnsi="Times New Roman" w:cs="Times New Roman"/>
+          <w:sz w:val="28"/>
+          <w:szCs w:val="28"/>
+          <w:lang w:val="sr-Latn-RS"/>
+        </w:rPr>
+      </w:pPr>
+      <w:r>
+        <w:rPr>
+          <w:rFonts w:ascii="Times New Roman" w:hAnsi="Times New Roman" w:cs="Times New Roman"/>
+          <w:sz w:val="28"/>
+          <w:szCs w:val="28"/>
+          <w:lang w:val="sr-Latn-RS"/>
+        </w:rPr>
+        <w:fldChar w:fldCharType="begin"/>
+      </w:r>
+      <w:r>
+        <w:rPr>
+          <w:rFonts w:ascii="Times New Roman" w:hAnsi="Times New Roman" w:cs="Times New Roman"/>
+          <w:sz w:val="28"/>
+          <w:szCs w:val="28"/>
+          <w:lang w:val="sr-Latn-RS"/>
+        </w:rPr>
+        <w:instrText xml:space="preserve"> SEQ Figure \* ARABIC </w:instrText>
+      </w:r>
+      <w:r>
+        <w:rPr>
+          <w:rFonts w:ascii="Times New Roman" w:hAnsi="Times New Roman" w:cs="Times New Roman"/>
+          <w:sz w:val="28"/>
+          <w:szCs w:val="28"/>
+          <w:lang w:val="sr-Latn-RS"/>
+        </w:rPr>
+        <w:fldChar w:fldCharType="separate"/>
+      </w:r>
+      <w:r>
+        <w:rPr>
+          <w:rFonts w:ascii="Times New Roman" w:hAnsi="Times New Roman" w:cs="Times New Roman"/>
+          <w:noProof/>
+          <w:sz w:val="28"/>
+          <w:szCs w:val="28"/>
+          <w:lang w:val="sr-Latn-RS"/>
+        </w:rPr>
+        <w:t>26</w:t>
+      </w:r>
+      <w:r>
+        <w:rPr>
+          <w:rFonts w:ascii="Times New Roman" w:hAnsi="Times New Roman" w:cs="Times New Roman"/>
+          <w:sz w:val="28"/>
+          <w:szCs w:val="28"/>
+          <w:lang w:val="sr-Latn-RS"/>
+        </w:rPr>
+        <w:fldChar w:fldCharType="end"/>
+      </w:r>
+      <w:r>
+        <w:rPr>
+          <w:rFonts w:ascii="Times New Roman" w:hAnsi="Times New Roman" w:cs="Times New Roman"/>
+          <w:sz w:val="28"/>
+          <w:szCs w:val="28"/>
+        </w:rPr>
+        <w:t xml:space="preserve">. </w:t>
+      </w:r>
+      <w:proofErr w:type="spellStart"/>
+      <w:r>
+        <w:rPr>
+          <w:rFonts w:ascii="Times New Roman" w:hAnsi="Times New Roman" w:cs="Times New Roman"/>
+          <w:sz w:val="28"/>
+          <w:szCs w:val="28"/>
+        </w:rPr>
+        <w:t>Utrošenost</w:t>
+      </w:r>
+      <w:proofErr w:type="spellEnd"/>
+      <w:r>
+        <w:rPr>
+          <w:rFonts w:ascii="Times New Roman" w:hAnsi="Times New Roman" w:cs="Times New Roman"/>
+          <w:sz w:val="28"/>
+          <w:szCs w:val="28"/>
+        </w:rPr>
+        <w:t xml:space="preserve"> </w:t>
+      </w:r>
+      <w:proofErr w:type="spellStart"/>
+      <w:r>
+        <w:rPr>
+          <w:rFonts w:ascii="Times New Roman" w:hAnsi="Times New Roman" w:cs="Times New Roman"/>
+          <w:sz w:val="28"/>
+          <w:szCs w:val="28"/>
+        </w:rPr>
+        <w:t>hardverskih</w:t>
+      </w:r>
+      <w:proofErr w:type="spellEnd"/>
+      <w:r>
+        <w:rPr>
+          <w:rFonts w:ascii="Times New Roman" w:hAnsi="Times New Roman" w:cs="Times New Roman"/>
+          <w:sz w:val="28"/>
+          <w:szCs w:val="28"/>
+        </w:rPr>
+        <w:t xml:space="preserve"> </w:t>
+      </w:r>
+      <w:proofErr w:type="spellStart"/>
+      <w:r>
+        <w:rPr>
+          <w:rFonts w:ascii="Times New Roman" w:hAnsi="Times New Roman" w:cs="Times New Roman"/>
+          <w:sz w:val="28"/>
+          <w:szCs w:val="28"/>
+        </w:rPr>
+        <w:t>resursa</w:t>
+      </w:r>
+      <w:proofErr w:type="spellEnd"/>
+    </w:p>
+    <w:p>
+      <w:pPr>
+        <w:rPr>
+          <w:rFonts w:ascii="Times New Roman" w:hAnsi="Times New Roman" w:cs="Times New Roman"/>
+          <w:sz w:val="28"/>
+          <w:lang w:val="sr-Latn-RS"/>
+        </w:rPr>
+      </w:pPr>
+    </w:p>
+    <w:p>
+      <w:pPr>
+        <w:keepNext/>
+        <w:jc w:val="center"/>
+      </w:pPr>
+      <w:r>
+        <w:rPr>
+          <w:noProof/>
+        </w:rPr>
+        <w:drawing>
+          <wp:inline distT="0" distB="0" distL="0" distR="0" wp14:anchorId="3B40AE56" wp14:editId="3B6CEDFD">
+            <wp:extent cx="4008783" cy="1290183"/>
+            <wp:effectExtent l="0" t="0" r="0" b="5715"/>
+            <wp:docPr id="27" name="Picture 27"/>
+            <wp:cNvGraphicFramePr>
+              <a:graphicFrameLocks xmlns:a="http://schemas.openxmlformats.org/drawingml/2006/main" noChangeAspect="1"/>
+            </wp:cNvGraphicFramePr>
+            <a:graphic xmlns:a="http://schemas.openxmlformats.org/drawingml/2006/main">
+              <a:graphicData uri="http://schemas.openxmlformats.org/drawingml/2006/picture">
+                <pic:pic xmlns:pic="http://schemas.openxmlformats.org/drawingml/2006/picture">
+                  <pic:nvPicPr>
+                    <pic:cNvPr id="1" name=""/>
+                    <pic:cNvPicPr/>
+                  </pic:nvPicPr>
+                  <pic:blipFill>
+                    <a:blip r:embed="rId33"/>
+                    <a:stretch>
+                      <a:fillRect/>
+                    </a:stretch>
+                  </pic:blipFill>
+                  <pic:spPr>
+                    <a:xfrm>
+                      <a:off x="0" y="0"/>
+                      <a:ext cx="4071297" cy="1310303"/>
+                    </a:xfrm>
+                    <a:prstGeom prst="rect">
+                      <a:avLst/>
+                    </a:prstGeom>
+                  </pic:spPr>
+                </pic:pic>
+              </a:graphicData>
+            </a:graphic>
+          </wp:inline>
+        </w:drawing>
+      </w:r>
+    </w:p>
+    <w:p>
+      <w:pPr>
+        <w:pStyle w:val="Caption"/>
+        <w:jc w:val="center"/>
+        <w:rPr>
+          <w:rFonts w:ascii="Times New Roman" w:hAnsi="Times New Roman" w:cs="Times New Roman"/>
+          <w:sz w:val="28"/>
+          <w:szCs w:val="28"/>
+        </w:rPr>
+      </w:pPr>
+      <w:r>
+        <w:rPr>
+          <w:rFonts w:ascii="Times New Roman" w:hAnsi="Times New Roman" w:cs="Times New Roman"/>
+          <w:sz w:val="28"/>
+          <w:szCs w:val="28"/>
+          <w:lang w:val="sr-Latn-RS"/>
+        </w:rPr>
+        <w:fldChar w:fldCharType="begin"/>
+      </w:r>
+      <w:r>
+        <w:rPr>
+          <w:rFonts w:ascii="Times New Roman" w:hAnsi="Times New Roman" w:cs="Times New Roman"/>
+          <w:sz w:val="28"/>
+          <w:szCs w:val="28"/>
+          <w:lang w:val="sr-Latn-RS"/>
+        </w:rPr>
+        <w:instrText xml:space="preserve"> SEQ Figure \* ARABIC </w:instrText>
+      </w:r>
+      <w:r>
+        <w:rPr>
+          <w:rFonts w:ascii="Times New Roman" w:hAnsi="Times New Roman" w:cs="Times New Roman"/>
+          <w:sz w:val="28"/>
+          <w:szCs w:val="28"/>
+          <w:lang w:val="sr-Latn-RS"/>
+        </w:rPr>
+        <w:fldChar w:fldCharType="separate"/>
+      </w:r>
+      <w:r>
+        <w:rPr>
+          <w:rFonts w:ascii="Times New Roman" w:hAnsi="Times New Roman" w:cs="Times New Roman"/>
+          <w:noProof/>
+          <w:sz w:val="28"/>
+          <w:szCs w:val="28"/>
+          <w:lang w:val="sr-Latn-RS"/>
+        </w:rPr>
+        <w:t>27</w:t>
+      </w:r>
+      <w:r>
+        <w:rPr>
+          <w:rFonts w:ascii="Times New Roman" w:hAnsi="Times New Roman" w:cs="Times New Roman"/>
+          <w:sz w:val="28"/>
+          <w:szCs w:val="28"/>
+          <w:lang w:val="sr-Latn-RS"/>
+        </w:rPr>
+        <w:fldChar w:fldCharType="end"/>
+      </w:r>
+      <w:r>
+        <w:rPr>
+          <w:rFonts w:ascii="Times New Roman" w:hAnsi="Times New Roman" w:cs="Times New Roman"/>
+          <w:sz w:val="28"/>
+          <w:szCs w:val="28"/>
+        </w:rPr>
+        <w:t xml:space="preserve">. </w:t>
+      </w:r>
+      <w:proofErr w:type="spellStart"/>
+      <w:r>
+        <w:rPr>
+          <w:rFonts w:ascii="Times New Roman" w:hAnsi="Times New Roman" w:cs="Times New Roman"/>
+          <w:sz w:val="28"/>
+          <w:szCs w:val="28"/>
+        </w:rPr>
+        <w:t>Procena</w:t>
+      </w:r>
+      <w:proofErr w:type="spellEnd"/>
+      <w:r>
+        <w:rPr>
+          <w:rFonts w:ascii="Times New Roman" w:hAnsi="Times New Roman" w:cs="Times New Roman"/>
+          <w:sz w:val="28"/>
+          <w:szCs w:val="28"/>
+        </w:rPr>
+        <w:t xml:space="preserve"> </w:t>
+      </w:r>
+      <w:proofErr w:type="spellStart"/>
+      <w:r>
+        <w:rPr>
+          <w:rFonts w:ascii="Times New Roman" w:hAnsi="Times New Roman" w:cs="Times New Roman"/>
+          <w:sz w:val="28"/>
+          <w:szCs w:val="28"/>
+        </w:rPr>
+        <w:t>frekvencije</w:t>
+      </w:r>
+      <w:proofErr w:type="spellEnd"/>
+      <w:r>
+        <w:rPr>
+          <w:rFonts w:ascii="Times New Roman" w:hAnsi="Times New Roman" w:cs="Times New Roman"/>
+          <w:sz w:val="28"/>
+          <w:szCs w:val="28"/>
+        </w:rPr>
+        <w:t xml:space="preserve"> rada</w:t>
+      </w:r>
+    </w:p>
+    <w:p/>
+    <w:p>
+      <w:pPr>
+        <w:pStyle w:val="code"/>
+        <w:ind w:left="0" w:firstLine="0"/>
+      </w:pPr>
+      <w:r>
+        <w:t>create_clock -period 200 -name clk -waveform {0.000 100.000} [get_ports clk]</w:t>
+      </w:r>
+    </w:p>
+    <w:p/>
+    <w:p>
+      <w:pPr>
+        <w:rPr>
+          <w:rFonts w:ascii="Times New Roman" w:hAnsi="Times New Roman" w:cs="Times New Roman"/>
+          <w:sz w:val="28"/>
+          <w:lang w:val="sr-Latn-RS"/>
+        </w:rPr>
+      </w:pPr>
+      <w:r>
+        <w:rPr>
+          <w:rFonts w:ascii="Times New Roman" w:hAnsi="Times New Roman" w:cs="Times New Roman"/>
+          <w:sz w:val="28"/>
+          <w:lang w:val="sr-Latn-RS"/>
+        </w:rPr>
+        <w:t>Pokretanjem implementacije uz constraint naveden u kodnom segmentu iznad f</w:t>
+      </w:r>
+      <w:r>
+        <w:rPr>
+          <w:rFonts w:ascii="Times New Roman" w:hAnsi="Times New Roman" w:cs="Times New Roman"/>
+          <w:sz w:val="28"/>
+          <w:lang w:val="sr-Latn-RS"/>
+        </w:rPr>
+        <w:t>rekvencija rada</w:t>
+      </w:r>
+      <w:r>
+        <w:rPr>
+          <w:rFonts w:ascii="Times New Roman" w:hAnsi="Times New Roman" w:cs="Times New Roman"/>
+          <w:sz w:val="28"/>
+          <w:lang w:val="sr-Latn-RS"/>
+        </w:rPr>
+        <w:t xml:space="preserve"> iznosi 9.96MHz</w:t>
+      </w:r>
+      <w:r>
+        <w:rPr>
+          <w:rFonts w:ascii="Times New Roman" w:hAnsi="Times New Roman" w:cs="Times New Roman"/>
+          <w:sz w:val="28"/>
+          <w:lang w:val="sr-Latn-RS"/>
+        </w:rPr>
+        <w:t>.</w:t>
+      </w:r>
+    </w:p>
+    <w:p>
+      <w:pPr>
+        <w:rPr>
+          <w:rFonts w:ascii="Times New Roman" w:hAnsi="Times New Roman" w:cs="Times New Roman"/>
+          <w:sz w:val="28"/>
+          <w:lang w:val="sr-Latn-RS"/>
+        </w:rPr>
+      </w:pPr>
+      <w:r>
+        <w:rPr>
+          <w:rFonts w:ascii="Times New Roman" w:hAnsi="Times New Roman" w:cs="Times New Roman"/>
+          <w:sz w:val="28"/>
+          <w:lang w:val="sr-Latn-RS"/>
+        </w:rPr>
+        <w:t xml:space="preserve">Frekvencija se računa pomoću formule </w:t>
+      </w:r>
+      <m:oMath>
+        <m:f>
+          <m:fPr>
+            <m:ctrlPr>
+              <w:rPr>
+                <w:rFonts w:ascii="Cambria Math" w:hAnsi="Cambria Math" w:cs="Times New Roman"/>
+                <w:i/>
+                <w:sz w:val="28"/>
+                <w:lang w:val="sr-Latn-RS"/>
+              </w:rPr>
+            </m:ctrlPr>
+          </m:fPr>
+          <m:num>
+            <m:r>
+              <w:rPr>
+                <w:rFonts w:ascii="Cambria Math" w:hAnsi="Cambria Math" w:cs="Times New Roman"/>
+                <w:sz w:val="28"/>
+                <w:lang w:val="sr-Latn-RS"/>
+              </w:rPr>
+              <m:t>1</m:t>
+            </m:r>
+          </m:num>
+          <m:den>
+            <m:r>
+              <w:rPr>
+                <w:rFonts w:ascii="Cambria Math" w:hAnsi="Cambria Math" w:cs="Times New Roman"/>
+                <w:sz w:val="28"/>
+                <w:lang w:val="sr-Latn-RS"/>
+              </w:rPr>
+              <m:t>T-WNS</m:t>
+            </m:r>
+          </m:den>
+        </m:f>
+      </m:oMath>
+      <w:r>
+        <w:rPr>
+          <w:rFonts w:ascii="Times New Roman" w:eastAsiaTheme="minorEastAsia" w:hAnsi="Times New Roman" w:cs="Times New Roman"/>
+          <w:sz w:val="28"/>
+          <w:lang w:val="sr-Latn-RS"/>
+        </w:rPr>
+        <w:t>.</w:t>
+      </w:r>
     </w:p>
     <w:sectPr>
       <w:pgSz w:w="11907" w:h="16839" w:code="9"/>
@@ -20158,7 +20203,7 @@
 </file>
 
 <file path=word/numbering.xml><?xml version="1.0" encoding="utf-8"?>
-<w:numbering xmlns:wpc="http://schemas.microsoft.com/office/word/2010/wordprocessingCanvas" xmlns:mc="http://schemas.openxmlformats.org/markup-compatibility/2006" xmlns:o="urn:schemas-microsoft-com:office:office" xmlns:r="http://schemas.openxmlformats.org/officeDocument/2006/relationships" xmlns:m="http://schemas.openxmlformats.org/officeDocument/2006/math" xmlns:v="urn:schemas-microsoft-com:vml" xmlns:wp14="http://schemas.microsoft.com/office/word/2010/wordprocessingDrawing" xmlns:wp="http://schemas.openxmlformats.org/drawingml/2006/wordprocessingDrawing" xmlns:w10="urn:schemas-microsoft-com:office:word" xmlns:w="http://schemas.openxmlformats.org/wordprocessingml/2006/main" xmlns:w14="http://schemas.microsoft.com/office/word/2010/wordml" xmlns:w15="http://schemas.microsoft.com/office/word/2012/wordml" xmlns:wpg="http://schemas.microsoft.com/office/word/2010/wordprocessingGroup" xmlns:wpi="http://schemas.microsoft.com/office/word/2010/wordprocessingInk" xmlns:wne="http://schemas.microsoft.com/office/word/2006/wordml" xmlns:wps="http://schemas.microsoft.com/office/word/2010/wordprocessingShape" mc:Ignorable="w14 w15 wp14">
+<w:numbering xmlns:wpc="http://schemas.microsoft.com/office/word/2010/wordprocessingCanvas" xmlns:cx="http://schemas.microsoft.com/office/drawing/2014/chartex" xmlns:cx1="http://schemas.microsoft.com/office/drawing/2015/9/8/chartex" xmlns:cx2="http://schemas.microsoft.com/office/drawing/2015/10/21/chartex" xmlns:cx3="http://schemas.microsoft.com/office/drawing/2016/5/9/chartex" xmlns:cx4="http://schemas.microsoft.com/office/drawing/2016/5/10/chartex" xmlns:cx5="http://schemas.microsoft.com/office/drawing/2016/5/11/chartex" xmlns:cx6="http://schemas.microsoft.com/office/drawing/2016/5/12/chartex" xmlns:cx7="http://schemas.microsoft.com/office/drawing/2016/5/13/chartex" xmlns:cx8="http://schemas.microsoft.com/office/drawing/2016/5/14/chartex" xmlns:mc="http://schemas.openxmlformats.org/markup-compatibility/2006" xmlns:aink="http://schemas.microsoft.com/office/drawing/2016/ink" xmlns:am3d="http://schemas.microsoft.com/office/drawing/2017/model3d" xmlns:o="urn:schemas-microsoft-com:office:office" xmlns:oel="http://schemas.microsoft.com/office/2019/extlst" xmlns:r="http://schemas.openxmlformats.org/officeDocument/2006/relationships" xmlns:m="http://schemas.openxmlformats.org/officeDocument/2006/math" xmlns:v="urn:schemas-microsoft-com:vml" xmlns:wp14="http://schemas.microsoft.com/office/word/2010/wordprocessingDrawing" xmlns:wp="http://schemas.openxmlformats.org/drawingml/2006/wordprocessingDrawing" xmlns:w10="urn:schemas-microsoft-com:office:word" xmlns:w="http://schemas.openxmlformats.org/wordprocessingml/2006/main" xmlns:w14="http://schemas.microsoft.com/office/word/2010/wordml" xmlns:w15="http://schemas.microsoft.com/office/word/2012/wordml" xmlns:w16cex="http://schemas.microsoft.com/office/word/2018/wordml/cex" xmlns:w16cid="http://schemas.microsoft.com/office/word/2016/wordml/cid" xmlns:w16="http://schemas.microsoft.com/office/word/2018/wordml" xmlns:w16du="http://schemas.microsoft.com/office/word/2023/wordml/word16du" xmlns:w16sdtdh="http://schemas.microsoft.com/office/word/2020/wordml/sdtdatahash" xmlns:w16sdtfl="http://schemas.microsoft.com/office/word/2024/wordml/sdtformatlock" xmlns:w16se="http://schemas.microsoft.com/office/word/2015/wordml/symex" xmlns:wpg="http://schemas.microsoft.com/office/word/2010/wordprocessingGroup" xmlns:wpi="http://schemas.microsoft.com/office/word/2010/wordprocessingInk" xmlns:wne="http://schemas.microsoft.com/office/word/2006/wordml" xmlns:wps="http://schemas.microsoft.com/office/word/2010/wordprocessingShape" mc:Ignorable="w14 w15 w16se w16cid w16 w16cex w16sdtdh w16sdtfl w16du wp14">
   <w:abstractNum w:abstractNumId="0" w15:restartNumberingAfterBreak="0">
     <w:nsid w:val="45A45E25"/>
     <w:multiLevelType w:val="hybridMultilevel"/>
@@ -20837,29 +20882,29 @@
       </w:rPr>
     </w:lvl>
   </w:abstractNum>
-  <w:num w:numId="1">
+  <w:num w:numId="1" w16cid:durableId="1002976077">
     <w:abstractNumId w:val="4"/>
   </w:num>
-  <w:num w:numId="2">
+  <w:num w:numId="2" w16cid:durableId="135539418">
     <w:abstractNumId w:val="5"/>
   </w:num>
-  <w:num w:numId="3">
+  <w:num w:numId="3" w16cid:durableId="1506893226">
     <w:abstractNumId w:val="1"/>
   </w:num>
-  <w:num w:numId="4">
+  <w:num w:numId="4" w16cid:durableId="559632368">
     <w:abstractNumId w:val="2"/>
   </w:num>
-  <w:num w:numId="5">
+  <w:num w:numId="5" w16cid:durableId="1647977582">
     <w:abstractNumId w:val="0"/>
   </w:num>
-  <w:num w:numId="6">
+  <w:num w:numId="6" w16cid:durableId="1863324320">
     <w:abstractNumId w:val="3"/>
   </w:num>
 </w:numbering>
 </file>
 
 <file path=word/styles.xml><?xml version="1.0" encoding="utf-8"?>
-<w:styles xmlns:mc="http://schemas.openxmlformats.org/markup-compatibility/2006" xmlns:r="http://schemas.openxmlformats.org/officeDocument/2006/relationships" xmlns:w="http://schemas.openxmlformats.org/wordprocessingml/2006/main" xmlns:w14="http://schemas.microsoft.com/office/word/2010/wordml" xmlns:w15="http://schemas.microsoft.com/office/word/2012/wordml" mc:Ignorable="w14 w15">
+<w:styles xmlns:mc="http://schemas.openxmlformats.org/markup-compatibility/2006" xmlns:r="http://schemas.openxmlformats.org/officeDocument/2006/relationships" xmlns:w="http://schemas.openxmlformats.org/wordprocessingml/2006/main" xmlns:w14="http://schemas.microsoft.com/office/word/2010/wordml" xmlns:w15="http://schemas.microsoft.com/office/word/2012/wordml" xmlns:w16cex="http://schemas.microsoft.com/office/word/2018/wordml/cex" xmlns:w16cid="http://schemas.microsoft.com/office/word/2016/wordml/cid" xmlns:w16="http://schemas.microsoft.com/office/word/2018/wordml" xmlns:w16du="http://schemas.microsoft.com/office/word/2023/wordml/word16du" xmlns:w16sdtdh="http://schemas.microsoft.com/office/word/2020/wordml/sdtdatahash" xmlns:w16sdtfl="http://schemas.microsoft.com/office/word/2024/wordml/sdtformatlock" xmlns:w16se="http://schemas.microsoft.com/office/word/2015/wordml/symex" mc:Ignorable="w14 w15 w16se w16cid w16 w16cex w16sdtdh w16sdtfl w16du">
   <w:docDefaults>
     <w:rPrDefault>
       <w:rPr>
@@ -20875,7 +20920,7 @@
       </w:pPr>
     </w:pPrDefault>
   </w:docDefaults>
-  <w:latentStyles w:defLockedState="0" w:defUIPriority="99" w:defSemiHidden="0" w:defUnhideWhenUsed="0" w:defQFormat="0" w:count="371">
+  <w:latentStyles w:defLockedState="0" w:defUIPriority="99" w:defSemiHidden="0" w:defUnhideWhenUsed="0" w:defQFormat="0" w:count="376">
     <w:lsdException w:name="Normal" w:uiPriority="0" w:qFormat="1"/>
     <w:lsdException w:name="heading 1" w:uiPriority="9" w:qFormat="1"/>
     <w:lsdException w:name="heading 2" w:semiHidden="1" w:uiPriority="9" w:unhideWhenUsed="1" w:qFormat="1"/>
@@ -21247,6 +21292,11 @@
     <w:lsdException w:name="List Table 5 Dark Accent 6" w:uiPriority="50"/>
     <w:lsdException w:name="List Table 6 Colorful Accent 6" w:uiPriority="51"/>
     <w:lsdException w:name="List Table 7 Colorful Accent 6" w:uiPriority="52"/>
+    <w:lsdException w:name="Mention" w:semiHidden="1" w:unhideWhenUsed="1"/>
+    <w:lsdException w:name="Smart Hyperlink" w:semiHidden="1" w:unhideWhenUsed="1"/>
+    <w:lsdException w:name="Hashtag" w:semiHidden="1" w:unhideWhenUsed="1"/>
+    <w:lsdException w:name="Unresolved Mention" w:semiHidden="1" w:unhideWhenUsed="1"/>
+    <w:lsdException w:name="Smart Link" w:semiHidden="1" w:unhideWhenUsed="1"/>
   </w:latentStyles>
   <w:style w:type="paragraph" w:default="1" w:styleId="Normal">
     <w:name w:val="Normal"/>
@@ -21466,6 +21516,16 @@
       <w:rFonts w:ascii="Segoe UI" w:hAnsi="Segoe UI" w:cs="Segoe UI"/>
       <w:sz w:val="18"/>
       <w:szCs w:val="18"/>
+    </w:rPr>
+  </w:style>
+  <w:style w:type="character" w:styleId="PlaceholderText">
+    <w:name w:val="Placeholder Text"/>
+    <w:basedOn w:val="DefaultParagraphFont"/>
+    <w:uiPriority w:val="99"/>
+    <w:semiHidden/>
+    <w:rsid w:val="00960CB1"/>
+    <w:rPr>
+      <w:color w:val="808080"/>
     </w:rPr>
   </w:style>
 </w:styles>
@@ -21757,7 +21817,7 @@
 </file>
 
 <file path=customXml/itemProps1.xml><?xml version="1.0" encoding="utf-8"?>
-<ds:datastoreItem xmlns:ds="http://schemas.openxmlformats.org/officeDocument/2006/customXml" ds:itemID="{E8660521-0300-4A3E-88FD-9C12551A51B0}">
+<ds:datastoreItem xmlns:ds="http://schemas.openxmlformats.org/officeDocument/2006/customXml" ds:itemID="{8EA29E2E-901D-400C-ACF1-A44B9725F75B}">
   <ds:schemaRefs>
     <ds:schemaRef ds:uri="http://schemas.openxmlformats.org/officeDocument/2006/bibliography"/>
   </ds:schemaRefs>
